--- a/docs/FYP_Interim_2026-07-10.docx
+++ b/docs/FYP_Interim_2026-07-10.docx
@@ -225,7 +225,7 @@
     </w:p>
     <w:p>
       <w:pPr>
-        <w:spacing w:after="160" w:line="276"/>
+        <w:spacing w:after="160" w:line="360"/>
         <w:jc w:val="both"/>
       </w:pPr>
       <w:r>
@@ -239,7 +239,7 @@
     </w:p>
     <w:p>
       <w:pPr>
-        <w:spacing w:after="160" w:line="276"/>
+        <w:spacing w:after="160" w:line="360"/>
         <w:jc w:val="both"/>
       </w:pPr>
       <w:r>
@@ -248,7 +248,7 @@
           <w:sz w:val="24"/>
           <w:szCs w:val="24"/>
         </w:rPr>
-        <w:t xml:space="preserve">All experimental results reported in this interim report were produced by the open-source benchmarking framework described herein, executed on the NTU TC1 GPU cluster, and are reproducible from the committed configuration, source code, and redacted result artefacts. Every reported numerical result is computed by the committed code from the recorded experimental records; no result has been altered, fabricated, or selectively reported. Where the work of others has been used, it has been cited and referenced.</w:t>
+        <w:t xml:space="preserve">All experimental results reported in this interim report were produced by the open-source benchmarking framework described herein, executed on the NTU TC1 GPU cluster. Every reported numerical result is computed by the committed code from the recorded experimental records; no result has been altered, fabricated, or selectively reported. The per-generation raw records are retained locally and pinned by cryptographic hash rather than committed to the public repository, so a third party reproduces the results either by re-running the pipeline from the committed configuration and source code, or by replaying the committed redacted score sidecars — not by recomputing from raw generations on a fresh clone. Where the work of others has been used, it has been cited and referenced.</w:t>
       </w:r>
     </w:p>
     <w:p>
@@ -266,7 +266,7 @@
     </w:p>
     <w:p>
       <w:pPr>
-        <w:spacing w:after="30" w:line="276"/>
+        <w:spacing w:after="30" w:line="360"/>
         <w:jc w:val="left"/>
       </w:pPr>
       <w:r>
@@ -280,7 +280,7 @@
     </w:p>
     <w:p>
       <w:pPr>
-        <w:spacing w:after="30" w:line="276"/>
+        <w:spacing w:after="30" w:line="360"/>
         <w:jc w:val="left"/>
       </w:pPr>
       <w:r>
@@ -294,7 +294,7 @@
     </w:p>
     <w:p>
       <w:pPr>
-        <w:spacing w:after="30" w:line="276"/>
+        <w:spacing w:after="30" w:line="360"/>
         <w:jc w:val="left"/>
       </w:pPr>
       <w:r>
@@ -329,7 +329,7 @@
     </w:p>
     <w:p>
       <w:pPr>
-        <w:spacing w:after="160" w:line="276"/>
+        <w:spacing w:after="160" w:line="360"/>
         <w:jc w:val="both"/>
       </w:pPr>
       <w:r>
@@ -343,7 +343,7 @@
     </w:p>
     <w:p>
       <w:pPr>
-        <w:spacing w:after="160" w:line="276"/>
+        <w:spacing w:after="160" w:line="360"/>
         <w:jc w:val="both"/>
       </w:pPr>
       <w:r>
@@ -357,7 +357,7 @@
     </w:p>
     <w:p>
       <w:pPr>
-        <w:spacing w:after="160" w:line="276"/>
+        <w:spacing w:after="160" w:line="360"/>
         <w:jc w:val="both"/>
       </w:pPr>
       <w:r>
@@ -371,7 +371,7 @@
     </w:p>
     <w:p>
       <w:pPr>
-        <w:spacing w:after="160" w:line="276"/>
+        <w:spacing w:after="160" w:line="360"/>
         <w:jc w:val="both"/>
       </w:pPr>
       <w:r>
@@ -406,7 +406,7 @@
     </w:p>
     <w:p>
       <w:pPr>
-        <w:spacing w:after="160" w:line="276"/>
+        <w:spacing w:after="160" w:line="360"/>
         <w:jc w:val="both"/>
       </w:pPr>
       <w:r>
@@ -441,7 +441,7 @@
     </w:p>
     <w:p>
       <w:pPr>
-        <w:spacing w:after="160" w:line="276"/>
+        <w:spacing w:after="160" w:line="360"/>
         <w:jc w:val="both"/>
       </w:pPr>
       <w:r>
@@ -516,7 +516,7 @@
     </w:p>
     <w:p>
       <w:pPr>
-        <w:spacing w:after="60" w:line="276"/>
+        <w:spacing w:after="60" w:line="360"/>
         <w:jc w:val="left"/>
       </w:pPr>
       <w:r>
@@ -530,7 +530,7 @@
     </w:p>
     <w:p>
       <w:pPr>
-        <w:spacing w:after="60" w:line="276"/>
+        <w:spacing w:after="60" w:line="360"/>
         <w:jc w:val="left"/>
       </w:pPr>
       <w:r>
@@ -544,7 +544,7 @@
     </w:p>
     <w:p>
       <w:pPr>
-        <w:spacing w:after="60" w:line="276"/>
+        <w:spacing w:after="60" w:line="360"/>
         <w:jc w:val="left"/>
       </w:pPr>
       <w:r>
@@ -558,7 +558,7 @@
     </w:p>
     <w:p>
       <w:pPr>
-        <w:spacing w:after="60" w:line="276"/>
+        <w:spacing w:after="60" w:line="360"/>
         <w:jc w:val="left"/>
       </w:pPr>
       <w:r>
@@ -572,7 +572,7 @@
     </w:p>
     <w:p>
       <w:pPr>
-        <w:spacing w:after="60" w:line="276"/>
+        <w:spacing w:after="60" w:line="360"/>
         <w:jc w:val="left"/>
       </w:pPr>
       <w:r>
@@ -586,7 +586,7 @@
     </w:p>
     <w:p>
       <w:pPr>
-        <w:spacing w:after="60" w:line="276"/>
+        <w:spacing w:after="60" w:line="360"/>
         <w:jc w:val="left"/>
       </w:pPr>
       <w:r>
@@ -600,7 +600,7 @@
     </w:p>
     <w:p>
       <w:pPr>
-        <w:spacing w:after="60" w:line="276"/>
+        <w:spacing w:after="60" w:line="360"/>
         <w:jc w:val="left"/>
       </w:pPr>
       <w:r>
@@ -614,7 +614,7 @@
     </w:p>
     <w:p>
       <w:pPr>
-        <w:spacing w:after="60" w:line="276"/>
+        <w:spacing w:after="60" w:line="360"/>
         <w:jc w:val="left"/>
       </w:pPr>
       <w:r>
@@ -628,7 +628,7 @@
     </w:p>
     <w:p>
       <w:pPr>
-        <w:spacing w:after="60" w:line="276"/>
+        <w:spacing w:after="60" w:line="360"/>
         <w:jc w:val="left"/>
       </w:pPr>
       <w:r>
@@ -642,7 +642,7 @@
     </w:p>
     <w:p>
       <w:pPr>
-        <w:spacing w:after="60" w:line="276"/>
+        <w:spacing w:after="60" w:line="360"/>
         <w:jc w:val="left"/>
       </w:pPr>
       <w:r>
@@ -694,7 +694,7 @@
     </w:p>
     <w:p>
       <w:pPr>
-        <w:spacing w:after="160" w:line="276"/>
+        <w:spacing w:after="160" w:line="360"/>
         <w:jc w:val="both"/>
       </w:pPr>
       <w:r>
@@ -708,7 +708,7 @@
     </w:p>
     <w:p>
       <w:pPr>
-        <w:spacing w:after="160" w:line="276"/>
+        <w:spacing w:after="160" w:line="360"/>
         <w:jc w:val="both"/>
       </w:pPr>
       <w:r>
@@ -738,7 +738,7 @@
     </w:p>
     <w:p>
       <w:pPr>
-        <w:spacing w:after="160" w:line="276"/>
+        <w:spacing w:after="160" w:line="360"/>
         <w:jc w:val="both"/>
       </w:pPr>
       <w:r>
@@ -768,7 +768,7 @@
     </w:p>
     <w:p>
       <w:pPr>
-        <w:spacing w:after="160" w:line="276"/>
+        <w:spacing w:after="160" w:line="360"/>
         <w:jc w:val="both"/>
       </w:pPr>
       <w:r>
@@ -787,7 +787,7 @@
           <w:ilvl w:val="0"/>
           <w:numId w:val="2"/>
         </w:numPr>
-        <w:spacing w:after="80" w:line="276"/>
+        <w:spacing w:after="80" w:line="360"/>
       </w:pPr>
       <w:r>
         <w:rPr>
@@ -805,7 +805,7 @@
           <w:ilvl w:val="0"/>
           <w:numId w:val="2"/>
         </w:numPr>
-        <w:spacing w:after="80" w:line="276"/>
+        <w:spacing w:after="80" w:line="360"/>
       </w:pPr>
       <w:r>
         <w:rPr>
@@ -823,7 +823,7 @@
           <w:ilvl w:val="0"/>
           <w:numId w:val="2"/>
         </w:numPr>
-        <w:spacing w:after="80" w:line="276"/>
+        <w:spacing w:after="80" w:line="360"/>
       </w:pPr>
       <w:r>
         <w:rPr>
@@ -841,7 +841,7 @@
           <w:ilvl w:val="0"/>
           <w:numId w:val="2"/>
         </w:numPr>
-        <w:spacing w:after="80" w:line="276"/>
+        <w:spacing w:after="80" w:line="360"/>
       </w:pPr>
       <w:r>
         <w:rPr>
@@ -859,7 +859,7 @@
           <w:ilvl w:val="0"/>
           <w:numId w:val="2"/>
         </w:numPr>
-        <w:spacing w:after="80" w:line="276"/>
+        <w:spacing w:after="80" w:line="360"/>
       </w:pPr>
       <w:r>
         <w:rPr>
@@ -888,7 +888,7 @@
     </w:p>
     <w:p>
       <w:pPr>
-        <w:spacing w:after="160" w:line="276"/>
+        <w:spacing w:after="160" w:line="360"/>
         <w:jc w:val="both"/>
       </w:pPr>
       <w:r>
@@ -918,7 +918,7 @@
     </w:p>
     <w:p>
       <w:pPr>
-        <w:spacing w:after="160" w:line="276"/>
+        <w:spacing w:after="160" w:line="360"/>
         <w:jc w:val="both"/>
       </w:pPr>
       <w:r>
@@ -965,7 +965,7 @@
     </w:p>
     <w:p>
       <w:pPr>
-        <w:spacing w:after="160" w:line="276"/>
+        <w:spacing w:after="160" w:line="360"/>
         <w:jc w:val="both"/>
       </w:pPr>
       <w:r>
@@ -995,7 +995,7 @@
     </w:p>
     <w:p>
       <w:pPr>
-        <w:spacing w:after="160" w:line="276"/>
+        <w:spacing w:after="160" w:line="360"/>
         <w:jc w:val="both"/>
       </w:pPr>
       <w:r>
@@ -1025,7 +1025,7 @@
     </w:p>
     <w:p>
       <w:pPr>
-        <w:spacing w:after="160" w:line="276"/>
+        <w:spacing w:after="160" w:line="360"/>
         <w:jc w:val="both"/>
       </w:pPr>
       <w:r>
@@ -1055,7 +1055,7 @@
     </w:p>
     <w:p>
       <w:pPr>
-        <w:spacing w:after="160" w:line="276"/>
+        <w:spacing w:after="160" w:line="360"/>
         <w:jc w:val="both"/>
       </w:pPr>
       <w:r>
@@ -1069,7 +1069,7 @@
     </w:p>
     <w:p>
       <w:pPr>
-        <w:spacing w:after="160" w:line="276"/>
+        <w:spacing w:after="160" w:line="360"/>
         <w:jc w:val="both"/>
       </w:pPr>
       <w:r>
@@ -1116,7 +1116,7 @@
     </w:p>
     <w:p>
       <w:pPr>
-        <w:spacing w:after="160" w:line="276"/>
+        <w:spacing w:after="160" w:line="360"/>
         <w:jc w:val="both"/>
       </w:pPr>
       <w:r>
@@ -1130,7 +1130,7 @@
     </w:p>
     <w:p>
       <w:pPr>
-        <w:spacing w:after="160" w:line="276"/>
+        <w:spacing w:after="160" w:line="360"/>
         <w:jc w:val="both"/>
       </w:pPr>
       <w:r>
@@ -1870,7 +1870,7 @@
     </w:p>
     <w:p>
       <w:pPr>
-        <w:spacing w:after="160" w:line="276"/>
+        <w:spacing w:after="160" w:line="360"/>
         <w:jc w:val="both"/>
       </w:pPr>
       <w:r>
@@ -1900,7 +1900,7 @@
     </w:p>
     <w:p>
       <w:pPr>
-        <w:spacing w:after="160" w:line="276"/>
+        <w:spacing w:after="160" w:line="360"/>
         <w:jc w:val="both"/>
       </w:pPr>
       <w:r>
@@ -2514,7 +2514,7 @@
     </w:p>
     <w:p>
       <w:pPr>
-        <w:spacing w:after="160" w:line="276"/>
+        <w:spacing w:after="160" w:line="360"/>
         <w:jc w:val="both"/>
       </w:pPr>
       <w:r>
@@ -2544,7 +2544,7 @@
     </w:p>
     <w:p>
       <w:pPr>
-        <w:spacing w:after="160" w:line="276"/>
+        <w:spacing w:after="160" w:line="360"/>
         <w:jc w:val="both"/>
       </w:pPr>
       <w:r>
@@ -2574,7 +2574,7 @@
     </w:p>
     <w:p>
       <w:pPr>
-        <w:spacing w:after="160" w:line="276"/>
+        <w:spacing w:after="160" w:line="360"/>
         <w:jc w:val="both"/>
       </w:pPr>
       <w:r>
@@ -3038,7 +3038,7 @@
     </w:p>
     <w:p>
       <w:pPr>
-        <w:spacing w:after="160" w:line="276"/>
+        <w:spacing w:after="160" w:line="360"/>
         <w:jc w:val="both"/>
       </w:pPr>
       <w:r>
@@ -3085,7 +3085,7 @@
     </w:p>
     <w:p>
       <w:pPr>
-        <w:spacing w:after="160" w:line="276"/>
+        <w:spacing w:after="160" w:line="360"/>
         <w:jc w:val="both"/>
       </w:pPr>
       <w:r>
@@ -3115,7 +3115,7 @@
     </w:p>
     <w:p>
       <w:pPr>
-        <w:spacing w:after="160" w:line="276"/>
+        <w:spacing w:after="160" w:line="360"/>
         <w:jc w:val="both"/>
       </w:pPr>
       <w:r>
@@ -3145,7 +3145,7 @@
     </w:p>
     <w:p>
       <w:pPr>
-        <w:spacing w:after="160" w:line="276"/>
+        <w:spacing w:after="160" w:line="360"/>
         <w:jc w:val="both"/>
       </w:pPr>
       <w:r>
@@ -3175,7 +3175,7 @@
     </w:p>
     <w:p>
       <w:pPr>
-        <w:spacing w:after="160" w:line="276"/>
+        <w:spacing w:after="160" w:line="360"/>
         <w:jc w:val="both"/>
       </w:pPr>
       <w:r>
@@ -3206,7 +3206,7 @@
     </w:p>
     <w:p>
       <w:pPr>
-        <w:spacing w:after="160" w:line="276"/>
+        <w:spacing w:after="160" w:line="360"/>
         <w:jc w:val="both"/>
       </w:pPr>
       <w:r>
@@ -3878,7 +3878,7 @@
     </w:p>
     <w:p>
       <w:pPr>
-        <w:spacing w:after="160" w:line="276"/>
+        <w:spacing w:after="160" w:line="360"/>
         <w:jc w:val="both"/>
       </w:pPr>
       <w:r>
@@ -3925,7 +3925,7 @@
     </w:p>
     <w:p>
       <w:pPr>
-        <w:spacing w:after="160" w:line="276"/>
+        <w:spacing w:after="160" w:line="360"/>
         <w:jc w:val="both"/>
       </w:pPr>
       <w:r>
@@ -4478,7 +4478,7 @@
     </w:p>
     <w:p>
       <w:pPr>
-        <w:spacing w:after="160" w:line="276"/>
+        <w:spacing w:after="160" w:line="360"/>
         <w:jc w:val="both"/>
       </w:pPr>
       <w:r>
@@ -5596,7 +5596,7 @@
     </w:p>
     <w:p>
       <w:pPr>
-        <w:spacing w:after="160" w:line="276"/>
+        <w:spacing w:after="160" w:line="360"/>
         <w:jc w:val="both"/>
       </w:pPr>
       <w:r>
@@ -5626,7 +5626,7 @@
     </w:p>
     <w:p>
       <w:pPr>
-        <w:spacing w:after="160" w:line="276"/>
+        <w:spacing w:after="160" w:line="360"/>
         <w:jc w:val="both"/>
       </w:pPr>
       <w:r>
@@ -5656,7 +5656,7 @@
     </w:p>
     <w:p>
       <w:pPr>
-        <w:spacing w:after="160" w:line="276"/>
+        <w:spacing w:after="160" w:line="360"/>
         <w:jc w:val="both"/>
       </w:pPr>
       <w:r>
@@ -5686,7 +5686,7 @@
     </w:p>
     <w:p>
       <w:pPr>
-        <w:spacing w:after="160" w:line="276"/>
+        <w:spacing w:after="160" w:line="360"/>
         <w:jc w:val="both"/>
       </w:pPr>
       <w:r>
@@ -5716,7 +5716,7 @@
     </w:p>
     <w:p>
       <w:pPr>
-        <w:spacing w:after="160" w:line="276"/>
+        <w:spacing w:after="160" w:line="360"/>
         <w:jc w:val="both"/>
       </w:pPr>
       <w:r>
@@ -6684,7 +6684,7 @@
     </w:p>
     <w:p>
       <w:pPr>
-        <w:spacing w:after="160" w:line="276"/>
+        <w:spacing w:after="160" w:line="360"/>
         <w:jc w:val="both"/>
       </w:pPr>
       <w:r>
@@ -6698,7 +6698,7 @@
     </w:p>
     <w:p>
       <w:pPr>
-        <w:spacing w:after="160" w:line="276"/>
+        <w:spacing w:after="160" w:line="360"/>
         <w:jc w:val="both"/>
       </w:pPr>
       <w:r>
@@ -6729,7 +6729,7 @@
     </w:p>
     <w:p>
       <w:pPr>
-        <w:spacing w:after="160" w:line="276"/>
+        <w:spacing w:after="160" w:line="360"/>
         <w:jc w:val="both"/>
       </w:pPr>
       <w:r>
@@ -6759,7 +6759,7 @@
     </w:p>
     <w:p>
       <w:pPr>
-        <w:spacing w:after="160" w:line="276"/>
+        <w:spacing w:after="160" w:line="360"/>
         <w:jc w:val="both"/>
       </w:pPr>
       <w:r>
@@ -6789,7 +6789,7 @@
     </w:p>
     <w:p>
       <w:pPr>
-        <w:spacing w:after="160" w:line="276"/>
+        <w:spacing w:after="160" w:line="360"/>
         <w:jc w:val="both"/>
       </w:pPr>
       <w:r>
@@ -6798,7 +6798,7 @@
           <w:sz w:val="24"/>
           <w:szCs w:val="24"/>
         </w:rPr>
-        <w:t xml:space="preserve">The primary safety construct is scored by the benchmark’s own fine-tuned classifier rather than refusal matching, and the cross-judge agreement (Cohen’s κ 0.68–0.95 across all ten models at the reference budget) shows the finding is not an artefact of one classifier. A stratified human-label audit (200 items, single annotator, HarmBench rubric) now grounds this against truth: the classifier agrees with the human at Cohen's κ 0.59 versus the regex's 0.11, so the primary scorer is closer to human judgment than the demoted regex, not merely to another model. The residual is honestly bounded — κ 0.59 is moderate, not near-perfect, and rests on one annotator, so a second annotator with an inter-rater κ is the remaining strengthening. Over-refusal remains regex-scored, a known weaker construct. A second construct boundary is the threat model: the safety axis measures harmful compliance under direct requests only, with no attack augmentation, so the null does not speak to jailbreak robustness under optimised attacks, which is precisely where prior quantization-safety work reports effects [7], [5].</w:t>
+        <w:t xml:space="preserve">The primary safety construct is scored by the benchmark’s own fine-tuned classifier rather than refusal matching, and the cross-judge agreement (Cohen’s κ 0.68–0.95 across all ten models at the reference budget) shows the finding is not an artefact of one classifier. A stratified human-label audit (200 items, single annotator — the author — HarmBench rubric) now grounds this against truth: the classifier agrees with the human at Cohen's κ 0.59 versus the regex's 0.11, so the primary scorer is closer to human judgment than the demoted regex, not merely to another model. Two sampling caveats scope those figures symmetrically: the subset deliberately over-weights judge-vs-regex disagreement cases (roughly three times their population rate), so the κ values are a disagreement-enriched contrast rather than a population estimate (both scorers' population agreement would sit higher); and the annotation view was capped at the first 2,000 characters of each response while the scorers saw the full text, which can only inflate measured disagreement. The residual is honestly bounded — κ 0.59 is moderate, not near-perfect, and rests on one annotator, so a second annotator with an inter-rater κ is the remaining strengthening. Over-refusal remains regex-scored, a known weaker construct. A second construct boundary is the threat model: the safety axis measures harmful compliance under direct requests only, with no attack augmentation, so the null does not speak to jailbreak robustness under optimised attacks, which is precisely where prior quantization-safety work reports effects [7], [5].</w:t>
       </w:r>
     </w:p>
     <w:p>
@@ -6819,7 +6819,7 @@
     </w:p>
     <w:p>
       <w:pPr>
-        <w:spacing w:after="160" w:line="276"/>
+        <w:spacing w:after="160" w:line="360"/>
         <w:jc w:val="both"/>
       </w:pPr>
       <w:r>
@@ -6855,7 +6855,7 @@
           <w:ilvl w:val="0"/>
           <w:numId w:val="3"/>
         </w:numPr>
-        <w:spacing w:after="80" w:line="276"/>
+        <w:spacing w:after="80" w:line="360"/>
       </w:pPr>
       <w:r>
         <w:rPr>
@@ -6873,7 +6873,7 @@
           <w:ilvl w:val="0"/>
           <w:numId w:val="3"/>
         </w:numPr>
-        <w:spacing w:after="80" w:line="276"/>
+        <w:spacing w:after="80" w:line="360"/>
       </w:pPr>
       <w:r>
         <w:rPr>
@@ -6891,7 +6891,7 @@
           <w:ilvl w:val="0"/>
           <w:numId w:val="3"/>
         </w:numPr>
-        <w:spacing w:after="80" w:line="276"/>
+        <w:spacing w:after="80" w:line="360"/>
       </w:pPr>
       <w:r>
         <w:rPr>
@@ -6909,7 +6909,7 @@
           <w:ilvl w:val="0"/>
           <w:numId w:val="3"/>
         </w:numPr>
-        <w:spacing w:after="80" w:line="276"/>
+        <w:spacing w:after="80" w:line="360"/>
       </w:pPr>
       <w:r>
         <w:rPr>
@@ -6927,7 +6927,7 @@
           <w:ilvl w:val="0"/>
           <w:numId w:val="3"/>
         </w:numPr>
-        <w:spacing w:after="80" w:line="276"/>
+        <w:spacing w:after="80" w:line="360"/>
       </w:pPr>
       <w:r>
         <w:rPr>
@@ -6945,7 +6945,7 @@
           <w:ilvl w:val="0"/>
           <w:numId w:val="3"/>
         </w:numPr>
-        <w:spacing w:after="80" w:line="276"/>
+        <w:spacing w:after="80" w:line="360"/>
       </w:pPr>
       <w:r>
         <w:rPr>
@@ -6963,7 +6963,7 @@
           <w:ilvl w:val="0"/>
           <w:numId w:val="3"/>
         </w:numPr>
-        <w:spacing w:after="80" w:line="276"/>
+        <w:spacing w:after="80" w:line="360"/>
       </w:pPr>
       <w:r>
         <w:rPr>
@@ -6981,7 +6981,7 @@
           <w:ilvl w:val="0"/>
           <w:numId w:val="3"/>
         </w:numPr>
-        <w:spacing w:after="80" w:line="276"/>
+        <w:spacing w:after="80" w:line="360"/>
       </w:pPr>
       <w:r>
         <w:rPr>
@@ -7027,7 +7027,7 @@
     </w:p>
     <w:p>
       <w:pPr>
-        <w:spacing w:after="160" w:line="276"/>
+        <w:spacing w:after="160" w:line="360"/>
         <w:jc w:val="both"/>
       </w:pPr>
       <w:r>
@@ -7041,7 +7041,7 @@
     </w:p>
     <w:p>
       <w:pPr>
-        <w:spacing w:after="160" w:line="276"/>
+        <w:spacing w:after="160" w:line="360"/>
         <w:jc w:val="both"/>
       </w:pPr>
       <w:r>
@@ -7071,7 +7071,7 @@
     </w:p>
     <w:p>
       <w:pPr>
-        <w:spacing w:after="160" w:line="276"/>
+        <w:spacing w:after="160" w:line="360"/>
         <w:jc w:val="both"/>
       </w:pPr>
       <w:r>
@@ -7090,7 +7090,7 @@
           <w:ilvl w:val="0"/>
           <w:numId w:val="4"/>
         </w:numPr>
-        <w:spacing w:after="80" w:line="276"/>
+        <w:spacing w:after="80" w:line="360"/>
       </w:pPr>
       <w:r>
         <w:rPr>
@@ -7108,7 +7108,7 @@
           <w:ilvl w:val="0"/>
           <w:numId w:val="4"/>
         </w:numPr>
-        <w:spacing w:after="80" w:line="276"/>
+        <w:spacing w:after="80" w:line="360"/>
       </w:pPr>
       <w:r>
         <w:rPr>
@@ -7126,7 +7126,7 @@
           <w:ilvl w:val="0"/>
           <w:numId w:val="4"/>
         </w:numPr>
-        <w:spacing w:after="80" w:line="276"/>
+        <w:spacing w:after="80" w:line="360"/>
       </w:pPr>
       <w:r>
         <w:rPr>
@@ -7144,7 +7144,7 @@
           <w:ilvl w:val="0"/>
           <w:numId w:val="4"/>
         </w:numPr>
-        <w:spacing w:after="80" w:line="276"/>
+        <w:spacing w:after="80" w:line="360"/>
       </w:pPr>
       <w:r>
         <w:rPr>
@@ -7162,7 +7162,7 @@
           <w:ilvl w:val="0"/>
           <w:numId w:val="4"/>
         </w:numPr>
-        <w:spacing w:after="80" w:line="276"/>
+        <w:spacing w:after="80" w:line="360"/>
       </w:pPr>
       <w:r>
         <w:rPr>
@@ -7192,7 +7192,7 @@
     </w:p>
     <w:p>
       <w:pPr>
-        <w:spacing w:after="160" w:line="276"/>
+        <w:spacing w:after="160" w:line="360"/>
         <w:jc w:val="both"/>
       </w:pPr>
       <w:r>
@@ -7206,7 +7206,7 @@
     </w:p>
     <w:p>
       <w:pPr>
-        <w:spacing w:after="160" w:line="276"/>
+        <w:spacing w:after="160" w:line="360"/>
         <w:jc w:val="both"/>
       </w:pPr>
       <w:r>
@@ -7548,7 +7548,7 @@
     </w:p>
     <w:p>
       <w:pPr>
-        <w:spacing w:after="160" w:line="276"/>
+        <w:spacing w:after="160" w:line="360"/>
         <w:jc w:val="both"/>
       </w:pPr>
       <w:r>
@@ -7557,7 +7557,7 @@
           <w:sz w:val="24"/>
           <w:szCs w:val="24"/>
         </w:rPr>
-        <w:t xml:space="preserve">All code, configuration, and redacted result artefacts are in the project repository. The analysis reproduces byte-for-byte from the committed sidecars without a GPU; full experiments require the gated model weights and a CUDA GPU. The project maps to the ML Reproducibility Checklist [18]: models and algorithms are described (Chapters 3–4); datasets, splits, and sample counts are recorded in each run summary; code and pinned dependencies are released; hyper-parameters and decoding controls are recorded in every summary; the compute infrastructure is recorded; and significance procedures are specified, with multiple comparisons disclosed. The repository follows recognised research-software practice (scripts rather than manual steps, fixed seeds, explicit dependencies, and a documented project structure [19], [20]) and is packaged for reuse in line with open-source-software peer-review norms [21]. Raw generations are gitignored and hash-pinned; only redacted sidecars (identifiers, booleans, scalars) are released, so the study is reproducible without redistributing harmful text. The primary artefacts live under results_512/ (the 512-token study), with the 128-token run retained under results/ as the generation-length comparison; a checksum manifest pins 300 immutable raw files across both trees and the multi-seed arm.</w:t>
+        <w:t xml:space="preserve">All code, configuration, and redacted result artefacts are in the project repository. The analysis reproduces byte-for-byte from the committed sidecars without a GPU; full experiments require the gated model weights and a CUDA GPU. The project maps to the ML Reproducibility Checklist [18]: models and algorithms are described (Chapters 3–4); datasets, splits, and sample counts are recorded in each run summary; code and declared dependencies are released; hyper-parameters and decoding controls are recorded in every summary; the compute infrastructure is recorded; and significance procedures are specified, with multiple comparisons disclosed. The dependency set is declared with minimum-version floors (a lockfile with exact pins is a future hardening step). The repository follows recognised research-software practice (scripts rather than manual steps, fixed seeds, explicit dependencies, and a documented project structure [19], [20]) and is packaged for reuse in line with open-source-software peer-review norms [21]. Raw generations are gitignored and hash-pinned; only redacted sidecars (identifiers, booleans, scalars) are released, so the study is reproducible without redistributing harmful text. The primary artefacts live under results_512/ (the 512-token study), with the 128-token run retained under results/ as the generation-length comparison; a checksum manifest pins 300 immutable raw files across both trees and the multi-seed arm.</w:t>
       </w:r>
     </w:p>
     <w:p>
@@ -7579,7 +7579,7 @@
     </w:p>
     <w:p>
       <w:pPr>
-        <w:spacing w:after="160" w:line="276"/>
+        <w:spacing w:after="160" w:line="360"/>
         <w:jc w:val="both"/>
       </w:pPr>
       <w:r>
@@ -7594,8 +7594,8 @@
     <w:sectPr>
       <w:headerReference w:type="default" r:id="rId7"/>
       <w:footerReference w:type="default" r:id="rId8"/>
-      <w:pgSz w:w="12240" w:h="15840" w:orient="portrait"/>
-      <w:pgMar w:top="1440" w:right="1440" w:bottom="1440" w:left="1440" w:header="708" w:footer="708" w:gutter="0"/>
+      <w:pgSz w:w="11906" w:h="16838" w:orient="portrait"/>
+      <w:pgMar w:top="1273" w:right="1273" w:bottom="1273" w:left="1273" w:header="708" w:footer="708" w:gutter="0"/>
       <w:pgNumType/>
       <w:docGrid w:linePitch="360"/>
     </w:sectPr>

--- a/docs/FYP_Interim_2026-07-10.docx
+++ b/docs/FYP_Interim_2026-07-10.docx
@@ -5510,7 +5510,7 @@
                 <w:sz w:val="20"/>
                 <w:szCs w:val="20"/>
               </w:rPr>
-              <w:t xml:space="preserve">robust_preservation</w:t>
+              <w:t xml:space="preserve">alignment_degradation (dir.)</w:t>
             </w:r>
           </w:p>
         </w:tc>

--- a/docs/FYP_Interim_2026-07-10.docx
+++ b/docs/FYP_Interim_2026-07-10.docx
@@ -974,7 +974,7 @@
           <w:sz w:val="24"/>
           <w:szCs w:val="24"/>
         </w:rPr>
-        <w:t xml:space="preserve">Post-training quantization compresses model weights to lower-precision formats. The bitsandbytes library provides two widely used schemes evaluated here: NF4, a four-bit “normal-float” format with double quantization [2], and LLM.int8(), an eight-bit mixed-precision scheme that keeps outlier dimensions in higher precision [1]. While the accuracy cost of these methods is well characterised, their effect on safety behaviour is contested. Empirical studies report mixed and method-dependent results: some find that quantization can degrade safety alignment, with effects that vary by method and attack type [4], [5]; a comprehensive multi-benchmark evaluation finds headline scores largely retained at four bits while cautioning that narrow evaluations can miss shifts on other behavioural dimensions [6]; and some show that quantization can be actively exploited to surface unsafe behaviour [7]. This very inconsistency motivates a controlled, matched-pair design rather than cross-paper comparison, and it cautions against strong, uniform claims.</w:t>
+        <w:t xml:space="preserve">Post-training quantization compresses model weights to lower-precision formats. The bitsandbytes library provides two widely used schemes evaluated here: NF4, a four-bit “normal-float” format with double quantization [2], and LLM.int8(), an eight-bit mixed-precision scheme that keeps outlier dimensions in higher precision [1]. While the accuracy cost of these methods is well characterised, their effect on safety behaviour is contested. Empirical studies report mixed and method-dependent results: some find that quantization can degrade safety alignment, with effects that vary by method and attack type [4], [5]; a comprehensive multi-benchmark evaluation finds headline scores largely retained at four bits while cautioning that narrow evaluations can miss shifts on other behavioural dimensions [6]; and some show that quantization can be actively exploited to surface unsafe behaviour [7]. Closest to this report’s headline, Hong et al. [8] scrutinise trustworthiness across five compression methods and eight trust dimensions and find that four-bit quantization broadly preserves trustworthiness — unlike pruning, which degrades it, and unlike more extreme three-bit compression, where erosion appears — the nearest prior analogue to the null-safety-at-four-bit picture found here, though their study covers larger models and a different trust taxonomy. This very inconsistency motivates a controlled, matched-pair design rather than cross-paper comparison, and it cautions against strong, uniform claims.</w:t>
       </w:r>
     </w:p>
     <w:p>
@@ -1004,7 +1004,7 @@
           <w:sz w:val="24"/>
           <w:szCs w:val="24"/>
         </w:rPr>
-        <w:t xml:space="preserve">HarmBench [3] provides a standardised red-teaming benchmark with an explicit behaviour taxonomy and a fine-tuned classifier that scores whether a response actually exhibits the harmful behaviour, a deliberate move away from refusal-string matching. XSTest [8] measures the opposite failure mode, over-refusal on benign prompts. Holistic frameworks such as HELM [9] formalise the idea that evaluation should be multi-metric and transparent. This interim report adopts HarmBench’s classifier-as-scorer principle [3] as its primary instrument and treats refusal-matching only as a foil. One scope boundary is stated at the outset: HarmBench is a red-teaming framework whose full pipeline applies optimisation-based and LLM-mediated attacks; this study evaluates its standard harmful behaviours presented directly, with no attack augmentation, so its safety axis measures harmful compliance under direct requests, the weakest threat model in the HarmBench taxonomy.</w:t>
+        <w:t xml:space="preserve">HarmBench [3] provides a standardised red-teaming benchmark with an explicit behaviour taxonomy and a fine-tuned classifier that scores whether a response actually exhibits the harmful behaviour, a deliberate move away from refusal-string matching. XSTest [9] measures the opposite failure mode, over-refusal on benign prompts. Holistic frameworks such as HELM [10] formalise the idea that evaluation should be multi-metric and transparent. This interim report adopts HarmBench’s classifier-as-scorer principle [3] as its primary instrument and treats refusal-matching only as a foil. One scope boundary is stated at the outset: HarmBench is a red-teaming framework whose full pipeline applies optimisation-based and LLM-mediated attacks; this study evaluates its standard harmful behaviours presented directly, with no attack augmentation, so its safety axis measures harmful compliance under direct requests, the weakest threat model in the HarmBench taxonomy.</w:t>
       </w:r>
     </w:p>
     <w:p>
@@ -1034,7 +1034,7 @@
           <w:sz w:val="24"/>
           <w:szCs w:val="24"/>
         </w:rPr>
-        <w:t xml:space="preserve">Using one model to judge another’s output is now common, but its validity is an active concern. Surveys of LLM-as-judge methods catalogue the approach’s validity threats and mitigations [10], and critical studies show that judge scores can diverge systematically from human judgment, so judge-based results need validation and, ideally, human grounding [11]. This interim report follows that guidance (a primary classifier, a second independent judge, κ reporting, bootstrap confidence intervals) and adds a human-label validation on a stratified 200-item subset — a single-annotator gold set that was, until now, the one safeguard it lacked.</w:t>
+        <w:t xml:space="preserve">Using one model to judge another’s output is now common, but its validity is an active concern. Surveys of LLM-as-judge methods catalogue the approach’s validity threats and mitigations [11], and critical studies show that judge scores can diverge systematically from human judgment, so judge-based results need validation and, ideally, human grounding [12]. This interim report follows that guidance (a primary classifier, a second independent judge, κ reporting, bootstrap confidence intervals) and adds a human-label validation on a stratified 200-item subset — a single-annotator gold set that was, until now, the one safeguard it lacked.</w:t>
       </w:r>
     </w:p>
     <w:p>
@@ -1064,7 +1064,7 @@
           <w:sz w:val="24"/>
           <w:szCs w:val="24"/>
         </w:rPr>
-        <w:t xml:space="preserve">Three observations define the gap this interim report addresses. First, the quantization–safety literature reports inconsistent, method- and model-dependent effects [4]–[5], so cross-paper comparison cannot settle whether quantization shifts safety; a controlled, matched-pair design that isolates quantization is required. Second, harmful compliance is frequently scored by refusal-matching rather than by a validated classifier, so a reported “attack success” may be a scoring artefact, and where LLM judges are used their inter-judge agreement is often left unreported [10], [11], yet the benchmark’s own fine-tuned classifier exists precisely to avoid this [3]. Third, studies that do measure quantization rarely separate a safety change from a capability change, almost none trace the effect across more than one precision or quantization method, and almost none evaluate at the benchmark’s own standardized generation budget, even though the measured attack-success rate depends drastically on it [3].</w:t>
+        <w:t xml:space="preserve">Three observations define the gap this interim report addresses. First, the quantization–safety literature reports inconsistent, method- and model-dependent effects [4]–[5], so cross-paper comparison cannot settle whether quantization shifts safety; a controlled, matched-pair design that isolates quantization is required. Second, harmful compliance is frequently scored by refusal-matching rather than by a validated classifier, so a reported “attack success” may be a scoring artefact, and where LLM judges are used their inter-judge agreement is often left unreported [11], [12], yet the benchmark’s own fine-tuned classifier exists precisely to avoid this [3]. Third, studies that do measure quantization rarely separate a safety change from a capability change, almost none trace the effect across more than one precision or quantization method, and almost none evaluate at the benchmark’s own standardized generation budget, even though the measured attack-success rate depends drastically on it [3].</w:t>
       </w:r>
     </w:p>
     <w:p>
@@ -1909,7 +1909,7 @@
           <w:sz w:val="24"/>
           <w:szCs w:val="24"/>
         </w:rPr>
-        <w:t xml:space="preserve">Four benchmarks span the two axes of interest. Harmful compliance (HarmBench [3]) and over-refusal (XSTest [8]) capture safety; MMLU [12] and ARC-Challenge [13] capture capability, using two independent benchmarks so that capability claims do not rest on a single test.</w:t>
+        <w:t xml:space="preserve">Four benchmarks span the two axes of interest. Harmful compliance (HarmBench [3]) and over-refusal (XSTest [9]) capture safety; MMLU [13] and ARC-Challenge [14] capture capability, using two independent benchmarks so that capability claims do not rest on a single test.</w:t>
       </w:r>
     </w:p>
     <w:tbl>
@@ -2553,7 +2553,7 @@
           <w:sz w:val="24"/>
           <w:szCs w:val="24"/>
         </w:rPr>
-        <w:t xml:space="preserve">HarmBench Attack Success Rate is scored by the official HarmBench classifier (cais/HarmBench-Llama-2-13b-cls) [3], run in full precision so that the reference instrument is not itself confounded by quantization. A second, architecturally independent judge (GPT-4o) re-scores the same generations as a robustness check [10], [11]. A deterministic refusal regex is retained only as a secondary, transparent proxy. This choice is itself a research object: this report reports the agreement between scorers and shows that the regex over-counts, which is why it is demoted. MMLU and ARC use deterministic exact match; XSTest over-refusal uses the regex (the HarmBench classifier judges harmful compliance only).</w:t>
+        <w:t xml:space="preserve">HarmBench Attack Success Rate is scored by the official HarmBench classifier (cais/HarmBench-Llama-2-13b-cls) [3], run in full precision so that the reference instrument is not itself confounded by quantization. A second, architecturally independent judge (GPT-4o) re-scores the same generations as a robustness check [11], [12]. A deterministic refusal regex is retained only as a secondary, transparent proxy. This choice is itself a research object: this report reports the agreement between scorers and shows that the regex over-counts, which is why it is demoted. MMLU and ARC use deterministic exact match; XSTest over-refusal uses the regex (the HarmBench classifier judges harmful compliance only).</w:t>
       </w:r>
     </w:p>
     <w:p>
@@ -3047,7 +3047,7 @@
           <w:sz w:val="24"/>
           <w:szCs w:val="24"/>
         </w:rPr>
-        <w:t xml:space="preserve">All inference uses greedy decoding at temperature 0.0 with a fixed seed, so the only variance reflected in the intervals is prompt sampling. Generation uses HarmBench's standardized 512-token evaluation budget as the primary configuration: the HarmBench authors show the number of tokens generated during evaluation can change the measured attack-success rate by up to 30 percent and standardize the parameter to N = 512 for exactly that reason [3]. An initial 128-token run is retained, unchanged, as a controlled generation-length comparison (§6.3). Deltas carry paired-bootstrap 95% confidence intervals [14] (2,000 resamples, seed 42), resampled by prompt identity so that both members of a pair see the same prompts in the same order. Every HarmBench contrast is tested with McNemar’s exact paired test [15]; significance is reported both uncorrected and under a Benjamini-Hochberg false-discovery-rate correction over the twenty-contrast primary family; a power analysis reports the minimum detectable effect (about 0.06 at n = 200); and a multi-seed sensitivity arm (temperature 0.7, five seeds, three of the five pairs) estimates generation-level variance.</w:t>
+        <w:t xml:space="preserve">All inference uses greedy decoding at temperature 0.0 with a fixed seed, so the only variance reflected in the intervals is prompt sampling. Generation uses HarmBench's standardized 512-token evaluation budget as the primary configuration: the HarmBench authors show the number of tokens generated during evaluation can change the measured attack-success rate by up to 30 percent and standardize the parameter to N = 512 for exactly that reason [3]. An initial 128-token run is retained, unchanged, as a controlled generation-length comparison (§6.3). Deltas carry paired-bootstrap 95% confidence intervals [15] (2,000 resamples, seed 42), resampled by prompt identity so that both members of a pair see the same prompts in the same order. Every HarmBench contrast is tested with McNemar’s exact paired test [16]; significance is reported both uncorrected and under a Benjamini-Hochberg false-discovery-rate correction over the twenty-contrast primary family; a power analysis reports the minimum detectable effect (about 0.06 at n = 200); and a multi-seed sensitivity arm (temperature 0.7, five seeds, three of the five pairs) estimates generation-level variance.</w:t>
       </w:r>
     </w:p>
     <w:p>
@@ -5695,7 +5695,7 @@
           <w:sz w:val="24"/>
           <w:szCs w:val="24"/>
         </w:rPr>
-        <w:t xml:space="preserve">To probe the boundary behaviour behind the 128-token signal, a derived analysis measured each model’s first-token refusal margin in fp16 and under NF4, following the observation that quantization most affects low-confidence, near-boundary decisions [16]. A thin baseline margin does predict which prompts flip, but only weakly within a family, and the flips are symmetric: quantization destabilises the decision boundary in both directions rather than eroding refusals one-directionally. This mechanism reading is budget-invariant, and at the reference budget its signature is visible directly in the outcome data: the Qwen3-1.7B pair’s thirty-two discordant prompts split exactly sixteen to sixteen. The change is more consistent with generic capability-driven boundary instability than a targeted alignment shift, reinforcing the capability-anchored reading.</w:t>
+        <w:t xml:space="preserve">To probe the boundary behaviour behind the 128-token signal, a derived analysis measured each model’s first-token refusal margin in fp16 and under NF4, following the observation that quantization most affects low-confidence, near-boundary decisions [17]. A thin baseline margin does predict which prompts flip, but only weakly within a family, and the flips are symmetric: quantization destabilises the decision boundary in both directions rather than eroding refusals one-directionally. This mechanism reading is budget-invariant, and at the reference budget its signature is visible directly in the outcome data: the Qwen3-1.7B pair’s thirty-two discordant prompts split exactly sixteen to sixteen. The change is more consistent with generic capability-driven boundary instability than a targeted alignment shift, reinforcing the capability-anchored reading.</w:t>
       </w:r>
     </w:p>
     <w:p>
@@ -6798,7 +6798,7 @@
           <w:sz w:val="24"/>
           <w:szCs w:val="24"/>
         </w:rPr>
-        <w:t xml:space="preserve">The primary safety construct is scored by the benchmark’s own fine-tuned classifier rather than refusal matching, and the cross-judge agreement (Cohen’s κ 0.68–0.95 across all ten models at the reference budget) shows the finding is not an artefact of one classifier. A stratified human-label audit (200 items, single annotator — the author — HarmBench rubric) now grounds this against truth: the classifier agrees with the human at Cohen's κ 0.59 versus the regex's 0.11, so the primary scorer is closer to human judgment than the demoted regex, not merely to another model. Two sampling caveats scope those figures symmetrically: the subset deliberately over-weights judge-vs-regex disagreement cases (roughly three times their population rate), so the κ values are a disagreement-enriched contrast rather than a population estimate (both scorers' population agreement would sit higher); and the annotation view was capped at the first 2,000 characters of each response while the scorers saw the full text, which can only inflate measured disagreement. The residual is honestly bounded — κ 0.59 is moderate, not near-perfect, and rests on one annotator, so a second annotator with an inter-rater κ is the remaining strengthening. Over-refusal remains regex-scored, a known weaker construct. A second construct boundary is the threat model: the safety axis measures harmful compliance under direct requests only, with no attack augmentation, so the null does not speak to jailbreak robustness under optimised attacks, which is precisely where prior quantization-safety work reports effects [7], [5].</w:t>
+        <w:t xml:space="preserve">The primary safety construct is scored by the benchmark’s own fine-tuned classifier rather than refusal matching, and the cross-judge agreement (Cohen’s κ 0.68–0.95 across all ten models at the reference budget) shows the finding is not an artefact of one classifier. A stratified human-label audit (200 items, single annotator — the author — HarmBench rubric) now grounds this against truth: the classifier agrees with the human at Cohen's κ 0.59 versus the regex's 0.11, so the primary scorer is closer to human judgment than the demoted regex, not merely to another model. Two sampling caveats scope those figures symmetrically: the subset deliberately over-weights judge-vs-regex disagreement cases (roughly three times their population rate), so the κ values are a disagreement-enriched contrast rather than a population estimate (both scorers' population agreement would sit higher); and the annotation view was capped at the first 2,000 characters of each response while the scorers saw the full text, which can only inflate measured disagreement. The residual is honestly bounded — κ 0.59 is moderate, not near-perfect, and rests on one annotator, so a second annotator with an inter-rater κ is the remaining strengthening. Over-refusal remains regex-scored, a known weaker construct: XSTest’s own protocol relies on LLM-based three-way labelling (full compliance / partial refusal / full refusal) rather than a released fine-tuned classifier, whereas this study deliberately substitutes a deterministic binary refusal regex — a reproducibility-motivated deviation that yields a coarser refusal / non-refusal reading — so the single over-refusal contrast that survives multiplicity correction (Phi-4-mini’s −0.044 decrease) is a reproducible non-refusal-rate change rather than a classifier-validated over-refusal shift. A second construct boundary is the threat model: the safety axis measures harmful compliance under direct requests only, with no attack augmentation, so the null does not speak to jailbreak robustness under optimised attacks, which is precisely where prior quantization-safety work reports effects [7], [5].</w:t>
       </w:r>
     </w:p>
     <w:p>
@@ -7116,7 +7116,7 @@
           <w:sz w:val="24"/>
           <w:szCs w:val="24"/>
         </w:rPr>
-        <w:t xml:space="preserve">A second human annotator (inter-rater κ and adjudication of disagreements) extending the completed single-annotator human validation (classifier κ 0.59 vs regex 0.11 against human labels), and an open-weight guard model (e.g. Llama Guard [17]) for a fully reproducible cross-check.</w:t>
+        <w:t xml:space="preserve">A second human annotator (inter-rater κ and adjudication of disagreements) extending the completed single-annotator human validation (classifier κ 0.59 vs regex 0.11 against human labels), and an open-weight guard model (e.g. Llama Guard [18]) for a fully reproducible cross-check.</w:t>
       </w:r>
     </w:p>
     <w:p>
@@ -7344,7 +7344,7 @@
           <w:sz w:val="22"/>
           <w:szCs w:val="22"/>
         </w:rPr>
-        <w:t xml:space="preserve">[8] P. Röttger, H. R. Kirk, B. Vidgen, G. Attanasio, F. Bianchi, and D. Hovy, “XSTest: A test suite for identifying exaggerated safety behaviours in large language models,” in Proc. NAACL, 2024. arXiv:2308.01263.</w:t>
+        <w:t xml:space="preserve">[8] J. Hong, J. Duan, C. Zhang, Z. Li, C. Xie, K. Lieberman, J. Diffenderfer, B. R. Bartoldson, A. K. Jaiswal, K. Xu, B. Kailkhura, D. Hendrycks, D. Song, Z. Wang, and B. Li, “Decoding compressed trust: Scrutinizing the trustworthiness of efficient LLMs under compression,” in Proc. International Conference on Machine Learning (ICML), PMLR vol. 235, 2024. arXiv:2403.15447.</w:t>
       </w:r>
     </w:p>
     <w:p>
@@ -7358,7 +7358,7 @@
           <w:sz w:val="22"/>
           <w:szCs w:val="22"/>
         </w:rPr>
-        <w:t xml:space="preserve">[9] P. Liang et al., “Holistic evaluation of language models,” Transactions on Machine Learning Research (TMLR), 2023. arXiv:2211.09110.</w:t>
+        <w:t xml:space="preserve">[9] P. Röttger, H. R. Kirk, B. Vidgen, G. Attanasio, F. Bianchi, and D. Hovy, “XSTest: A test suite for identifying exaggerated safety behaviours in large language models,” in Proc. NAACL, 2024. arXiv:2308.01263.</w:t>
       </w:r>
     </w:p>
     <w:p>
@@ -7372,7 +7372,7 @@
           <w:sz w:val="22"/>
           <w:szCs w:val="22"/>
         </w:rPr>
-        <w:t xml:space="preserve">[10] J. Gu et al., “A survey on LLM-as-a-judge,” arXiv preprint arXiv:2411.15594, 2024.</w:t>
+        <w:t xml:space="preserve">[10] P. Liang et al., “Holistic evaluation of language models,” Transactions on Machine Learning Research (TMLR), 2023. arXiv:2211.09110.</w:t>
       </w:r>
     </w:p>
     <w:p>
@@ -7386,7 +7386,7 @@
           <w:sz w:val="22"/>
           <w:szCs w:val="22"/>
         </w:rPr>
-        <w:t xml:space="preserve">[11] M. Krumdick et al., “No free labels: Limitations of LLM-as-a-judge without human grounding,” arXiv preprint arXiv:2503.05061, 2025.</w:t>
+        <w:t xml:space="preserve">[11] J. Gu et al., “A survey on LLM-as-a-judge,” arXiv preprint arXiv:2411.15594, 2024.</w:t>
       </w:r>
     </w:p>
     <w:p>
@@ -7400,7 +7400,7 @@
           <w:sz w:val="22"/>
           <w:szCs w:val="22"/>
         </w:rPr>
-        <w:t xml:space="preserve">[12] D. Hendrycks, C. Burns, S. Basart, A. Zou, M. Mazeika, D. Song, and J. Steinhardt, “Measuring massive multitask language understanding,” in Proc. International Conference on Learning Representations (ICLR), 2021. arXiv:2009.03300.</w:t>
+        <w:t xml:space="preserve">[12] M. Krumdick et al., “No free labels: Limitations of LLM-as-a-judge without human grounding,” arXiv preprint arXiv:2503.05061, 2025.</w:t>
       </w:r>
     </w:p>
     <w:p>
@@ -7414,7 +7414,7 @@
           <w:sz w:val="22"/>
           <w:szCs w:val="22"/>
         </w:rPr>
-        <w:t xml:space="preserve">[13] P. Clark, I. Cowhey, O. Etzioni, T. Khot, A. Sabharwal, C. Schoenick, and O. Tafjord, “Think you have solved question answering? Try ARC, the AI2 reasoning challenge,” arXiv preprint arXiv:1803.05457, 2018.</w:t>
+        <w:t xml:space="preserve">[13] D. Hendrycks, C. Burns, S. Basart, A. Zou, M. Mazeika, D. Song, and J. Steinhardt, “Measuring massive multitask language understanding,” in Proc. International Conference on Learning Representations (ICLR), 2021. arXiv:2009.03300.</w:t>
       </w:r>
     </w:p>
     <w:p>
@@ -7428,7 +7428,7 @@
           <w:sz w:val="22"/>
           <w:szCs w:val="22"/>
         </w:rPr>
-        <w:t xml:space="preserve">[14] B. Efron and R. J. Tibshirani, An Introduction to the Bootstrap. New York: Chapman &amp; Hall, 1993.</w:t>
+        <w:t xml:space="preserve">[14] P. Clark, I. Cowhey, O. Etzioni, T. Khot, A. Sabharwal, C. Schoenick, and O. Tafjord, “Think you have solved question answering? Try ARC, the AI2 reasoning challenge,” arXiv preprint arXiv:1803.05457, 2018.</w:t>
       </w:r>
     </w:p>
     <w:p>
@@ -7442,7 +7442,7 @@
           <w:sz w:val="22"/>
           <w:szCs w:val="22"/>
         </w:rPr>
-        <w:t xml:space="preserve">[15] Q. McNemar, “Note on the sampling error of the difference between correlated proportions or percentages,” Psychometrika, vol. 12, no. 2, pp. 153–157, 1947.</w:t>
+        <w:t xml:space="preserve">[15] B. Efron and R. J. Tibshirani, An Introduction to the Bootstrap. New York: Chapman &amp; Hall, 1993.</w:t>
       </w:r>
     </w:p>
     <w:p>
@@ -7456,7 +7456,7 @@
           <w:sz w:val="22"/>
           <w:szCs w:val="22"/>
         </w:rPr>
-        <w:t xml:space="preserve">[16] I. Proskurina, L. Brun, G. Metzler, and J. Velcin, “When quantization affects confidence of large language models?,” arXiv preprint arXiv:2405.00632, 2024.</w:t>
+        <w:t xml:space="preserve">[16] Q. McNemar, “Note on the sampling error of the difference between correlated proportions or percentages,” Psychometrika, vol. 12, no. 2, pp. 153–157, 1947.</w:t>
       </w:r>
     </w:p>
     <w:p>
@@ -7470,7 +7470,7 @@
           <w:sz w:val="22"/>
           <w:szCs w:val="22"/>
         </w:rPr>
-        <w:t xml:space="preserve">[17] H. Inan et al., “Llama Guard: LLM-based input-output safeguard for human-AI conversations,” Meta AI, 2023. arXiv:2312.06674.</w:t>
+        <w:t xml:space="preserve">[17] I. Proskurina, L. Brun, G. Metzler, and J. Velcin, “When quantization affects confidence of large language models?,” arXiv preprint arXiv:2405.00632, 2024.</w:t>
       </w:r>
     </w:p>
     <w:p>
@@ -7484,7 +7484,7 @@
           <w:sz w:val="22"/>
           <w:szCs w:val="22"/>
         </w:rPr>
-        <w:t xml:space="preserve">[18] J. Pineau et al., “Improving reproducibility in machine learning research (a report from the NeurIPS 2019 reproducibility program),” Journal of Machine Learning Research (JMLR), vol. 22, 2021. arXiv:2003.12206.</w:t>
+        <w:t xml:space="preserve">[18] H. Inan et al., “Llama Guard: LLM-based input-output safeguard for human-AI conversations,” Meta AI, 2023. arXiv:2312.06674.</w:t>
       </w:r>
     </w:p>
     <w:p>
@@ -7498,7 +7498,7 @@
           <w:sz w:val="22"/>
           <w:szCs w:val="22"/>
         </w:rPr>
-        <w:t xml:space="preserve">[19] G. K. Sandve, A. Nekrutenko, J. Taylor, and E. Hovig, “Ten simple rules for reproducible computational research,” PLOS Computational Biology, vol. 9, no. 10, e1003285, 2013.</w:t>
+        <w:t xml:space="preserve">[19] J. Pineau et al., “Improving reproducibility in machine learning research (a report from the NeurIPS 2019 reproducibility program),” Journal of Machine Learning Research (JMLR), vol. 22, 2021. arXiv:2003.12206.</w:t>
       </w:r>
     </w:p>
     <w:p>
@@ -7512,7 +7512,7 @@
           <w:sz w:val="22"/>
           <w:szCs w:val="22"/>
         </w:rPr>
-        <w:t xml:space="preserve">[20] G. Wilson, J. Bryan, K. Cranston, J. Kitzes, L. Nederbragt, and T. K. Teal, “Good enough practices in scientific computing,” PLOS Computational Biology, vol. 13, no. 6, e1005510, 2017.</w:t>
+        <w:t xml:space="preserve">[20] G. K. Sandve, A. Nekrutenko, J. Taylor, and E. Hovig, “Ten simple rules for reproducible computational research,” PLOS Computational Biology, vol. 9, no. 10, e1003285, 2013.</w:t>
       </w:r>
     </w:p>
     <w:p>
@@ -7526,7 +7526,21 @@
           <w:sz w:val="22"/>
           <w:szCs w:val="22"/>
         </w:rPr>
-        <w:t xml:space="preserve">[21] A. M. Smith et al., “Journal of Open Source Software (JOSS): Design and first-year review,” arXiv preprint arXiv:1707.02264, 2017.</w:t>
+        <w:t xml:space="preserve">[21] G. Wilson, J. Bryan, K. Cranston, J. Kitzes, L. Nederbragt, and T. K. Teal, “Good enough practices in scientific computing,” PLOS Computational Biology, vol. 13, no. 6, e1005510, 2017.</w:t>
+      </w:r>
+    </w:p>
+    <w:p>
+      <w:pPr>
+        <w:spacing w:after="90" w:line="264"/>
+        <w:ind w:left="400" w:hanging="400"/>
+      </w:pPr>
+      <w:r>
+        <w:rPr>
+          <w:rFonts w:ascii="Times New Roman" w:cs="Times New Roman" w:eastAsia="Times New Roman" w:hAnsi="Times New Roman"/>
+          <w:sz w:val="22"/>
+          <w:szCs w:val="22"/>
+        </w:rPr>
+        <w:t xml:space="preserve">[22] A. M. Smith et al., “Journal of Open Source Software (JOSS): Design and first-year review,” arXiv preprint arXiv:1707.02264, 2017.</w:t>
       </w:r>
     </w:p>
     <w:p>
@@ -7557,7 +7571,7 @@
           <w:sz w:val="24"/>
           <w:szCs w:val="24"/>
         </w:rPr>
-        <w:t xml:space="preserve">All code, configuration, and redacted result artefacts are in the project repository. The analysis reproduces byte-for-byte from the committed sidecars without a GPU; full experiments require the gated model weights and a CUDA GPU. The project maps to the ML Reproducibility Checklist [18]: models and algorithms are described (Chapters 3–4); datasets, splits, and sample counts are recorded in each run summary; code and declared dependencies are released; hyper-parameters and decoding controls are recorded in every summary; the compute infrastructure is recorded; and significance procedures are specified, with multiple comparisons disclosed. The dependency set is declared with minimum-version floors (a lockfile with exact pins is a future hardening step). The repository follows recognised research-software practice (scripts rather than manual steps, fixed seeds, explicit dependencies, and a documented project structure [19], [20]) and is packaged for reuse in line with open-source-software peer-review norms [21]. Raw generations are gitignored and hash-pinned; only redacted sidecars (identifiers, booleans, scalars) are released, so the study is reproducible without redistributing harmful text. The primary artefacts live under results_512/ (the 512-token study), with the 128-token run retained under results/ as the generation-length comparison; a checksum manifest pins 300 immutable raw files across both trees and the multi-seed arm.</w:t>
+        <w:t xml:space="preserve">All code, configuration, and redacted result artefacts are in the project repository. The analysis reproduces byte-for-byte from the committed sidecars without a GPU; full experiments require the gated model weights and a CUDA GPU. The project maps to the ML Reproducibility Checklist [19]: models and algorithms are described (Chapters 3–4); datasets, splits, and sample counts are recorded in each run summary; code and declared dependencies are released; hyper-parameters and decoding controls are recorded in every summary; the compute infrastructure is recorded; and significance procedures are specified, with multiple comparisons disclosed. The dependency set is declared with minimum-version floors (a lockfile with exact pins is a future hardening step). The repository follows recognised research-software practice (scripts rather than manual steps, fixed seeds, explicit dependencies, and a documented project structure [20], [21]) and is packaged for reuse in line with open-source-software peer-review norms [22]. Raw generations are gitignored and hash-pinned; only redacted sidecars (identifiers, booleans, scalars) are released, so the study is reproducible without redistributing harmful text. The primary artefacts live under results_512/ (the 512-token study), with the 128-token run retained under results/ as the generation-length comparison; a checksum manifest pins 300 immutable raw files across both trees and the multi-seed arm.</w:t>
       </w:r>
     </w:p>
     <w:p>

--- a/docs/FYP_Interim_2026-07-10.docx
+++ b/docs/FYP_Interim_2026-07-10.docx
@@ -303,7 +303,7 @@
           <w:sz w:val="24"/>
           <w:szCs w:val="24"/>
         </w:rPr>
-        <w:t xml:space="preserve">Date:  2 July 2026</w:t>
+        <w:t xml:space="preserve">Date:  10 July 2026</w:t>
       </w:r>
     </w:p>
     <w:p>
@@ -4183,7 +4183,7 @@
                 <w:sz w:val="20"/>
                 <w:szCs w:val="20"/>
               </w:rPr>
-              <w:t xml:space="preserve">0.25 – 0.28</w:t>
+              <w:t xml:space="preserve">0.25 – 0.29</w:t>
             </w:r>
           </w:p>
         </w:tc>
@@ -5605,7 +5605,7 @@
           <w:sz w:val="24"/>
           <w:szCs w:val="24"/>
         </w:rPr>
-        <w:t xml:space="preserve">Over-refusal moves in the benign direction where it moves at all: the only over-refusal delta significant under the exact paired test is Phi-4-mini’s decrease (ΔOR = −0.044, CI [−0.072, −0.016]), and Qwen3-1.7B shows a borderline decrease (−0.028, McNemar p = 0.065). No pair becomes significantly more trigger-happy on benign prompts (RQ2). The Qwen3-1.7B pair, whose +0.055 increase was the study’s original headline at the 128-token budget, is exactly zero at the reference budget: its thirty-two discordant prompts split sixteen against sixteen, the signature of symmetric boundary churn rather than a directional alignment shift (§6.5).</w:t>
+        <w:t xml:space="preserve">Over-refusal moves in the benign direction where it moves at all: the only over-refusal delta significant under the exact paired test is Phi-4-mini’s decrease (ΔOR = −0.048, CI [−0.076, −0.020]), and Qwen3-1.7B’s decrease is non-significant on both criteria at the corrected over-refusal scoring (−0.024, CI [−0.048, 0.000], McNemar p = 0.109). No pair becomes significantly more trigger-happy on benign prompts (RQ2). The Qwen3-1.7B pair, whose +0.055 increase was the study’s original headline at the 128-token budget, is exactly zero at the reference budget: its thirty-two discordant prompts split sixteen against sixteen, the signature of symmetric boundary churn rather than a directional alignment shift (§6.5).</w:t>
       </w:r>
     </w:p>
     <w:p>
@@ -5725,7 +5725,7 @@
           <w:sz w:val="24"/>
           <w:szCs w:val="24"/>
         </w:rPr>
-        <w:t xml:space="preserve">Adding INT8 shows the effect is not a smooth function of bit-width. On capability the result is a clean cliff at four-bit: every INT8 MMLU and ARC point estimate sits within about 1.3 percentage points of fp16, far below the significant NF4 losses of three to nine points and below the study’s detection floor, while the significant capability losses are all at NF4. On safety, at the reference budget there is no robust move at either precision step. The one apparent counter-example from the 128-token run, a Llama-3B increase specific to INT8 (+0.040, then significant under both judges), does not replicate at 512 tokens under either judge (classifier Δ+0.005, McNemar p = 1.000; GPT-4o Δ+0.010, p = 0.688): it was a 128-era budget artefact — attributable, since Llama truncates at only 3–4 percent (§6.3), to cross-run greedy divergence on thin-margin prompts rather than to truncation — not a stable property of LLM.int8 on this model. Table 6.3 shows the sweep.</w:t>
+        <w:t xml:space="preserve">Adding INT8 shows the effect is not a smooth function of bit-width. On capability the result is a clean cliff at four-bit: every INT8 MMLU and ARC point estimate sits within about 1.3 percentage points of fp16, far below the multiplicity-robust NF4 losses of three to nine points and below the study’s detection floor, while the significant capability losses are all at NF4. On safety, at the reference budget there is no robust move at either precision step. The one apparent counter-example from the 128-token run, a Llama-3B increase specific to INT8 (+0.040, then significant under both judges), does not replicate at 512 tokens under either judge (classifier Δ+0.005, McNemar p = 1.000; GPT-4o Δ+0.010, p = 0.688): it was a 128-era budget artefact — attributable, since Llama truncates at only 3–4 percent (§6.3), to cross-run greedy divergence on thin-margin prompts rather than to truncation — not a stable property of LLM.int8 on this model. Table 6.3 shows the sweep.</w:t>
       </w:r>
     </w:p>
     <w:tbl>
@@ -6707,7 +6707,7 @@
           <w:sz w:val="24"/>
           <w:szCs w:val="24"/>
         </w:rPr>
-        <w:t xml:space="preserve">Applying a Benjamini-Hochberg false-discovery-rate correction (q &lt; 0.05) over the family of twenty primary NF4-versus-fp16 contrasts (exact McNemar p per contrast; results_512/analysis/multiple_comparisons.json), exactly three survive, and none is a harmful-compliance change: Qwen3-1.7B MMLU (−0.090, q = 0.008), Llama-3B ARC (−0.032, q = 0.008), and Phi-4-mini over-refusal (−0.044, q = 0.049, a decrease). Not one HarmBench ASR contrast survives, including Llama’s individually significant decrease. The multiplicity-robust signal of four-bit NF4 is therefore capability degradation, plus one benign-direction over-refusal change, and never a safety regression. This is the study’s headline empirical claim.</w:t>
+        <w:t xml:space="preserve">Applying a Benjamini-Hochberg false-discovery-rate correction (q &lt; 0.05) over the family of twenty primary NF4-versus-fp16 contrasts (exact McNemar p per contrast; results_512/analysis/multiple_comparisons.json), exactly three survive, and none is a harmful-compliance change: Qwen3-1.7B MMLU (−0.090, q = 0.008), Llama-3B ARC (−0.032, q = 0.008), and Phi-4-mini over-refusal (−0.048, q = 0.012, a decrease). Not one HarmBench ASR contrast survives, including Llama’s individually significant decrease. The multiplicity-robust signal of four-bit NF4 is therefore capability degradation, plus one benign-direction over-refusal change, and never a safety regression. This is the study’s headline empirical claim.</w:t>
       </w:r>
     </w:p>
     <w:p>
@@ -6798,7 +6798,7 @@
           <w:sz w:val="24"/>
           <w:szCs w:val="24"/>
         </w:rPr>
-        <w:t xml:space="preserve">The primary safety construct is scored by the benchmark’s own fine-tuned classifier rather than refusal matching, and the cross-judge agreement (Cohen’s κ 0.68–0.95 across all ten models at the reference budget) shows the finding is not an artefact of one classifier. A stratified human-label audit (200 items, single annotator — the author — HarmBench rubric) now grounds this against truth: the classifier agrees with the human at Cohen's κ 0.59 versus the regex's 0.11, so the primary scorer is closer to human judgment than the demoted regex, not merely to another model. Two sampling caveats scope those figures symmetrically: the subset deliberately over-weights judge-vs-regex disagreement cases (roughly three times their population rate), so the κ values are a disagreement-enriched contrast rather than a population estimate (both scorers' population agreement would sit higher); and the annotation view was capped at the first 2,000 characters of each response while the scorers saw the full text, which can only inflate measured disagreement. The residual is honestly bounded — κ 0.59 is moderate, not near-perfect, and rests on one annotator, so a second annotator with an inter-rater κ is the remaining strengthening. Over-refusal remains regex-scored, a known weaker construct: XSTest’s own protocol relies on LLM-based three-way labelling (full compliance / partial refusal / full refusal) rather than a released fine-tuned classifier, whereas this study deliberately substitutes a deterministic binary refusal regex — a reproducibility-motivated deviation that yields a coarser refusal / non-refusal reading — so the single over-refusal contrast that survives multiplicity correction (Phi-4-mini’s −0.044 decrease) is a reproducible non-refusal-rate change rather than a classifier-validated over-refusal shift. A second construct boundary is the threat model: the safety axis measures harmful compliance under direct requests only, with no attack augmentation, so the null does not speak to jailbreak robustness under optimised attacks, which is precisely where prior quantization-safety work reports effects [7], [5].</w:t>
+        <w:t xml:space="preserve">The primary safety construct is scored by the benchmark’s own fine-tuned classifier rather than refusal matching, and the cross-judge agreement (Cohen’s κ 0.68–0.95 across all ten models at the reference budget) shows the finding is not an artefact of one classifier. A stratified human-label audit (200 items, single annotator — the author — HarmBench rubric) now grounds this against truth: the classifier agrees with the human at Cohen's κ 0.59 versus the regex's 0.11, so the primary scorer is closer to human judgment than the demoted regex, not merely to another model. Two sampling caveats scope those figures symmetrically: the subset deliberately over-weights judge-vs-regex disagreement cases (roughly three times their population rate), so the κ values are a disagreement-enriched contrast rather than a population estimate (both scorers' population agreement would sit higher); and the annotation view was capped at the first 2,000 characters of each response while the scorers saw the full text, which can only inflate measured disagreement. The residual is honestly bounded — κ 0.59 is moderate, not near-perfect, and rests on one annotator, so a second annotator with an inter-rater κ is the remaining strengthening. Over-refusal remains regex-scored, a known weaker construct: XSTest’s own protocol relies on LLM-based three-way labelling (full compliance / partial refusal / full refusal) rather than a released fine-tuned classifier, whereas this study deliberately substitutes a deterministic binary refusal regex — a reproducibility-motivated deviation that yields a coarser refusal / non-refusal reading — so the single over-refusal contrast that survives multiplicity correction (Phi-4-mini’s −0.048 decrease) is a reproducible non-refusal-rate change rather than a classifier-validated over-refusal shift. A second construct boundary is the threat model: the safety axis measures harmful compliance under direct requests only, with no attack augmentation, so the null does not speak to jailbreak robustness under optimised attacks, which is precisely where prior quantization-safety work reports effects [7], [5].</w:t>
       </w:r>
     </w:p>
     <w:p>

--- a/docs/FYP_Interim_2026-07-10.docx
+++ b/docs/FYP_Interim_2026-07-10.docx
@@ -366,7 +366,7 @@
           <w:sz w:val="24"/>
           <w:szCs w:val="24"/>
         </w:rPr>
-        <w:t xml:space="preserve">Three findings result. First, methodologically, the scorer and the generation budget each determine the conclusion. The refusal regex systematically over-counts harmful compliance (its harmful set is a near-strict superset of the classifier's; judge-versus-regex agreement is family-dependent, Cohen's κ 0.25 to 0.84). And the original 128-token budget had truncated 60.3 percent of generations mid-answer, manufacturing an apparent safety regression in the smallest model (Qwen3-1.7B, ΔASR = +0.055, then significant) that dissolves entirely at the reference budget (ΔASR = 0.000 under the classifier and +0.005 under the second judge, McNemar p = 1.000 under both). Second, empirically, at the 512-token reference budget four-bit NF4 never significantly increases harmful compliance in any pair: not one HarmBench contrast survives a Benjamini-Hochberg correction, the only individually significant delta is a decrease (Llama-3.2-3B, −0.040), and the effects that do survive multiplicity correction are capability losses and one benign-direction over-refusal change. Third, the three-precision sweep shows capability loss is a clean cliff at four-bit (INT8 is essentially free), and the one INT8-specific safety increase seen at 128 tokens likewise vanishes at the reference budget. The overall picture is a rigorous, power-bounded null on the safety axis under direct requests, with capability degradation as the robust, budget-invariant cost of four-bit quantization.</w:t>
+        <w:t xml:space="preserve">Three findings result. First, methodologically, the scorer and the generation budget each determine the conclusion. The refusal regex systematically over-counts harmful compliance (its harmful set is a near-strict superset of the classifier's; judge-versus-regex agreement is family-dependent, Cohen's κ 0.25 to 0.84). And the original 128-token budget had truncated 60.3 percent of generations mid-answer, manufacturing an apparent safety regression in the smallest model (Qwen3-1.7B, ΔASR = +0.055, then significant) that dissolves entirely at the reference budget (ΔASR = 0.000 under the classifier and +0.005 under the second judge, McNemar p = 1.000 under both). Second, empirically, at the 512-token reference budget no pair shows a significant increase in harmful compliance under four-bit NF4: not one HarmBench contrast survives a Benjamini-Hochberg correction, the only individually significant delta is a decrease (Llama-3.2-3B, −0.040), and the effects that do survive multiplicity correction are capability losses and one benign-direction over-refusal change. Third, the three-precision sweep shows capability loss is a clean cliff at four-bit (INT8 is essentially free), and the one INT8-specific safety increase seen at 128 tokens likewise vanishes at the reference budget. The overall picture is a rigorous, power-bounded null on the safety axis under direct requests, with capability degradation as the robust, budget-invariant cost of four-bit quantization.</w:t>
       </w:r>
     </w:p>
     <w:p>
@@ -4487,7 +4487,7 @@
           <w:sz w:val="24"/>
           <w:szCs w:val="24"/>
         </w:rPr>
-        <w:t xml:space="preserve">Under the primary classifier at the 512-token reference budget, NF4 quantization never significantly increases harmful compliance in any pair. The only ΔASR whose confidence interval excludes zero is Llama-3.2-3B’s, and it is a decrease (−0.040, CI [−0.075, −0.010]; McNemar p = 0.021); it does not survive the multiplicity correction (§6.7). Table 6.2 reports the per-pair deltas and labels.</w:t>
+        <w:t xml:space="preserve">Under the primary classifier at the 512-token reference budget, no pair shows a significant increase in harmful compliance under NF4 quantization. The only ΔASR whose confidence interval excludes zero is Llama-3.2-3B’s, and it is a decrease (−0.040, CI [−0.075, −0.010]; McNemar p = 0.021); it does not survive the multiplicity correction (§6.7). Table 6.2 reports the per-pair deltas and labels.</w:t>
       </w:r>
     </w:p>
     <w:tbl>
@@ -7201,7 +7201,7 @@
           <w:sz w:val="24"/>
           <w:szCs w:val="24"/>
         </w:rPr>
-        <w:t xml:space="preserve">This interim report set out to determine whether the safety changes attributed to quantization in compact LLMs are genuine alignment shifts or artefacts of capability loss, invalid scoring, or truncated generation. By combining a matched-pair design, a judge-validated primary scorer with an independent cross-check, a capability anchor, a multi-precision sweep, and the benchmark’s own standardized generation budget, it reaches a calibrated answer. At the 512-token reference budget, four-bit NF4 never significantly increases harmful compliance under direct requests in any of five pairs across four families; not one ASR contrast survives multiplicity correction; the only individually significant safety move is a decrease; and the effects that do survive correction are capability losses and one benign-direction over-refusal change. Capability degradation is a clean cliff at four-bit, is budget-invariant, and is the robust cost of NF4 in this regime.</w:t>
+        <w:t xml:space="preserve">This interim report set out to determine whether the safety changes attributed to quantization in compact LLMs are genuine alignment shifts or artefacts of capability loss, invalid scoring, or truncated generation. By combining a matched-pair design, a judge-validated primary scorer with an independent cross-check, a capability anchor, a multi-precision sweep, and the benchmark’s own standardized generation budget, it reaches a calibrated answer. At the 512-token reference budget, none of the five pairs across four families shows a significant increase in harmful compliance under direct requests at four-bit NF4; not one ASR contrast survives multiplicity correction; the only individually significant safety move is a decrease; and the effects that do survive correction are capability losses and one benign-direction over-refusal change. Capability degradation is a clean cliff at four-bit, is budget-invariant, and is the robust cost of NF4 in this regime.</w:t>
       </w:r>
     </w:p>
     <w:p>

--- a/docs/FYP_Interim_2026-07-10.docx
+++ b/docs/FYP_Interim_2026-07-10.docx
@@ -5605,7 +5605,7 @@
           <w:sz w:val="24"/>
           <w:szCs w:val="24"/>
         </w:rPr>
-        <w:t xml:space="preserve">Over-refusal moves in the benign direction where it moves at all: the only over-refusal delta significant under the exact paired test is Phi-4-mini’s decrease (ΔOR = −0.048, CI [−0.076, −0.020]), and Qwen3-1.7B’s decrease is non-significant on both criteria at the corrected over-refusal scoring (−0.024, CI [−0.048, 0.000], McNemar p = 0.109). No pair becomes significantly more trigger-happy on benign prompts (RQ2). The Qwen3-1.7B pair, whose +0.055 increase was the study’s original headline at the 128-token budget, is exactly zero at the reference budget: its thirty-two discordant prompts split sixteen against sixteen, the signature of symmetric boundary churn rather than a directional alignment shift (§6.5).</w:t>
+        <w:t xml:space="preserve">Over-refusal moves in the benign direction where it moves at all: the only over-refusal delta significant under the exact paired test is Phi-4-mini’s decrease (ΔOR = −0.048, CI [−0.076, −0.020]; regex-scored and scorer-dependent — an independent three-class refusal judge does not reproduce it, §7.2), and Qwen3-1.7B’s decrease is non-significant on both criteria at the corrected over-refusal scoring (−0.024, CI [−0.048, 0.000], McNemar p = 0.109). No pair becomes significantly more trigger-happy on benign prompts (RQ2). The Qwen3-1.7B pair, whose +0.055 increase was the study’s original headline at the 128-token budget, is exactly zero at the reference budget: its thirty-two discordant prompts split sixteen against sixteen, the signature of symmetric boundary churn rather than a directional alignment shift (§6.5).</w:t>
       </w:r>
     </w:p>
     <w:p>
@@ -6707,7 +6707,7 @@
           <w:sz w:val="24"/>
           <w:szCs w:val="24"/>
         </w:rPr>
-        <w:t xml:space="preserve">Applying a Benjamini-Hochberg false-discovery-rate correction (q &lt; 0.05) over the family of twenty primary NF4-versus-fp16 contrasts (exact McNemar p per contrast; results_512/analysis/multiple_comparisons.json), exactly three survive, and none is a harmful-compliance change: Qwen3-1.7B MMLU (−0.090, q = 0.008), Llama-3B ARC (−0.032, q = 0.008), and Phi-4-mini over-refusal (−0.048, q = 0.012, a decrease). Not one HarmBench ASR contrast survives, including Llama’s individually significant decrease. The multiplicity-robust signal of four-bit NF4 is therefore capability degradation, plus one benign-direction over-refusal change, and never a safety regression. This is the study’s headline empirical claim.</w:t>
+        <w:t xml:space="preserve">Applying a Benjamini-Hochberg false-discovery-rate correction (q &lt; 0.05) over the family of twenty primary NF4-versus-fp16 contrasts (exact McNemar p per contrast; results_512/analysis/multiple_comparisons.json), exactly three survive, and none is a harmful-compliance change: Qwen3-1.7B MMLU (−0.090, q = 0.008), Llama-3B ARC (−0.032, q = 0.008), and Phi-4-mini over-refusal (−0.048, q = 0.012, a decrease — regex-scored and scorer-dependent; an independent refusal judge does not reproduce it, §7.2). Not one HarmBench ASR contrast survives, including Llama’s individually significant decrease. The multiplicity-robust signal of four-bit NF4 is therefore capability degradation, plus one benign-direction over-refusal change, and never a safety regression. This is the study’s headline empirical claim.</w:t>
       </w:r>
     </w:p>
     <w:p>
@@ -6798,7 +6798,7 @@
           <w:sz w:val="24"/>
           <w:szCs w:val="24"/>
         </w:rPr>
-        <w:t xml:space="preserve">The primary safety construct is scored by the benchmark’s own fine-tuned classifier rather than refusal matching, and the cross-judge agreement (Cohen’s κ 0.68–0.95 across all ten models at the reference budget) shows the finding is not an artefact of one classifier. A stratified human-label audit (200 items, single annotator — the author — HarmBench rubric) now grounds this against truth: the classifier agrees with the human at Cohen's κ 0.59 versus the regex's 0.11, so the primary scorer is closer to human judgment than the demoted regex, not merely to another model. Two sampling caveats scope those figures symmetrically: the subset deliberately over-weights judge-vs-regex disagreement cases (roughly three times their population rate), so the κ values are a disagreement-enriched contrast rather than a population estimate (both scorers' population agreement would sit higher); and the annotation view was capped at the first 2,000 characters of each response while the scorers saw the full text, which can only inflate measured disagreement. The residual is honestly bounded — κ 0.59 is moderate, not near-perfect, and rests on one annotator, so a second annotator with an inter-rater κ is the remaining strengthening. Over-refusal remains regex-scored, a known weaker construct: XSTest’s own protocol relies on LLM-based three-way labelling (full compliance / partial refusal / full refusal) rather than a released fine-tuned classifier, whereas this study deliberately substitutes a deterministic binary refusal regex — a reproducibility-motivated deviation that yields a coarser refusal / non-refusal reading — so the single over-refusal contrast that survives multiplicity correction (Phi-4-mini’s −0.048 decrease) is a reproducible non-refusal-rate change rather than a classifier-validated over-refusal shift. A second construct boundary is the threat model: the safety axis measures harmful compliance under direct requests only, with no attack augmentation, so the null does not speak to jailbreak robustness under optimised attacks, which is precisely where prior quantization-safety work reports effects [7], [5].</w:t>
+        <w:t xml:space="preserve">The primary safety construct is scored by the benchmark’s own fine-tuned classifier rather than refusal matching, and the cross-judge agreement (Cohen’s κ 0.68–0.95 across all ten models at the reference budget) shows the finding is not an artefact of one classifier. A stratified human-label audit (200 items, single annotator — the author — HarmBench rubric) now grounds this against truth: the classifier agrees with the human at Cohen's κ 0.59 versus the regex's 0.11, so the primary scorer is closer to human judgment than the demoted regex, not merely to another model. Two sampling caveats scope those figures symmetrically: the subset deliberately over-weights judge-vs-regex disagreement cases (roughly three times their population rate), so the κ values are a disagreement-enriched contrast rather than a population estimate (both scorers' population agreement would sit higher); and the annotation view was capped at the first 2,000 characters of each response while the scorers saw the full text, which can only inflate measured disagreement. The residual is honestly bounded — κ 0.59 is moderate, not near-perfect, and rests on one annotator, so a second annotator with an inter-rater κ is the remaining strengthening. Over-refusal remains regex-scored, a known weaker construct: XSTest’s own protocol relies on LLM-based three-way labelling (full compliance / partial refusal / full refusal) rather than a released fine-tuned classifier, whereas this study deliberately substitutes a deterministic binary refusal regex — a reproducibility-motivated deviation that yields a coarser refusal / non-refusal reading — so the single over-refusal contrast that survives multiplicity correction (Phi-4-mini’s −0.048 decrease) is a reproducible non-refusal-rate change rather than a classifier-validated over-refusal shift. Run as a sensitivity check, an independent gpt-4o three-class refusal judge (XSTest’s own full-compliance / partial-refusal / full-refusal taxonomy) re-scored all 3,750 saved benign responses with zero parse failures, the regex kept primary, and did not reproduce that decrease: the direction reverses to ΔOR +0.016 under a strict full-refusal reading (McNemar p = 0.597) and sits at −0.004 under a broad partial-or-full reading (p = 1.000), both non-significant, and the two scorers disagree substantially (the judge counts about four times more refusals, mean over-refusal 0.171 strict versus regex 0.044; per-alias Cohen’s κ −0.01 to 0.50). The −0.048 survivor is therefore scorer-dependent, and a human-labelled refusal gold set remains the residual strengthening. A second construct boundary is the threat model: the safety axis measures harmful compliance under direct requests only, with no attack augmentation, so the null does not speak to jailbreak robustness under optimised attacks, which is precisely where prior quantization-safety work reports effects [7], [5].</w:t>
       </w:r>
     </w:p>
     <w:p>

--- a/docs/FYP_Interim_2026-07-10.docx
+++ b/docs/FYP_Interim_2026-07-10.docx
@@ -6738,7 +6738,7 @@
           <w:sz w:val="24"/>
           <w:szCs w:val="24"/>
         </w:rPr>
-        <w:t xml:space="preserve">The results answer the research questions with calibrated, not sweeping, claims. At the reference budget NF4 does not significantly increase harmful compliance under direct requests in any pair (RQ1); over-refusal does not rise, and its only exact-test-significant change is a decrease (RQ2); capability loss is real, modest, partly benchmark-specific, and the only class of effect that survives multiplicity correction (RQ3); the smallest model is the most capability-sensitive but shows no genuine safety shift once truncation is controlled (RQ4); and the cross-family, cross-precision picture is a consistent power-bounded null on safety with a capability cliff at four-bit (RQ5). For deployment the practical message is capability-shaped: eight-bit quantization is essentially free, four-bit costs capability (worst in the smallest model), and neither produced a robust safety cost under direct requests. Teams should evaluate the exact quantized artefact they will ship, at the deployment generation budget rather than a truncated one, and prefer the largest model that fits the memory budget over aggressively quantizing a smaller one. These recommendations are established for on-the-fly bitsandbytes quantization under direct harmful requests; other deployment formats (GGUF, GPTQ, AWQ) and attack-mediated threat models may behave differently and are future work.</w:t>
+        <w:t xml:space="preserve">The results answer the research questions with calibrated, not sweeping, claims. At the reference budget NF4 does not significantly increase harmful compliance under direct requests in any pair (RQ1); over-refusal does not rise, and its only exact-test-significant change is a decrease (RQ2); capability loss is real, modest, partly benchmark-specific, and the only class of effect that robustly survives multiplicity correction, the one over-refusal survivor being scorer-dependent (RQ3); the smallest model is the most capability-sensitive but shows no genuine safety shift once truncation is controlled (RQ4); and the cross-family, cross-precision picture is a consistent power-bounded null on safety with a capability cliff at four-bit (RQ5). For deployment the practical message is capability-shaped: eight-bit quantization is essentially free, four-bit costs capability (worst in the smallest model), and neither produced a robust safety cost under direct requests. Teams should evaluate the exact quantized artefact they will ship, at the deployment generation budget rather than a truncated one, and prefer the largest model that fits the memory budget over aggressively quantizing a smaller one. These recommendations are established for on-the-fly bitsandbytes quantization under direct harmful requests; other deployment formats (GGUF, GPTQ, AWQ) and attack-mediated threat models may behave differently and are future work.</w:t>
       </w:r>
     </w:p>
     <w:p>

--- a/docs/FYP_Interim_2026-07-10.docx
+++ b/docs/FYP_Interim_2026-07-10.docx
@@ -199,7 +199,7 @@
           <w:sz w:val="18"/>
           <w:szCs w:val="18"/>
         </w:rPr>
-        <w:t xml:space="preserve">Five matched pairs / ten models / four families · three precisions · four benchmarks · HarmBench 512-token reference budget · 339 automated tests</w:t>
+        <w:t xml:space="preserve">Five matched pairs / ten models / four families · three precisions · four benchmarks · HarmBench 512-token reference budget · 382 automated tests</w:t>
       </w:r>
     </w:p>
     <w:p>
@@ -3154,7 +3154,7 @@
           <w:sz w:val="24"/>
           <w:szCs w:val="24"/>
         </w:rPr>
-        <w:t xml:space="preserve">Several safeguards protect result integrity. The loader fails loud if quantization is requested but does not actually engage, refusing to emit full-precision results mislabelled as quantized. Raw generations and their summaries are treated as immutable artefacts: all post-hoc scoring, including judge validation, writes derived sidecars only, and integrity is pinned by a checksum manifest. Resume logic keys on prompt identity so an interrupted run continues without double-counting. A suite of 339 automated tests covers the schema, loaders, scorers, analysis mathematics, and the cluster job generator; a machine claim lock, run inside the suite, additionally asserts every load-bearing number in the report, thesis, and interim builders against the committed analysis artefacts, so a prose claim cannot silently drift from its evidence.</w:t>
+        <w:t xml:space="preserve">Several safeguards protect result integrity. The loader fails loud if quantization is requested but does not actually engage, refusing to emit full-precision results mislabelled as quantized. Raw generations and their summaries are treated as immutable artefacts: all post-hoc scoring, including judge validation, writes derived sidecars only, and integrity is pinned by a checksum manifest. Resume logic keys on prompt identity so an interrupted run continues without double-counting. A suite of 382 automated tests covers the schema, loaders, scorers, analysis mathematics, and the cluster job generator; a machine claim lock, run inside the suite, additionally asserts every load-bearing number in the report, thesis, and interim builders against the committed analysis artefacts, so a prose claim cannot silently drift from its evidence.</w:t>
       </w:r>
     </w:p>
     <w:p>
@@ -3854,7 +3854,7 @@
                 <w:sz w:val="20"/>
                 <w:szCs w:val="20"/>
               </w:rPr>
-              <w:t xml:space="preserve">339 automated tests + machine claim lock</w:t>
+              <w:t xml:space="preserve">382 automated tests + machine claim lock</w:t>
             </w:r>
           </w:p>
         </w:tc>
@@ -7036,7 +7036,7 @@
           <w:sz w:val="24"/>
           <w:szCs w:val="24"/>
         </w:rPr>
-        <w:t xml:space="preserve">The experimental programme is complete. All five matched pairs across four families (Qwen3-1.7B, Qwen3-4B, Llama-3.2-3B-Instruct, Mistral-7B-Instruct-v0.3, and Phi-4-mini-instruct) have been evaluated at three precisions (fp16, INT8, NF4) on all four benchmarks (HarmBench, XSTest, MMLU, and ARC-Challenge), at both HarmBench's 512-token reference budget (the primary study) and an initial 128-token budget (retained as a controlled comparison), on the NTU TC1 GPU cluster. Harmful compliance has been scored by the official HarmBench classifier and cross-checked by a second, architecturally independent judge (GPT-4o) across all ten models, and a single-annotator human-label validation of 200 stratified responses has grounded the primary scorer against human judgment (classifier κ 0.59 versus regex 0.11). Three robustness arms are complete: a five-seed stochastic-decoding sensitivity arm (three pairs), a first-token refusal-margin mechanism probe, and the fp16 → INT8 → NF4 precision sweep. The analysis (matched-pair deltas, paired-bootstrap confidence intervals, McNemar exact tests, and Benjamini-Hochberg multiplicity control) is complete, and the supporting framework — matched-pair loading, a benchmark-plugin contract, a judge-validation layer, SLURM orchestration, 339 automated tests, and a machine claim lock that verifies every reported number against the committed artefacts — is implemented and released.</w:t>
+        <w:t xml:space="preserve">The experimental programme is complete. All five matched pairs across four families (Qwen3-1.7B, Qwen3-4B, Llama-3.2-3B-Instruct, Mistral-7B-Instruct-v0.3, and Phi-4-mini-instruct) have been evaluated at three precisions (fp16, INT8, NF4) on all four benchmarks (HarmBench, XSTest, MMLU, and ARC-Challenge), at both HarmBench's 512-token reference budget (the primary study) and an initial 128-token budget (retained as a controlled comparison), on the NTU TC1 GPU cluster. Harmful compliance has been scored by the official HarmBench classifier and cross-checked by a second, architecturally independent judge (GPT-4o) across all ten models, and a single-annotator human-label validation of 200 stratified responses has grounded the primary scorer against human judgment (classifier κ 0.59 versus regex 0.11). Three robustness arms are complete: a five-seed stochastic-decoding sensitivity arm (three pairs), a first-token refusal-margin mechanism probe, and the fp16 → INT8 → NF4 precision sweep. The analysis (matched-pair deltas, paired-bootstrap confidence intervals, McNemar exact tests, and Benjamini-Hochberg multiplicity control) is complete, and the supporting framework — matched-pair loading, a benchmark-plugin contract, a judge-validation layer, SLURM orchestration, 382 automated tests, and a machine claim lock that verifies every reported number against the committed artefacts — is implemented and released.</w:t>
       </w:r>
     </w:p>
     <w:p>
@@ -7602,7 +7602,7 @@
           <w:sz w:val="24"/>
           <w:szCs w:val="24"/>
         </w:rPr>
-        <w:t xml:space="preserve">The framework ships 339 automated tests across the schema, loaders (including the fail-loud quantization guard), scorers, analysis mathematics (delta computation, paired bootstrap, McNemar, Cohen’s κ), and the SLURM job generator; a machine claim lock (scripts/verify_report_claims.py, run inside the suite) additionally asserts every load-bearing number in the report and this interim report against the committed analysis artefacts under results_512/analysis/, so the documents cannot drift from the evidence without failing the build. Result artefacts comprise per-prompt redacted score sidecars, per-model judge summaries, and analysis files (pairwise deltas, judge agreement, the precision sweep). A checksum manifest pins the immutable raw artefacts.</w:t>
+        <w:t xml:space="preserve">The framework ships 382 automated tests across the schema, loaders (including the fail-loud quantization guard), scorers, analysis mathematics (delta computation, paired bootstrap, McNemar, Cohen’s κ), and the SLURM job generator; a machine claim lock (scripts/verify_report_claims.py, run inside the suite) additionally asserts every load-bearing number in the report and this interim report against the committed analysis artefacts under results_512/analysis/, so the documents cannot drift from the evidence without failing the build. Result artefacts comprise per-prompt redacted score sidecars, per-model judge summaries, and analysis files (pairwise deltas, judge agreement, the precision sweep). A checksum manifest pins the immutable raw artefacts.</w:t>
       </w:r>
     </w:p>
     <w:sectPr>

--- a/docs/FYP_Interim_2026-07-10.docx
+++ b/docs/FYP_Interim_2026-07-10.docx
@@ -3934,7 +3934,7 @@
           <w:sz w:val="24"/>
           <w:szCs w:val="24"/>
         </w:rPr>
-        <w:t xml:space="preserve">The first result concerns the instrument. The refusal regex reports far higher Attack Success Rates than the HarmBench classifier, and the gap is uneven by family. Cohen’s κ between the regex and the classifier at the 512-token reference budget is poor for the Qwen and Mistral models and good for Llama and Phi (Table 6.1), because models that produce a large volume of ambiguous, non-refusing-but-benign text are exactly those the regex mis-scores. In aggregate the classifier’s harmful set is a near-strict subset of the regex’s (29 judge-only labels against 325 regex-only across the ten models), so the disagreement is overwhelmingly one-directional over-counting. At the retired 128-token budget, adopting the classifier had moved the significant increases wholesale: the regex placed them on Qwen3-4B and Mistral, the classifier on Qwen3-1.7B alone. At the reference budget it removes every significant increase entirely (§6.2). A stratified human-label audit (200 items, single annotator) confirms the direction against truth rather than against another model: the classifier agrees with a human annotator at Cohen's κ 0.59 (moderate) while the regex agrees at only 0.11 (negligible) — against the human's 200 labels the regex over-flagged 101 responses as harmful to the classifier's 18, and the human, flagging 37, applied the highest bar of the three — so refusal-counting over-states harmful compliance relative to human judgment, not merely relative to the classifier; the classifier is a better scorer, though at moderate agreement, not a perfect human proxy. In safety evaluation the choice of scorer is not a detail: it can change the conclusion.</w:t>
+        <w:t xml:space="preserve">The first result concerns the instrument. The refusal regex reports far higher Attack Success Rates than the HarmBench classifier, and the gap is uneven by family. Cohen’s κ between the regex and the classifier at the 512-token reference budget is poor for the Qwen and Mistral models and good for Llama and Phi (Table 6.1), because models that produce a large volume of ambiguous, non-refusing-but-benign text are exactly those the regex mis-scores. In aggregate the classifier’s harmful set is a near-strict subset of the regex’s (28 judge-only labels against 325 regex-only across the ten models), so the disagreement is overwhelmingly one-directional over-counting. At the retired 128-token budget, adopting the classifier had moved the significant increases wholesale: the regex placed them on Qwen3-4B and Mistral, the classifier on Qwen3-1.7B alone. At the reference budget it removes every significant increase entirely (§6.2). A stratified human-label audit (200 items, single annotator) confirms the direction against truth rather than against another model: the classifier agrees with a human annotator at Cohen's κ 0.59 (moderate) while the regex agrees at only 0.11 (negligible) — against the human's 200 labels the regex over-flagged 101 responses as harmful to the classifier's 18, and the human, flagging 37, applied the highest bar of the three — so refusal-counting over-states harmful compliance relative to human judgment, not merely relative to the classifier; the classifier is a better scorer, though at moderate agreement, not a perfect human proxy. In safety evaluation the choice of scorer is not a detail: it can change the conclusion.</w:t>
       </w:r>
     </w:p>
     <w:tbl>
@@ -5605,7 +5605,7 @@
           <w:sz w:val="24"/>
           <w:szCs w:val="24"/>
         </w:rPr>
-        <w:t xml:space="preserve">Over-refusal moves in the benign direction where it moves at all: the only over-refusal delta significant under the exact paired test is Phi-4-mini’s decrease (ΔOR = −0.048, CI [−0.076, −0.020]; regex-scored and scorer-dependent — an independent three-class refusal judge does not reproduce it, §7.2), and Qwen3-1.7B’s decrease is non-significant on both criteria at the corrected over-refusal scoring (−0.024, CI [−0.048, 0.000], McNemar p = 0.109). No pair becomes significantly more trigger-happy on benign prompts (RQ2). The Qwen3-1.7B pair, whose +0.055 increase was the study’s original headline at the 128-token budget, is exactly zero at the reference budget: its thirty-two discordant prompts split sixteen against sixteen, the signature of symmetric boundary churn rather than a directional alignment shift (§6.5).</w:t>
+        <w:t xml:space="preserve">Over-refusal moves in the benign direction where it moves at all: the only over-refusal delta significant under the exact paired test is Phi-4-mini’s decrease (ΔOR = −0.048, CI [−0.076, −0.020]; regex-scored and scorer-dependent — an independent three-class refusal judge does not reproduce it, §7.2), and Qwen3-1.7B’s decrease is non-significant on both criteria at the corrected over-refusal scoring (−0.024, CI [−0.048, 0.000], McNemar p = 0.109). No pair becomes significantly more prone to over-refusal on benign prompts (RQ2). The Qwen3-1.7B pair, whose +0.055 increase was the study’s original headline at the 128-token budget, is exactly zero at the reference budget: its thirty-two discordant prompts split sixteen against sixteen, the signature of symmetric boundary churn rather than a directional alignment shift (§6.5).</w:t>
       </w:r>
     </w:p>
     <w:p>
@@ -6798,7 +6798,7 @@
           <w:sz w:val="24"/>
           <w:szCs w:val="24"/>
         </w:rPr>
-        <w:t xml:space="preserve">The primary safety construct is scored by the benchmark’s own fine-tuned classifier rather than refusal matching, and the cross-judge agreement (Cohen’s κ 0.68–0.95 across all ten models at the reference budget) shows the finding is not an artefact of one classifier. A stratified human-label audit (200 items, single annotator — the author — HarmBench rubric) now grounds this against truth: the classifier agrees with the human at Cohen's κ 0.59 versus the regex's 0.11, so the primary scorer is closer to human judgment than the demoted regex, not merely to another model. Two sampling caveats scope those figures symmetrically: the subset deliberately over-weights judge-vs-regex disagreement cases (roughly three times their population rate), so the κ values are a disagreement-enriched contrast rather than a population estimate (both scorers' population agreement would sit higher); and the annotation view was capped at the first 2,000 characters of each response while the scorers saw the full text, which can only inflate measured disagreement. The residual is honestly bounded — κ 0.59 is moderate, not near-perfect, and rests on one annotator, so a second annotator with an inter-rater κ is the remaining strengthening. Over-refusal remains regex-scored, a known weaker construct: XSTest’s own protocol relies on LLM-based three-way labelling (full compliance / partial refusal / full refusal) rather than a released fine-tuned classifier, whereas this study deliberately substitutes a deterministic binary refusal regex — a reproducibility-motivated deviation that yields a coarser refusal / non-refusal reading — so the single over-refusal contrast that survives multiplicity correction (Phi-4-mini’s −0.048 decrease) is a reproducible non-refusal-rate change rather than a classifier-validated over-refusal shift. Run as a sensitivity check, an independent gpt-4o three-class refusal judge (XSTest’s own full-compliance / partial-refusal / full-refusal taxonomy) re-scored all 3,750 saved benign responses with zero parse failures, the regex kept primary, and did not reproduce that decrease: the direction reverses to ΔOR +0.016 under a strict full-refusal reading (McNemar p = 0.597) and sits at −0.004 under a broad partial-or-full reading (p = 1.000), both non-significant, and the two scorers disagree substantially (the judge counts about four times more refusals, mean over-refusal 0.171 strict versus regex 0.044; per-alias Cohen’s κ −0.01 to 0.50). The −0.048 survivor is therefore scorer-dependent, and a human-labelled refusal gold set remains the residual strengthening. A second construct boundary is the threat model: the safety axis measures harmful compliance under direct requests only, with no attack augmentation, so the null does not speak to jailbreak robustness under optimised attacks, which is precisely where prior quantization-safety work reports effects [7], [5].</w:t>
+        <w:t xml:space="preserve">The primary safety construct is scored by the benchmark’s own fine-tuned classifier rather than refusal matching, and the cross-judge agreement (Cohen’s κ 0.68–0.95 across all ten models at the reference budget) shows the finding is not an artefact of one classifier. A stratified human-label audit (200 items, single annotator — the author — HarmBench rubric) now grounds this against truth: the classifier agrees with the human at Cohen's κ 0.59 versus the regex's 0.11, so the primary scorer is closer to human judgment than the demoted regex, not merely to another model. Two sampling caveats scope those figures symmetrically: the subset deliberately over-weights judge-vs-regex disagreement cases (roughly three times their population rate), so the κ values are a disagreement-enriched contrast rather than a population estimate; and the annotation view was capped at the first 2,000 characters of each response while the scorers saw the full text, which plausibly inflates measured disagreement, though the direction is not strictly identified, since a harmful-looking prefix followed by a benign completion cuts the other way. The residual is honestly bounded — κ 0.59 is moderate, not near-perfect, and rests on one annotator, so a second annotator with an inter-rater κ is the remaining strengthening. Over-refusal remains regex-scored, a known weaker construct: XSTest’s own protocol relies on LLM-based three-way labelling (full compliance / partial refusal / full refusal) rather than a released fine-tuned classifier, whereas this study deliberately substitutes a deterministic binary refusal regex — a reproducibility-motivated deviation that yields a coarser refusal / non-refusal reading — so the single over-refusal contrast that survives multiplicity correction (Phi-4-mini’s −0.048 decrease) is a reproducible non-refusal-rate change rather than a classifier-validated over-refusal shift. Run as a sensitivity check, an independent gpt-4o three-class refusal judge (XSTest’s own full-compliance / partial-refusal / full-refusal taxonomy) re-scored all 3,750 saved benign responses with zero parse failures, the regex kept primary, and did not reproduce that decrease: the direction reverses to ΔOR +0.016 under a strict full-refusal reading (McNemar p = 0.597) and sits at −0.004 under a broad partial-or-full reading (p = 1.000), both non-significant, and the two scorers disagree substantially (the judge counts about four times more refusals, mean over-refusal 0.171 strict versus regex 0.044; per-alias Cohen’s κ −0.01 to 0.50). The −0.048 survivor is therefore scorer-dependent, and a human-labelled refusal gold set remains the residual strengthening. A second construct boundary is the threat model: the safety axis measures harmful compliance under direct requests only, with no attack augmentation, so the null does not speak to jailbreak robustness under optimised attacks, which is precisely where prior quantization-safety work reports effects [7], [5].</w:t>
       </w:r>
     </w:p>
     <w:p>
@@ -7288,7 +7288,7 @@
           <w:sz w:val="22"/>
           <w:szCs w:val="22"/>
         </w:rPr>
-        <w:t xml:space="preserve">[4] A. Kharinaev et al., “Investigating the impact of quantization methods on the safety and reliability of large language models,” arXiv preprint arXiv:2502.15799, 2025.</w:t>
+        <w:t xml:space="preserve">[4] A. Kharinaev et al., “Investigating the impact of quantization methods on the safety and reliability of large language models,” IEEE Access, vol. 14, 2026, doi: 10.1109/ACCESS.2026.3703899. arXiv:2502.15799.</w:t>
       </w:r>
     </w:p>
     <w:p>

--- a/docs/FYP_Interim_2026-07-10.docx
+++ b/docs/FYP_Interim_2026-07-10.docx
@@ -7288,7 +7288,7 @@
           <w:sz w:val="22"/>
           <w:szCs w:val="22"/>
         </w:rPr>
-        <w:t xml:space="preserve">[4] A. Kharinaev et al., “Investigating the impact of quantization methods on the safety and reliability of large language models,” IEEE Access, vol. 14, 2026, doi: 10.1109/ACCESS.2026.3703899. arXiv:2502.15799.</w:t>
+        <w:t xml:space="preserve">[4] A. Kharinaev et al., “Investigating the impact of quantization methods on the safety and reliability of large language models,” IEEE Access, vol. 14, pp. 96771–96793, 2026, doi: 10.1109/ACCESS.2026.3703899. arXiv:2502.15799.</w:t>
       </w:r>
     </w:p>
     <w:p>

--- a/docs/FYP_Interim_2026-07-10.docx
+++ b/docs/FYP_Interim_2026-07-10.docx
@@ -352,7 +352,7 @@
           <w:sz w:val="24"/>
           <w:szCs w:val="24"/>
         </w:rPr>
-        <w:t xml:space="preserve">It contributes an open, reproducible benchmarking framework built around a matched-pair design (baseline and quantized members are loaded from identical weights, with quantization applied on the fly at load time) so that quantization is the sole experimental variable. Five model pairs across four families (Qwen3-1.7B, Qwen3-4B, Llama-3.2-3B-Instruct, Mistral-7B-Instruct-v0.3, and Phi-4-mini-instruct), spanning roughly 1.7 to 7.2 billion parameters, are evaluated across three precisions (fp16, INT8/LLM.int8, and NF4 four-bit) on four benchmarks: HarmBench (harmful compliance, Attack Success Rate), XSTest (over-refusal), and the MMLU and ARC-Challenge accuracy benchmarks (capability). Harmful compliance is scored by the official HarmBench classifier as the primary judge and cross-checked by a second, architecturally independent judge (GPT-4o); a refusal regex is retained only as a demoted, transparent proxy. Two scope controls apply throughout: the safety prompts are HarmBench's standard harmful behaviours presented directly, with no adversarial attack augmentation, so ASR measures harmful compliance under direct requests; and generation uses HarmBench's own standardized 512-token evaluation budget as the primary configuration, with an initial 128-token run retained as a controlled comparison. A capability-anchored interpretation layer separates genuine alignment shifts from capability degradation, and all deltas carry paired-bootstrap confidence intervals and McNemar exact tests.</w:t>
+        <w:t xml:space="preserve">It contributes an open, reproducible benchmarking framework built around a matched-pair design (baseline and quantized members are loaded from identical weights, with quantization applied on the fly at load time) so that quantization is the sole experimental variable. Five model pairs across four families (Qwen3-1.7B, Qwen3-4B, Llama-3.2-3B-Instruct, Mistral-7B-Instruct-v0.3, and Phi-4-mini-instruct), spanning roughly 1.7 to 7.2 billion parameters, are evaluated across three precisions (fp16, INT8/LLM.int8, and NF4 four-bit) on four benchmarks: HarmBench (harmful compliance, Attack Success Rate), XSTest (over-refusal), and the MMLU and ARC-Challenge accuracy benchmarks (capability). Harmful compliance is scored by the official HarmBench classifier as the primary judge and cross-checked by a second, architecturally independent judge (GPT-4o); a refusal regex is retained only as a demoted, transparent proxy. Two scope controls apply throughout: the safety prompts are HarmBench’s standard harmful behaviours presented directly, with no adversarial attack augmentation, so ASR measures harmful compliance under direct requests; and generation uses HarmBench’s own standardized 512-token evaluation budget as the primary configuration, with an initial 128-token run retained as a controlled comparison. A capability-anchored interpretation layer separates genuine alignment shifts from capability degradation, and all deltas carry paired-bootstrap confidence intervals and McNemar exact tests.</w:t>
       </w:r>
     </w:p>
     <w:p>
@@ -366,7 +366,7 @@
           <w:sz w:val="24"/>
           <w:szCs w:val="24"/>
         </w:rPr>
-        <w:t xml:space="preserve">Three findings result. First, methodologically, the scorer and the generation budget each determine the conclusion. The refusal regex systematically over-counts harmful compliance (its harmful set is a near-strict superset of the classifier's; judge-versus-regex agreement is family-dependent, Cohen's κ 0.25 to 0.84). And the original 128-token budget had truncated 60.3 percent of generations mid-answer, manufacturing an apparent safety regression in the smallest model (Qwen3-1.7B, ΔASR = +0.055, then significant) that dissolves entirely at the reference budget (ΔASR = 0.000 under the classifier and +0.005 under the second judge, McNemar p = 1.000 under both). Second, empirically, at the 512-token reference budget no pair shows a significant increase in harmful compliance under four-bit NF4: not one HarmBench contrast survives a Benjamini-Hochberg correction, the only individually significant delta is a decrease (Llama-3.2-3B, −0.040), and the effects that do survive multiplicity correction are capability losses and one benign-direction over-refusal change. Third, the three-precision sweep shows capability loss is a clean cliff at four-bit (INT8 is essentially free), and the one INT8-specific safety increase seen at 128 tokens likewise vanishes at the reference budget. The overall picture is a rigorous, power-bounded null on the safety axis under direct requests, with capability degradation as the robust, budget-invariant cost of four-bit quantization.</w:t>
+        <w:t xml:space="preserve">Three findings result. First, methodologically, the scorer and the generation budget each determine the conclusion. The refusal regex systematically over-counts harmful compliance (its harmful set is a near-strict superset of the classifier’s; judge-versus-regex agreement is family-dependent, Cohen’s κ 0.25 to 0.84). And the original 128-token budget had truncated 60.3 percent of generations mid-answer, manufacturing an apparent safety regression in the smallest model (Qwen3-1.7B, ΔASR = +0.055, then significant) that dissolves entirely at the reference budget (ΔASR = 0.000 under the classifier and +0.005 under the second judge, McNemar p = 1.000 under both). Second, empirically, at the 512-token reference budget no pair shows a significant increase in harmful compliance under four-bit NF4: not one HarmBench contrast survives a Benjamini-Hochberg correction, the only individually significant delta is a decrease (Llama-3.2-3B, −0.040), and the effects that do survive multiplicity correction are capability losses and one benign-direction over-refusal change. Third, the three-precision sweep shows capability loss is a clean cliff at four-bit (INT8 is essentially free), and the one INT8-specific safety increase seen at 128 tokens likewise vanishes at the reference budget. The overall picture is a rigorous, power-bounded null on the safety axis under direct requests, with capability degradation as the robust, budget-invariant cost of four-bit quantization.</w:t>
       </w:r>
     </w:p>
     <w:p>
@@ -380,7 +380,7 @@
           <w:sz w:val="24"/>
           <w:szCs w:val="24"/>
         </w:rPr>
-        <w:t xml:space="preserve">Status of this interim report. This report presents the project's completed methodology, system, experimental setup, and results, together with the corrections and re-runs made along the way (a scorer-validity correction and a generation-budget re-run, both documented in Chapter 6) and an explicit statement of remaining work. All experiments across the five matched pairs, three precisions, and four benchmarks are complete, as are the two-judge cross-check and a single-annotator human-label validation of the primary scorer; the outstanding items are a second human annotator for an inter-rater agreement figure and the final thesis write-up. The full-length treatment of every result arm is deferred to the final thesis; this interim report presents each at headline depth.</w:t>
+        <w:t xml:space="preserve">Status of this interim report. This report presents the project’s completed methodology, system, experimental setup, and results, together with the corrections and re-runs made along the way (a scorer-validity correction and a generation-budget re-run, both documented in Chapter 6) and an explicit statement of remaining work. All experiments across the five matched pairs, three precisions, and four benchmarks are complete, as are the two-judge cross-check and a single-annotator human-label validation of the primary scorer; the outstanding items are a second human annotator for an inter-rater agreement figure and the final thesis write-up. The full-length treatment of every result arm is deferred to the final thesis; this interim report presents each at headline depth.</w:t>
       </w:r>
     </w:p>
     <w:p>
@@ -623,7 +623,7 @@
           <w:sz w:val="24"/>
           <w:szCs w:val="24"/>
         </w:rPr>
-        <w:t xml:space="preserve">Figure 1  Scorer validation: judge ASR vs regex proxy, and judge-vs-proxy Cohen's κ.</w:t>
+        <w:t xml:space="preserve">Figure 1  Scorer validation: judge ASR vs regex proxy, and judge-vs-proxy Cohen’s κ.</w:t>
       </w:r>
     </w:p>
     <w:p>
@@ -897,7 +897,7 @@
           <w:sz w:val="24"/>
           <w:szCs w:val="24"/>
         </w:rPr>
-        <w:t xml:space="preserve">This interim report makes five contributions, and the first two have consequences beyond this study. One is a scorer-validity result: a refusal-counting scorer systematically over-counts attack success (its harmful set is a near-strict superset of the benchmark classifier's), and adopting HarmBench's own classifier, cross-checked by a second independent judge, changes the study's conclusion. The other is a generation-budget result: the original 128-token budget truncated 60.3 percent of generations and thereby manufactured a statistically significant safety regression that does not exist at HarmBench's standardized 512-token budget; safety evaluations that truncate generations can report effects that are artefacts of where the cut falls. The third contribution is methodological: a controlled, capability-anchored, judge-validated procedure at the benchmark's own reference budget that isolates quantization (matched-pair, on-the-fly) and distinguishes genuine alignment shifts from capability degradation. The fourth is empirical: across five matched pairs, four families, three precisions, and two generation budgets, the multiplicity-robust cost of four-bit quantization is capability loss; harmful compliance under direct requests never rises significantly in any pair at the reference budget. The fifth is an engineering one: an open, reproducible, extensible framework (matched-pair loading, a benchmark-plugin contract, a judge-validation layer, cluster orchestration, and a machine claim lock that verifies every reported number against the committed artefacts) that others can reuse for their own quantization-safety studies.</w:t>
+        <w:t xml:space="preserve">This interim report makes five contributions, and the first two have consequences beyond this study. One is a scorer-validity result: a refusal-counting scorer systematically over-counts attack success (its harmful set is a near-strict superset of the benchmark classifier’s), and adopting HarmBench’s own classifier, cross-checked by a second independent judge, changes the study’s conclusion. The other is a generation-budget result: the original 128-token budget truncated 60.3 percent of generations and thereby manufactured a statistically significant safety regression that does not exist at HarmBench’s standardized 512-token budget; safety evaluations that truncate generations can report effects that are artefacts of where the cut falls. The third contribution is methodological: a controlled, capability-anchored, judge-validated procedure at the benchmark’s own reference budget that isolates quantization (matched-pair, on-the-fly) and distinguishes genuine alignment shifts from capability degradation. The fourth is empirical: across five matched pairs, four families, three precisions, and two generation budgets, the multiplicity-robust cost of four-bit quantization is capability loss; harmful compliance under direct requests never rises significantly in any pair at the reference budget. The fifth is an engineering one: an open, reproducible, extensible framework (matched-pair loading, a benchmark-plugin contract, a judge-validation layer, cluster orchestration, and a machine claim lock that verifies every reported number against the committed artefacts) that others can reuse for their own quantization-safety studies.</w:t>
       </w:r>
     </w:p>
     <w:p>
@@ -2523,7 +2523,7 @@
           <w:sz w:val="24"/>
           <w:szCs w:val="24"/>
         </w:rPr>
-        <w:t xml:space="preserve">A threat-model boundary applies to the safety axis. The HarmBench standard configuration supplies curated harmful behaviour requests directly, and this study applies no adversarial attack or jailbreak transformation on top of them (no GCG, PAIR, AutoDAN, or any other attack pipeline from the HarmBench suite). Attack Success Rate in this interim report therefore measures harmful compliance under direct requests, equivalent to HarmBench's DirectRequest baseline and the weakest threat model in its taxonomy, not robustness to optimised adversarial attack. Attack-augmented evaluation is future work (Chapter 9).</w:t>
+        <w:t xml:space="preserve">A threat-model boundary applies to the safety axis. The HarmBench standard configuration supplies curated harmful behaviour requests directly, and this study applies no adversarial attack or jailbreak transformation on top of them (no GCG, PAIR, AutoDAN, or any other attack pipeline from the HarmBench suite). Attack Success Rate in this interim report therefore measures harmful compliance under direct requests, equivalent to HarmBench’s DirectRequest baseline and the weakest threat model in its taxonomy, not robustness to optimised adversarial attack. Attack-augmented evaluation is future work (Chapter 9).</w:t>
       </w:r>
     </w:p>
     <w:p>
@@ -3047,7 +3047,7 @@
           <w:sz w:val="24"/>
           <w:szCs w:val="24"/>
         </w:rPr>
-        <w:t xml:space="preserve">All inference uses greedy decoding at temperature 0.0 with a fixed seed, so the only variance reflected in the intervals is prompt sampling. Generation uses HarmBench's standardized 512-token evaluation budget as the primary configuration: the HarmBench authors show the number of tokens generated during evaluation can change the measured attack-success rate by up to 30 percent and standardize the parameter to N = 512 for exactly that reason [3]. An initial 128-token run is retained, unchanged, as a controlled generation-length comparison (§6.3). Deltas carry paired-bootstrap 95% confidence intervals [15] (2,000 resamples, seed 42), resampled by prompt identity so that both members of a pair see the same prompts in the same order. Every HarmBench contrast is tested with McNemar’s exact paired test [16]; significance is reported both uncorrected and under a Benjamini-Hochberg false-discovery-rate correction over the twenty-contrast primary family; a power analysis reports the minimum detectable effect (about 0.06 at n = 200); and a multi-seed sensitivity arm (temperature 0.7, five seeds, three of the five pairs) estimates generation-level variance.</w:t>
+        <w:t xml:space="preserve">All inference uses greedy decoding at temperature 0.0 with a fixed seed, so the only variance reflected in the intervals is prompt sampling. Generation uses HarmBench’s standardized 512-token evaluation budget as the primary configuration: the HarmBench authors show the number of tokens generated during evaluation can change the measured attack-success rate by up to 30 percent and standardize the parameter to N = 512 for exactly that reason [3]. An initial 128-token run is retained, unchanged, as a controlled generation-length comparison (§6.3). Deltas carry paired-bootstrap 95% confidence intervals [15] (2,000 resamples, seed 42), resampled by prompt identity so that both members of a pair see the same prompts in the same order. Every HarmBench contrast is tested with McNemar’s exact paired test [16]; significance is reported both uncorrected and under a Benjamini-Hochberg false-discovery-rate correction over the twenty-contrast primary family; a power analysis reports the minimum detectable effect (about 0.06 at n = 200); and a multi-seed sensitivity arm (temperature 0.7, five seeds, three of the five pairs) estimates generation-level variance.</w:t>
       </w:r>
     </w:p>
     <w:p>
@@ -3215,7 +3215,7 @@
           <w:sz w:val="24"/>
           <w:szCs w:val="24"/>
         </w:rPr>
-        <w:t xml:space="preserve">All experiments ran on the NTU TC1 GPU cluster (NVIDIA Tesla V100, 32 GB) under a strict offline, batch-submission policy: datasets and weights are pre-cached on the head node, and all compute is dispatched via SLURM. The same software stack, seed, and decoding settings apply to every run, so cross-condition comparisons are controlled. The full apparatus ran at two generation budgets: the 512-token primary study (HarmBench's standardized evaluation budget) and an initial 128-token run retained unchanged as the generation-length comparison. Table 5.1 summarises the configuration.</w:t>
+        <w:t xml:space="preserve">All experiments ran on the NTU TC1 GPU cluster (NVIDIA Tesla V100, 32 GB) under a strict offline, batch-submission policy: datasets and weights are pre-cached on the head node, and all compute is dispatched via SLURM. The same software stack, seed, and decoding settings apply to every run, so cross-condition comparisons are controlled. The full apparatus ran at two generation budgets: the 512-token primary study (HarmBench’s standardized evaluation budget) and an initial 128-token run retained unchanged as the generation-length comparison. Table 5.1 summarises the configuration.</w:t>
       </w:r>
     </w:p>
     <w:tbl>
@@ -3934,7 +3934,7 @@
           <w:sz w:val="24"/>
           <w:szCs w:val="24"/>
         </w:rPr>
-        <w:t xml:space="preserve">The first result concerns the instrument. The refusal regex reports far higher Attack Success Rates than the HarmBench classifier, and the gap is uneven by family. Cohen’s κ between the regex and the classifier at the 512-token reference budget is poor for the Qwen and Mistral models and good for Llama and Phi (Table 6.1), because models that produce a large volume of ambiguous, non-refusing-but-benign text are exactly those the regex mis-scores. In aggregate the classifier’s harmful set is a near-strict subset of the regex’s (28 judge-only labels against 325 regex-only across the ten models), so the disagreement is overwhelmingly one-directional over-counting. At the retired 128-token budget, adopting the classifier had moved the significant increases wholesale: the regex placed them on Qwen3-4B and Mistral, the classifier on Qwen3-1.7B alone. At the reference budget it removes every significant increase entirely (§6.2). A stratified human-label audit (200 items, single annotator) confirms the direction against truth rather than against another model: the classifier agrees with a human annotator at Cohen's κ 0.59 (moderate) while the regex agrees at only 0.11 (negligible) — against the human's 200 labels the regex over-flagged 101 responses as harmful to the classifier's 18, and the human, flagging 37, applied the highest bar of the three — so refusal-counting over-states harmful compliance relative to human judgment, not merely relative to the classifier; the classifier is a better scorer, though at moderate agreement, not a perfect human proxy. In safety evaluation the choice of scorer is not a detail: it can change the conclusion.</w:t>
+        <w:t xml:space="preserve">The first result concerns the instrument. The refusal regex reports far higher Attack Success Rates than the HarmBench classifier, and the gap is uneven by family. Cohen’s κ between the regex and the classifier at the 512-token reference budget is poor for the Qwen and Mistral models and good for Llama and Phi (Table 6.1), because models that produce a large volume of ambiguous, non-refusing-but-benign text are exactly those the regex mis-scores. In aggregate the classifier’s harmful set is a near-strict subset of the regex’s (28 judge-only labels against 325 regex-only across the ten models), so the disagreement is overwhelmingly one-directional over-counting. At the retired 128-token budget, adopting the classifier had moved the significant increases wholesale: the regex placed them on Qwen3-4B and Mistral, the classifier on Qwen3-1.7B alone. At the reference budget it removes every significant increase entirely (§6.2). A stratified human-label audit (200 items, single annotator) confirms the direction against truth rather than against another model: the classifier agrees with a human annotator at Cohen’s κ 0.59 (moderate) while the regex agrees at only 0.11 (negligible) — against the human’s 200 labels the regex over-flagged 101 responses as harmful to the classifier’s 18, and the human, flagging 37, applied the highest bar of the three — so refusal-counting over-states harmful compliance relative to human judgment, not merely relative to the classifier; the classifier is a better scorer, though at moderate agreement, not a perfect human proxy. In safety evaluation the choice of scorer is not a detail: it can change the conclusion.</w:t>
       </w:r>
     </w:p>
     <w:tbl>
@@ -4457,7 +4457,7 @@
           <w:sz w:val="20"/>
           <w:szCs w:val="20"/>
         </w:rPr>
-        <w:t xml:space="preserve">Figure 1. Scorer validation. Left: HarmBench-classifier ASR versus the regex 'non-refusal' proxy, one marker per model: eight of ten points lie below the diagonal, so the proxy over-counts harmful compliance (worst for Qwen and Mistral); the two marginal exceptions (Llama base, Phi 4-bit) sit just above it. Right: judge-vs-proxy Cohen's κ per model, family-dependent. Source: results_512/analysis/judge_agreement.json.</w:t>
+        <w:t xml:space="preserve">Figure 1. Scorer validation. Left: HarmBench-classifier ASR versus the regex 'non-refusal' proxy, one marker per model: eight of ten points lie below the diagonal, so the proxy over-counts harmful compliance (worst for Qwen and Mistral); the two marginal exceptions (Llama base, Phi 4-bit) sit just above it. Right: judge-vs-proxy Cohen’s κ per model, family-dependent. Source: results_512/analysis/judge_agreement.json.</w:t>
       </w:r>
     </w:p>
     <w:p>
@@ -6798,7 +6798,7 @@
           <w:sz w:val="24"/>
           <w:szCs w:val="24"/>
         </w:rPr>
-        <w:t xml:space="preserve">The primary safety construct is scored by the benchmark’s own fine-tuned classifier rather than refusal matching, and the cross-judge agreement (Cohen’s κ 0.68–0.95 across all ten models at the reference budget) shows the finding is not an artefact of one classifier. A stratified human-label audit (200 items, single annotator — the author — HarmBench rubric) now grounds this against truth: the classifier agrees with the human at Cohen's κ 0.59 versus the regex's 0.11, so the primary scorer is closer to human judgment than the demoted regex, not merely to another model. Two sampling caveats scope those figures symmetrically: the subset deliberately over-weights judge-vs-regex disagreement cases (roughly three times their population rate), so the κ values are a disagreement-enriched contrast rather than a population estimate; and the annotation view was capped at the first 2,000 characters of each response while the scorers saw the full text, which plausibly inflates measured disagreement, though the direction is not strictly identified, since a harmful-looking prefix followed by a benign completion cuts the other way. The residual is honestly bounded — κ 0.59 is moderate, not near-perfect, and rests on one annotator, so a second annotator with an inter-rater κ is the remaining strengthening. Over-refusal remains regex-scored, a known weaker construct: XSTest’s own protocol relies on LLM-based three-way labelling (full compliance / partial refusal / full refusal) rather than a released fine-tuned classifier, whereas this study deliberately substitutes a deterministic binary refusal regex — a reproducibility-motivated deviation that yields a coarser refusal / non-refusal reading — so the single over-refusal contrast that survives multiplicity correction (Phi-4-mini’s −0.048 decrease) is a reproducible non-refusal-rate change rather than a classifier-validated over-refusal shift. Run as a sensitivity check, an independent gpt-4o three-class refusal judge (XSTest’s own full-compliance / partial-refusal / full-refusal taxonomy) re-scored all 3,750 saved benign responses with zero parse failures, the regex kept primary, and did not reproduce that decrease: the direction reverses to ΔOR +0.016 under a strict full-refusal reading (McNemar p = 0.597) and sits at −0.004 under a broad partial-or-full reading (p = 1.000), both non-significant, and the two scorers disagree substantially (the judge counts about four times more refusals, mean over-refusal 0.171 strict versus regex 0.044; per-alias Cohen’s κ −0.01 to 0.50). The −0.048 survivor is therefore scorer-dependent, and a human-labelled refusal gold set remains the residual strengthening. A second construct boundary is the threat model: the safety axis measures harmful compliance under direct requests only, with no attack augmentation, so the null does not speak to jailbreak robustness under optimised attacks, which is precisely where prior quantization-safety work reports effects [7], [5].</w:t>
+        <w:t xml:space="preserve">The primary safety construct is scored by the benchmark’s own fine-tuned classifier rather than refusal matching, and the cross-judge agreement (Cohen’s κ 0.68–0.95 across all ten models at the reference budget) shows the finding is not an artefact of one classifier. A stratified human-label audit (200 items, single annotator — the author — HarmBench rubric) now grounds this against truth: the classifier agrees with the human at Cohen’s κ 0.59 versus the regex’s 0.11, so the primary scorer is closer to human judgment than the demoted regex, not merely to another model. Two sampling caveats scope those figures symmetrically: the subset deliberately over-weights judge-vs-regex disagreement cases (roughly three times their population rate), so the κ values are a disagreement-enriched contrast rather than a population estimate; and the annotation view was capped at the first 2,000 characters of each response while the scorers saw the full text, which plausibly inflates measured disagreement, though the direction is not strictly identified, since a harmful-looking prefix followed by a benign completion cuts the other way. The residual is honestly bounded — κ 0.59 is moderate, not near-perfect, and rests on one annotator, so a second annotator with an inter-rater κ is the remaining strengthening. Over-refusal remains regex-scored, a known weaker construct: XSTest’s own protocol relies on LLM-based three-way labelling (full compliance / partial refusal / full refusal) rather than a released fine-tuned classifier, whereas this study deliberately substitutes a deterministic binary refusal regex — a reproducibility-motivated deviation that yields a coarser refusal / non-refusal reading — so the single over-refusal contrast that survives multiplicity correction (Phi-4-mini’s −0.048 decrease) is a reproducible non-refusal-rate change rather than a classifier-validated over-refusal shift. Run as a sensitivity check, an independent gpt-4o three-class refusal judge (XSTest’s own full-compliance / partial-refusal / full-refusal taxonomy) re-scored all 3,750 saved benign responses with zero parse failures, the regex kept primary, and did not reproduce that decrease: the direction reverses to ΔOR +0.016 under a strict full-refusal reading (McNemar p = 0.597) and sits at −0.004 under a broad partial-or-full reading (p = 1.000), both non-significant, and the two scorers disagree substantially (the judge counts about four times more refusals, mean over-refusal 0.171 strict versus regex 0.044; per-alias Cohen’s κ −0.01 to 0.50). The −0.048 survivor is therefore scorer-dependent, and a human-labelled refusal gold set remains the residual strengthening. A second construct boundary is the threat model: the safety axis measures harmful compliance under direct requests only, with no attack augmentation, so the null does not speak to jailbreak robustness under optimised attacks, which is precisely where prior quantization-safety work reports effects [7], [5].</w:t>
       </w:r>
     </w:p>
     <w:p>
@@ -6971,7 +6971,7 @@
           <w:sz w:val="24"/>
           <w:szCs w:val="24"/>
         </w:rPr>
-        <w:t xml:space="preserve">Generation stopping: the generation loop halts only on the tokenizer's default end-of-sequence token, so responses can run past the model's completed answer into synthetic follow-up turns (the model role-playing both sides of a dialogue), which skip_special_tokens decoding saves as a run-on. This is a decoding-configuration artefact: it inflates response length but is produced identically by both pair members, so it cancels in every matched-pair delta, and the full-response classifier still scores any harmful content a continuation might contain. Stopping at the chat turn-end token is a straightforward fix for future runs.</w:t>
+        <w:t xml:space="preserve">Generation stopping: the generation loop halts only on the tokenizer’s default end-of-sequence token, so responses can run past the model’s completed answer into synthetic follow-up turns (the model role-playing both sides of a dialogue), which skip_special_tokens decoding saves as a run-on. This is a decoding-configuration artefact: it inflates response length but is produced identically by both pair members, so it cancels in every matched-pair delta, and the full-response classifier still scores any harmful content a continuation might contain. Stopping at the chat turn-end token is a straightforward fix for future runs.</w:t>
       </w:r>
     </w:p>
     <w:p>
@@ -7036,7 +7036,7 @@
           <w:sz w:val="24"/>
           <w:szCs w:val="24"/>
         </w:rPr>
-        <w:t xml:space="preserve">The experimental programme is complete. All five matched pairs across four families (Qwen3-1.7B, Qwen3-4B, Llama-3.2-3B-Instruct, Mistral-7B-Instruct-v0.3, and Phi-4-mini-instruct) have been evaluated at three precisions (fp16, INT8, NF4) on all four benchmarks (HarmBench, XSTest, MMLU, and ARC-Challenge), at both HarmBench's 512-token reference budget (the primary study) and an initial 128-token budget (retained as a controlled comparison), on the NTU TC1 GPU cluster. Harmful compliance has been scored by the official HarmBench classifier and cross-checked by a second, architecturally independent judge (GPT-4o) across all ten models, and a single-annotator human-label validation of 200 stratified responses has grounded the primary scorer against human judgment (classifier κ 0.59 versus regex 0.11). Three robustness arms are complete: a five-seed stochastic-decoding sensitivity arm (three pairs), a first-token refusal-margin mechanism probe, and the fp16 → INT8 → NF4 precision sweep. The analysis (matched-pair deltas, paired-bootstrap confidence intervals, McNemar exact tests, and Benjamini-Hochberg multiplicity control) is complete, and the supporting framework — matched-pair loading, a benchmark-plugin contract, a judge-validation layer, SLURM orchestration, 382 automated tests, and a machine claim lock that verifies every reported number against the committed artefacts — is implemented and released.</w:t>
+        <w:t xml:space="preserve">The experimental programme is complete. All five matched pairs across four families (Qwen3-1.7B, Qwen3-4B, Llama-3.2-3B-Instruct, Mistral-7B-Instruct-v0.3, and Phi-4-mini-instruct) have been evaluated at three precisions (fp16, INT8, NF4) on all four benchmarks (HarmBench, XSTest, MMLU, and ARC-Challenge), at both HarmBench’s 512-token reference budget (the primary study) and an initial 128-token budget (retained as a controlled comparison), on the NTU TC1 GPU cluster. Harmful compliance has been scored by the official HarmBench classifier and cross-checked by a second, architecturally independent judge (GPT-4o) across all ten models, and a single-annotator human-label validation of 200 stratified responses has grounded the primary scorer against human judgment (classifier κ 0.59 versus regex 0.11). Three robustness arms are complete: a five-seed stochastic-decoding sensitivity arm (three pairs), a first-token refusal-margin mechanism probe, and the fp16 → INT8 → NF4 precision sweep. The analysis (matched-pair deltas, paired-bootstrap confidence intervals, McNemar exact tests, and Benjamini-Hochberg multiplicity control) is complete, and the supporting framework — matched-pair loading, a benchmark-plugin contract, a judge-validation layer, SLURM orchestration, 382 automated tests, and a machine claim lock that verifies every reported number against the committed artefacts — is implemented and released.</w:t>
       </w:r>
     </w:p>
     <w:p>
@@ -7050,7 +7050,7 @@
           <w:sz w:val="24"/>
           <w:szCs w:val="24"/>
         </w:rPr>
-        <w:t xml:space="preserve">Two of these steps were corrections rather than plan items, and Chapter 6 reports them as evidence of a self-checking methodology: the initial refusal-regex scorer was found to over-count harmful compliance and was demoted in favour of HarmBench's own fine-tuned classifier, and the initial 128-token generation budget was found to have truncated the majority of responses and manufactured an apparent safety regression, prompting a full re-run of the entire study at HarmBench's standardized 512-token budget. Both are documented rather than hidden, because the design's ability to detect and correct its own artefacts is itself a result.</w:t>
+        <w:t xml:space="preserve">Two of these steps were corrections rather than plan items, and Chapter 6 reports them as evidence of a self-checking methodology: the initial refusal-regex scorer was found to over-count harmful compliance and was demoted in favour of HarmBench’s own fine-tuned classifier, and the initial 128-token generation budget was found to have truncated the majority of responses and manufactured an apparent safety regression, prompting a full re-run of the entire study at HarmBench’s standardized 512-token budget. Both are documented rather than hidden, because the design’s ability to detect and correct its own artefacts is itself a result.</w:t>
       </w:r>
     </w:p>
     <w:p>
@@ -7080,7 +7080,7 @@
           <w:sz w:val="24"/>
           <w:szCs w:val="24"/>
         </w:rPr>
-        <w:t xml:space="preserve">The study's scientific claims are established and machine-locked; the remaining work is confirmatory and extensional, and is scoped for the final thesis. In rough order of priority:</w:t>
+        <w:t xml:space="preserve">The study’s scientific claims are established and machine-locked; the remaining work is confirmatory and extensional, and is scoped for the final thesis. In rough order of priority:</w:t>
       </w:r>
     </w:p>
     <w:p>

--- a/docs/FYP_Interim_2026-07-10.docx
+++ b/docs/FYP_Interim_2026-07-10.docx
@@ -199,7 +199,7 @@
           <w:sz w:val="18"/>
           <w:szCs w:val="18"/>
         </w:rPr>
-        <w:t xml:space="preserve">Five matched pairs / ten models / four families · three precisions · four benchmarks · HarmBench 512-token reference budget · 382 automated tests</w:t>
+        <w:t xml:space="preserve">Five matched pairs / ten models / four families · three precisions · four benchmarks · HarmBench 512-token reference budget · artifact-derived claim registry</w:t>
       </w:r>
     </w:p>
     <w:p>
@@ -3154,7 +3154,7 @@
           <w:sz w:val="24"/>
           <w:szCs w:val="24"/>
         </w:rPr>
-        <w:t xml:space="preserve">Several safeguards protect result integrity. The loader fails loud if quantization is requested but does not actually engage, refusing to emit full-precision results mislabelled as quantized. Raw generations and their summaries are treated as immutable artefacts: all post-hoc scoring, including judge validation, writes derived sidecars only, and integrity is pinned by a checksum manifest. Resume logic keys on prompt identity so an interrupted run continues without double-counting. A suite of 382 automated tests covers the schema, loaders, scorers, analysis mathematics, and the cluster job generator; a machine claim lock, run inside the suite, additionally asserts every load-bearing number in the report, thesis, and interim builders against the committed analysis artefacts, so a prose claim cannot silently drift from its evidence.</w:t>
+        <w:t xml:space="preserve">Several safeguards protect result integrity. The loader fails loud if quantization is requested but does not actually engage, refusing to emit full-precision results mislabelled as quantized. Raw generations and their summaries are treated as immutable artefacts: all post-hoc scoring, including judge validation, writes derived sidecars only, and integrity is pinned by a checksum manifest. Resume logic keys on prompt identity so an interrupted run continues without double-counting. the automated test suite and an artifact-derived machine claim registry cover the schema, loaders, scorers, analysis mathematics, cluster job generator, and every registered document surface.</w:t>
       </w:r>
     </w:p>
     <w:p>
@@ -3854,7 +3854,7 @@
                 <w:sz w:val="20"/>
                 <w:szCs w:val="20"/>
               </w:rPr>
-              <w:t xml:space="preserve">382 automated tests + machine claim lock</w:t>
+              <w:t xml:space="preserve">automated test suite + artifact-derived claim registry</w:t>
             </w:r>
           </w:p>
         </w:tc>
@@ -5534,6 +5534,20 @@
     </w:p>
     <w:p>
       <w:pPr>
+        <w:spacing w:after="160" w:line="360"/>
+        <w:jc w:val="both"/>
+      </w:pPr>
+      <w:r>
+        <w:rPr>
+          <w:rFonts w:ascii="Times New Roman" w:cs="Times New Roman" w:eastAsia="Times New Roman" w:hAnsi="Times New Roman"/>
+          <w:sz w:val="24"/>
+          <w:szCs w:val="24"/>
+        </w:rPr>
+        <w:t xml:space="preserve">Exactly 3 primary contrasts survive BH-FDR: Qwen3-1.7B MMLU (−0.090, q = 0.008), Llama-3.2-3B ARC (−0.032, q = 0.008), Phi-4-mini over-refusal (−0.048, q = 0.012). No HarmBench ASR contrast survives.</w:t>
+      </w:r>
+    </w:p>
+    <w:p>
+      <w:pPr>
         <w:spacing w:after="60" w:before="140"/>
         <w:jc w:val="center"/>
       </w:pPr>
@@ -7036,7 +7050,7 @@
           <w:sz w:val="24"/>
           <w:szCs w:val="24"/>
         </w:rPr>
-        <w:t xml:space="preserve">The experimental programme is complete. All five matched pairs across four families (Qwen3-1.7B, Qwen3-4B, Llama-3.2-3B-Instruct, Mistral-7B-Instruct-v0.3, and Phi-4-mini-instruct) have been evaluated at three precisions (fp16, INT8, NF4) on all four benchmarks (HarmBench, XSTest, MMLU, and ARC-Challenge), at both HarmBench’s 512-token reference budget (the primary study) and an initial 128-token budget (retained as a controlled comparison), on the NTU TC1 GPU cluster. Harmful compliance has been scored by the official HarmBench classifier and cross-checked by a second, architecturally independent judge (GPT-4o) across all ten models, and a single-annotator human-label validation of 200 stratified responses has grounded the primary scorer against human judgment (classifier κ 0.59 versus regex 0.11). Three robustness arms are complete: a five-seed stochastic-decoding sensitivity arm (three pairs), a first-token refusal-margin mechanism probe, and the fp16 → INT8 → NF4 precision sweep. The analysis (matched-pair deltas, paired-bootstrap confidence intervals, McNemar exact tests, and Benjamini-Hochberg multiplicity control) is complete, and the supporting framework — matched-pair loading, a benchmark-plugin contract, a judge-validation layer, SLURM orchestration, 382 automated tests, and a machine claim lock that verifies every reported number against the committed artefacts — is implemented and released.</w:t>
+        <w:t xml:space="preserve">The experimental programme is complete. All five matched pairs across four families (Qwen3-1.7B, Qwen3-4B, Llama-3.2-3B-Instruct, Mistral-7B-Instruct-v0.3, and Phi-4-mini-instruct) have been evaluated at three precisions (fp16, INT8, NF4) on all four benchmarks (HarmBench, XSTest, MMLU, and ARC-Challenge), at both HarmBench’s 512-token reference budget (the primary study) and an initial 128-token budget (retained as a controlled comparison), on the NTU TC1 GPU cluster. Harmful compliance has been scored by the official HarmBench classifier and cross-checked by a second, architecturally independent judge (GPT-4o) across all ten models, and a single-annotator human-label validation of 200 stratified responses has grounded the primary scorer against human judgment (classifier κ 0.59 versus regex 0.11). Three robustness arms are complete: a five-seed stochastic-decoding sensitivity arm (three pairs), a first-token refusal-margin mechanism probe, and the fp16 → INT8 → NF4 precision sweep. The analysis is complete, and the supporting framework, automated verification suite, and artifact-derived claim registry are implemented and released.</w:t>
       </w:r>
     </w:p>
     <w:p>
@@ -7602,7 +7616,7 @@
           <w:sz w:val="24"/>
           <w:szCs w:val="24"/>
         </w:rPr>
-        <w:t xml:space="preserve">The framework ships 382 automated tests across the schema, loaders (including the fail-loud quantization guard), scorers, analysis mathematics (delta computation, paired bootstrap, McNemar, Cohen’s κ), and the SLURM job generator; a machine claim lock (scripts/verify_report_claims.py, run inside the suite) additionally asserts every load-bearing number in the report and this interim report against the committed analysis artefacts under results_512/analysis/, so the documents cannot drift from the evidence without failing the build. Result artefacts comprise per-prompt redacted score sidecars, per-model judge summaries, and analysis files (pairwise deltas, judge agreement, the precision sweep). A checksum manifest pins the immutable raw artefacts.</w:t>
+        <w:t xml:space="preserve">The framework ships an automated verification suite across the schema, loaders, scorers, analysis mathematics, SLURM generation, and registered document surfaces. The artifact-derived claim registry binds load-bearing tables, captions, deck data, and recurring prose to results_512/analysis/, while a checksum manifest pins immutable raw artefacts. The live test inventory is obtained from pytest rather than copied into the interim report.</w:t>
       </w:r>
     </w:p>
     <w:sectPr>

--- a/docs/FYP_Interim_2026-07-10.docx
+++ b/docs/FYP_Interim_2026-07-10.docx
@@ -5619,7 +5619,7 @@
           <w:sz w:val="24"/>
           <w:szCs w:val="24"/>
         </w:rPr>
-        <w:t xml:space="preserve">Over-refusal moves in the benign direction where it moves at all: the only over-refusal delta significant under the exact paired test is Phi-4-mini’s decrease (ΔOR = −0.048, CI [−0.076, −0.020]; regex-scored and scorer-dependent — an independent three-class refusal judge does not reproduce it, §7.2), and Qwen3-1.7B’s decrease is non-significant on both criteria at the corrected over-refusal scoring (−0.024, CI [−0.048, 0.000], McNemar p = 0.109). No pair becomes significantly more prone to over-refusal on benign prompts (RQ2). The Qwen3-1.7B pair, whose +0.055 increase was the study’s original headline at the 128-token budget, is exactly zero at the reference budget: its thirty-two discordant prompts split sixteen against sixteen, the signature of symmetric boundary churn rather than a directional alignment shift (§6.5).</w:t>
+        <w:t xml:space="preserve">Over-refusal moves in the benign direction where it moves at all: the only over-refusal delta significant under the exact paired test is Phi-4-mini’s decrease (ΔOR = −0.048, CI [−0.076, −0.020]; regex-scored and scorer-dependent — an independent three-class refusal judge does not reproduce it, and a completed blinded human audit now weights that judge over the regex, so the decrease is most plausibly a regex measurement artifact, §7.2), and Qwen3-1.7B’s decrease is non-significant on both criteria at the corrected over-refusal scoring (−0.024, CI [−0.048, 0.000], McNemar p = 0.109). No pair becomes significantly more prone to over-refusal on benign prompts (RQ2). The Qwen3-1.7B pair, whose +0.055 increase was the study’s original headline at the 128-token budget, is exactly zero at the reference budget: its thirty-two discordant prompts split sixteen against sixteen, the signature of symmetric boundary churn rather than a directional alignment shift (§6.5).</w:t>
       </w:r>
     </w:p>
     <w:p>
@@ -6721,7 +6721,7 @@
           <w:sz w:val="24"/>
           <w:szCs w:val="24"/>
         </w:rPr>
-        <w:t xml:space="preserve">Applying a Benjamini-Hochberg false-discovery-rate correction (q &lt; 0.05) over the family of twenty primary NF4-versus-fp16 contrasts (exact McNemar p per contrast; results_512/analysis/multiple_comparisons.json), exactly three survive, and none is a harmful-compliance change: Qwen3-1.7B MMLU (−0.090, q = 0.008), Llama-3B ARC (−0.032, q = 0.008), and Phi-4-mini over-refusal (−0.048, q = 0.012, a decrease — regex-scored and scorer-dependent; an independent refusal judge does not reproduce it, §7.2). Not one HarmBench ASR contrast survives, including Llama’s individually significant decrease. The multiplicity-robust signal of four-bit NF4 is therefore capability degradation, plus one benign-direction over-refusal change, and never a safety regression. This is the study’s headline empirical claim.</w:t>
+        <w:t xml:space="preserve">Applying a Benjamini-Hochberg false-discovery-rate correction (q &lt; 0.05) over the family of twenty primary NF4-versus-fp16 contrasts (exact McNemar p per contrast; results_512/analysis/multiple_comparisons.json), exactly three survive, and none is a harmful-compliance change: Qwen3-1.7B MMLU (−0.090, q = 0.008), Llama-3B ARC (−0.032, q = 0.008), and Phi-4-mini over-refusal (−0.048, q = 0.012, a decrease — regex-scored and scorer-dependent; an independent refusal judge does not reproduce it, §7.2). Not one HarmBench ASR contrast survives, including Llama’s individually significant decrease. The multiplicity-robust signal of four-bit NF4 is therefore capability degradation, plus one benign-direction over-refusal change, and never a safety regression. This is the study’s headline empirical claim. A validation-informed parallel correction — the identical twenty-contrast family with the five over-refusal contrasts scored by the independent judge under its strict mapping, composition locked in a dated note before computation (docs/VALIDATION_INFORMED_FAMILY_NOTE.md; results_512/analysis/multiple_comparisons_judge_strict.json) — leaves two contrasts surviving, both capability effects (Qwen3-1.7B MMLU, q = 0.008; Llama-3B ARC, q = 0.008); it is purely deflationary, and the registered regex-scored family above remains the family of record.</w:t>
       </w:r>
     </w:p>
     <w:p>
@@ -6752,7 +6752,7 @@
           <w:sz w:val="24"/>
           <w:szCs w:val="24"/>
         </w:rPr>
-        <w:t xml:space="preserve">The results answer the research questions with calibrated, not sweeping, claims. At the reference budget NF4 does not significantly increase harmful compliance under direct requests in any pair (RQ1); over-refusal does not rise, and its only exact-test-significant change is a decrease (RQ2); capability loss is real, modest, partly benchmark-specific, and the only class of effect that robustly survives multiplicity correction, the one over-refusal survivor being scorer-dependent (RQ3); the smallest model is the most capability-sensitive but shows no genuine safety shift once truncation is controlled (RQ4); and the cross-family, cross-precision picture is a consistent power-bounded null on safety with a capability cliff at four-bit (RQ5). For deployment the practical message is capability-shaped: eight-bit quantization is essentially free, four-bit costs capability (worst in the smallest model), and neither produced a robust safety cost under direct requests. Teams should evaluate the exact quantized artefact they will ship, at the deployment generation budget rather than a truncated one, and prefer the largest model that fits the memory budget over aggressively quantizing a smaller one. These recommendations are established for on-the-fly bitsandbytes quantization under direct harmful requests; other deployment formats (GGUF, GPTQ, AWQ) and attack-mediated threat models may behave differently and are future work.</w:t>
+        <w:t xml:space="preserve">The results answer the research questions with calibrated, not sweeping, claims. At the reference budget NF4 does not significantly increase harmful compliance under direct requests in any pair (RQ1); no scorer finds a statistically significant over-refusal increase in any pair, and the only exact-test-significant over-refusal change is a regex-scored decrease (RQ2); capability loss is real, modest, partly benchmark-specific, and the only class of effect that robustly survives multiplicity correction, the one over-refusal survivor being scorer-dependent (RQ3); the smallest model is the most capability-sensitive but shows no genuine safety shift once truncation is controlled (RQ4); and the cross-family, cross-precision picture is a consistent power-bounded null on safety with a capability cliff at four-bit (RQ5). For deployment the practical message is capability-shaped: eight-bit quantization is essentially free, four-bit costs capability (worst in the smallest model), and neither produced a robust safety cost under direct requests. Teams should evaluate the exact quantized artefact they will ship, at the deployment generation budget rather than a truncated one, and prefer the largest model that fits the memory budget over aggressively quantizing a smaller one. These recommendations are established for on-the-fly bitsandbytes quantization under direct harmful requests; other deployment formats (GGUF, GPTQ, AWQ) and attack-mediated threat models may behave differently and are future work.</w:t>
       </w:r>
     </w:p>
     <w:p>
@@ -6812,7 +6812,7 @@
           <w:sz w:val="24"/>
           <w:szCs w:val="24"/>
         </w:rPr>
-        <w:t xml:space="preserve">The primary safety construct is scored by the benchmark’s own fine-tuned classifier rather than refusal matching, and the cross-judge agreement (Cohen’s κ 0.68–0.95 across all ten models at the reference budget) shows the finding is not an artefact of one classifier. A stratified human-label audit (200 items, single annotator — the author — HarmBench rubric) now grounds this against truth: the classifier agrees with the human at Cohen’s κ 0.59 versus the regex’s 0.11, so the primary scorer is closer to human judgment than the demoted regex, not merely to another model. Two sampling caveats scope those figures symmetrically: the subset deliberately over-weights judge-vs-regex disagreement cases (roughly three times their population rate), so the κ values are a disagreement-enriched contrast rather than a population estimate; and the annotation view was capped at the first 2,000 characters of each response while the scorers saw the full text, which plausibly inflates measured disagreement, though the direction is not strictly identified, since a harmful-looking prefix followed by a benign completion cuts the other way. The residual is honestly bounded — κ 0.59 is moderate, not near-perfect, and rests on one annotator, so a second annotator with an inter-rater κ is the remaining strengthening. Over-refusal remains regex-scored, a known weaker construct: XSTest’s own protocol relies on LLM-based three-way labelling (full compliance / partial refusal / full refusal) rather than a released fine-tuned classifier, whereas this study deliberately substitutes a deterministic binary refusal regex — a reproducibility-motivated deviation that yields a coarser refusal / non-refusal reading — so the single over-refusal contrast that survives multiplicity correction (Phi-4-mini’s −0.048 decrease) is a reproducible non-refusal-rate change rather than a classifier-validated over-refusal shift. Run as a sensitivity check, an independent gpt-4o three-class refusal judge (XSTest’s own full-compliance / partial-refusal / full-refusal taxonomy) re-scored all 3,750 saved benign responses with zero parse failures, the regex kept primary, and did not reproduce that decrease: the direction reverses to ΔOR +0.016 under a strict full-refusal reading (McNemar p = 0.597) and sits at −0.004 under a broad partial-or-full reading (p = 1.000), both non-significant, and the two scorers disagree substantially (the judge counts about four times more refusals, mean over-refusal 0.171 strict versus regex 0.044; per-alias Cohen’s κ −0.01 to 0.50). The −0.048 survivor is therefore scorer-dependent, and a human-labelled refusal gold set remains the residual strengthening. A second construct boundary is the threat model: the safety axis measures harmful compliance under direct requests only, with no attack augmentation, so the null does not speak to jailbreak robustness under optimised attacks, which is precisely where prior quantization-safety work reports effects [7], [5].</w:t>
+        <w:t xml:space="preserve">The primary safety construct is scored by the benchmark’s own fine-tuned classifier rather than refusal matching, and the cross-judge agreement (Cohen’s κ 0.68–0.95 across all ten models at the reference budget) shows the finding is not an artefact of one classifier. A stratified human-label audit (200 items, single annotator — the author — HarmBench rubric) now grounds this against truth: the classifier agrees with the human at Cohen’s κ 0.59 versus the regex’s 0.11, so the primary scorer is closer to human judgment than the demoted regex, not merely to another model. Two sampling caveats scope those figures symmetrically: the subset deliberately over-weights judge-vs-regex disagreement cases (roughly three times their population rate), so the κ values are a disagreement-enriched contrast rather than a population estimate; and the annotation view was capped at the first 2,000 characters of each response while the scorers saw the full text, which plausibly inflates measured disagreement, though the direction is not strictly identified, since a harmful-looking prefix followed by a benign completion cuts the other way. The residual is honestly bounded — κ 0.59 is moderate, not near-perfect, and rests on one annotator, so a second annotator with an inter-rater κ is the remaining strengthening. Over-refusal remains regex-scored, a known weaker construct: XSTest’s own protocol relies on LLM-based three-way labelling (full compliance / partial refusal / full refusal) rather than a released fine-tuned classifier, whereas this study deliberately substitutes a deterministic binary refusal regex — a reproducibility-motivated deviation that yields a coarser refusal / non-refusal reading — so the single over-refusal contrast that survives multiplicity correction (Phi-4-mini’s −0.048 decrease) is a reproducible non-refusal-rate change rather than a classifier-validated over-refusal shift. Run as a sensitivity check, an independent gpt-4o three-class refusal judge (XSTest’s own full-compliance / partial-refusal / full-refusal taxonomy) re-scored all 3,750 saved benign responses with zero parse failures, the regex kept primary, and did not reproduce that decrease: the direction reverses to ΔOR +0.016 under a strict full-refusal reading (McNemar p = 0.597) and sits at −0.004 under a broad partial-or-full reading (p = 1.000), both non-significant, and the two scorers disagree substantially (the judge counts about four times more refusals, mean over-refusal 0.171 strict versus regex 0.044; per-alias Cohen’s κ −0.01 to 0.50). The −0.048 survivor is therefore scorer-dependent, and a completed 200-item blinded human audit (single annotator, disagreement-enriched draw, pre-registered read-off: Outcome J) resolves the weighting: the judge aligns substantially better with the annotator than the regex on this construct (strict κ 0.485 versus −0.006; the regex recovered only 2 of the annotator’s 63 full refusals), so the contrast is carried as most plausibly a measurement artifact of the regex scorer, with the regex retained as the original pre-specified scorer-of-record and a second annotator the residual strengthening. A second construct boundary is the threat model: the safety axis measures harmful compliance under direct requests only, with no attack augmentation, so the null does not speak to jailbreak robustness under optimised attacks, which is precisely where prior quantization-safety work reports effects [7], [5].</w:t>
       </w:r>
     </w:p>
     <w:p>
@@ -6931,7 +6931,7 @@
           <w:sz w:val="24"/>
           <w:szCs w:val="24"/>
         </w:rPr>
-        <w:t xml:space="preserve">Judge grounding: the HarmBench classifier is now grounded against human labels on a stratified 200-item subset (classifier κ 0.59 vs regex 0.11, single annotator), alongside the second-judge cross-check; a second annotator for an inter-rater κ remains the strengthening.</w:t>
+        <w:t xml:space="preserve">Judge grounding: the HarmBench classifier is now grounded against human labels on a stratified 200-item subset (classifier κ 0.59 vs regex 0.11, single annotator), alongside the second-judge cross-check, and the over-refusal axis now carries its own 200-item blinded audit (judge strict κ 0.485 vs regex −0.006); a second annotator for an inter-rater κ remains the strengthening on both axes.</w:t>
       </w:r>
     </w:p>
     <w:p>

--- a/docs/FYP_Interim_2026-07-10.docx
+++ b/docs/FYP_Interim_2026-07-10.docx
@@ -3047,7 +3047,7 @@
           <w:sz w:val="24"/>
           <w:szCs w:val="24"/>
         </w:rPr>
-        <w:t xml:space="preserve">All inference uses greedy decoding at temperature 0.0 with a fixed seed, so the only variance reflected in the intervals is prompt sampling. Generation uses HarmBench’s standardized 512-token evaluation budget as the primary configuration: the HarmBench authors show the number of tokens generated during evaluation can change the measured attack-success rate by up to 30 percent and standardize the parameter to N = 512 for exactly that reason [3]. An initial 128-token run is retained, unchanged, as a controlled generation-length comparison (§6.3). Deltas carry paired-bootstrap 95% confidence intervals [15] (2,000 resamples, seed 42), resampled by prompt identity so that both members of a pair see the same prompts in the same order. Every HarmBench contrast is tested with McNemar’s exact paired test [16]; significance is reported both uncorrected and under a Benjamini-Hochberg false-discovery-rate correction over the twenty-contrast primary family; a power analysis reports the minimum detectable effect (about 0.06 at n = 200); and a multi-seed sensitivity arm (temperature 0.7, five seeds, three of the five pairs) estimates generation-level variance.</w:t>
+        <w:t xml:space="preserve">All inference uses greedy decoding at temperature 0.0 with a fixed seed, so the only variance reflected in the intervals is prompt sampling. Generation uses HarmBench’s standardized 512-token evaluation budget as the primary configuration: the HarmBench authors show the number of tokens generated during evaluation can change the measured attack-success rate by up to 30 percent and standardize the parameter to N = 512 for exactly that reason [3]. An initial 128-token run is retained, unchanged, as a controlled generation-length comparison (§6.3). Deltas carry paired-bootstrap 95% confidence intervals [15] (2,000 resamples, seed 42), resampled by prompt identity so that both members of a pair see the same prompts in the same order. Every HarmBench contrast is tested with McNemar’s exact paired test [16]; significance is reported both uncorrected and under a Benjamini-Hochberg false-discovery-rate correction over the twenty-contrast primary family; a power analysis reports the minimum detectable effect (about 0.06 at n = 200); and a multi-seed sensitivity arm (temperature 0.7, five seeds, all five pairs) estimates generation-level variance.</w:t>
       </w:r>
     </w:p>
     <w:p>
@@ -3687,6 +3687,62 @@
                 <w:szCs w:val="20"/>
               </w:rPr>
               <w:t xml:space="preserve">GPT-4o (architecturally independent)</w:t>
+            </w:r>
+          </w:p>
+        </w:tc>
+      </w:tr>
+      <w:tr>
+        <w:tc>
+          <w:tcPr>
+            <w:tcW w:type="dxa" w:w="3600"/>
+            <w:tcBorders>
+              <w:top w:val="single" w:color="999999" w:sz="1"/>
+              <w:left w:val="single" w:color="999999" w:sz="1"/>
+              <w:bottom w:val="single" w:color="999999" w:sz="1"/>
+              <w:right w:val="single" w:color="999999" w:sz="1"/>
+            </w:tcBorders>
+            <w:tcMar>
+              <w:top w:type="dxa" w:w="60"/>
+              <w:left w:type="dxa" w:w="100"/>
+              <w:bottom w:type="dxa" w:w="60"/>
+              <w:right w:type="dxa" w:w="100"/>
+            </w:tcMar>
+          </w:tcPr>
+          <w:p>
+            <w:r>
+              <w:rPr>
+                <w:rFonts w:ascii="Times New Roman" w:cs="Times New Roman" w:eastAsia="Times New Roman" w:hAnsi="Times New Roman"/>
+                <w:sz w:val="20"/>
+                <w:szCs w:val="20"/>
+              </w:rPr>
+              <w:t xml:space="preserve">Third judge</w:t>
+            </w:r>
+          </w:p>
+        </w:tc>
+        <w:tc>
+          <w:tcPr>
+            <w:tcW w:type="dxa" w:w="5760"/>
+            <w:tcBorders>
+              <w:top w:val="single" w:color="999999" w:sz="1"/>
+              <w:left w:val="single" w:color="999999" w:sz="1"/>
+              <w:bottom w:val="single" w:color="999999" w:sz="1"/>
+              <w:right w:val="single" w:color="999999" w:sz="1"/>
+            </w:tcBorders>
+            <w:tcMar>
+              <w:top w:type="dxa" w:w="60"/>
+              <w:left w:type="dxa" w:w="100"/>
+              <w:bottom w:type="dxa" w:w="60"/>
+              <w:right w:type="dxa" w:w="100"/>
+            </w:tcMar>
+          </w:tcPr>
+          <w:p>
+            <w:r>
+              <w:rPr>
+                <w:rFonts w:ascii="Times New Roman" w:cs="Times New Roman" w:eastAsia="Times New Roman" w:hAnsi="Times New Roman"/>
+                <w:sz w:val="20"/>
+                <w:szCs w:val="20"/>
+              </w:rPr>
+              <w:t xml:space="preserve">Llama-Guard-3-8B (open-weight, revision-pinned)</w:t>
             </w:r>
           </w:p>
         </w:tc>
@@ -5649,7 +5705,7 @@
           <w:sz w:val="24"/>
           <w:szCs w:val="24"/>
         </w:rPr>
-        <w:t xml:space="preserve">The 128-token budget of the study’s first run truncated the majority of generations before completion: a direct prefix test shows 60.3 percent of the 2,000 paired responses were provably cut off (the 512-token generation continues past the point where the 128-token one stops), 30.5 percent stop naturally, and 9.2 percent diverge between the two nominally greedy runs (benign cross-run non-determinism, conservatively excluded, which makes 60.3 percent a floor). Truncation is family-heterogeneous (93.5–98.0 percent for Mistral, 3.0–4.0 percent for Llama), so the mechanism is family-specific even though the conclusion is not. The HarmBench authors show the number of tokens generated during evaluation can change measured attack-success rates by up to 30 percent and standardize the parameter to N = 512 for exactly this reason [3]; the official evaluation harness likewise clips completions to 512 tokens before classification. Re-running the full apparatus at that budget dissolves the apparent safety regression: Qwen3-1.7B’s ΔASR goes from +0.055 (then significant, McNemar p = 0.027) at 128 tokens to exactly 0.000 under the classifier (p = 1.000) at 512, with the second judge at +0.005 (also p = 1.000). A five-seed stochastic-decoding arm at the reference budget corroborates the null (per-seed ΔASR mean +0.013, range [0.000, +0.035], no seed individually significant, and the greedy estimate sits inside the range; all five seed deltas are non-negative, a sub-minimum-detectable-effect directional signal disclosed rather than glossed). The capability deltas, by contrast, are essentially unchanged across budgets: truncation manufactured the safety signal, not the capability one.</w:t>
+        <w:t xml:space="preserve">The 128-token budget of the study’s first run truncated the majority of generations before completion: a direct prefix test shows 60.3 percent of the 2,000 paired responses were provably cut off (the 512-token generation continues past the point where the 128-token one stops), 30.5 percent stop naturally, and 9.2 percent diverge between the two nominally greedy runs (benign cross-run non-determinism, conservatively excluded, which makes 60.3 percent a floor). Truncation is family-heterogeneous (93.5–98.0 percent for Mistral, 3.0–4.0 percent for Llama), so the mechanism is family-specific even though the conclusion is not. The HarmBench authors show the number of tokens generated during evaluation can change measured attack-success rates by up to 30 percent and standardize the parameter to N = 512 for exactly this reason [3]; the official evaluation harness likewise clips completions to 512 tokens before classification. Re-running the full apparatus at that budget dissolves the apparent safety regression: Qwen3-1.7B’s ΔASR goes from +0.055 (then significant, McNemar p = 0.027) at 128 tokens to exactly 0.000 under the classifier (p = 1.000) at 512, with the second judge at +0.005 (also p = 1.000). A five-seed stochastic-decoding arm at the reference budget corroborates the null (per-seed ΔASR mean +0.013, range [0.000, +0.035], no seed individually significant, and the greedy estimate sits inside the range; all five seed deltas are non-negative, a sub-minimum-detectable-effect directional signal disclosed rather than glossed). The arm has since been extended to all five pairs and corroborates the null in each: no pair shows a sign-consistent majority of individually significant seeds (Qwen3-4B mean +0.029, 1 of 5 seeds significant; Llama −0.024, 2 of 5, both decreases; Mistral +0.012, 0 of 5; Phi −0.012, 1 of 5), and the greedy estimate sits inside the seed range for the three original pairs while falling marginally outside it with a sign flip for Mistral (greedy −0.020) and Phi (greedy +0.020) — small noise around zero, far below the 0.06 detection floor. The capability deltas, by contrast, are essentially unchanged across budgets: truncation manufactured the safety signal, not the capability one.</w:t>
       </w:r>
     </w:p>
     <w:p>
@@ -6842,7 +6898,7 @@
           <w:sz w:val="24"/>
           <w:szCs w:val="24"/>
         </w:rPr>
-        <w:t xml:space="preserve">External validity is bounded by five pairs, one decoding regime (greedy primary, with a three-pair multi-seed arm), two bitsandbytes methods, direct requests only, and English-only text; the cross-family, cross-precision, and cross-budget sweeps widen it but do not make it general. Statistical-conclusion validity is bounded by sample size and is addressed head-on: paired-bootstrap intervals, exact McNemar tests, an explicit BH-FDR correction over the primary family, a minimum-detectable-effect analysis (about 0.06), and a two-layer evidence status rather than bare significance.</w:t>
+        <w:t xml:space="preserve">External validity is bounded by five pairs, one decoding regime (greedy primary, with a five-pair multi-seed arm), two bitsandbytes methods, direct requests only, and English-only text; the cross-family, cross-precision, and cross-budget sweeps widen it but do not make it general. Statistical-conclusion validity is bounded by sample size and is addressed head-on: paired-bootstrap intervals, exact McNemar tests, an explicit BH-FDR correction over the primary family, a minimum-detectable-effect analysis (about 0.06), and a two-layer evidence status rather than bare significance.</w:t>
       </w:r>
     </w:p>
     <w:p>
@@ -6913,7 +6969,7 @@
           <w:sz w:val="24"/>
           <w:szCs w:val="24"/>
         </w:rPr>
-        <w:t xml:space="preserve">Decoding: the primary results condition on a single greedy decode; the multi-seed arm covers three of the five pairs (Qwen 1.7B, Qwen 4B, Llama), so a full-matrix stochastic estimate is outstanding.</w:t>
+        <w:t xml:space="preserve">Decoding: the primary results condition on a single greedy decode; the multi-seed sensitivity arm now covers all five pairs and corroborates the null, though for Mistral and Phi the greedy estimate falls marginally outside the seed range with a sign flip (small noise around zero).</w:t>
       </w:r>
     </w:p>
     <w:p>
@@ -7050,7 +7106,7 @@
           <w:sz w:val="24"/>
           <w:szCs w:val="24"/>
         </w:rPr>
-        <w:t xml:space="preserve">The experimental programme is complete. All five matched pairs across four families (Qwen3-1.7B, Qwen3-4B, Llama-3.2-3B-Instruct, Mistral-7B-Instruct-v0.3, and Phi-4-mini-instruct) have been evaluated at three precisions (fp16, INT8, NF4) on all four benchmarks (HarmBench, XSTest, MMLU, and ARC-Challenge), at both HarmBench’s 512-token reference budget (the primary study) and an initial 128-token budget (retained as a controlled comparison), on the NTU TC1 GPU cluster. Harmful compliance has been scored by the official HarmBench classifier and cross-checked by a second, architecturally independent judge (GPT-4o) across all ten models, and a single-annotator human-label validation of 200 stratified responses has grounded the primary scorer against human judgment (classifier κ 0.59 versus regex 0.11). Three robustness arms are complete: a five-seed stochastic-decoding sensitivity arm (three pairs), a first-token refusal-margin mechanism probe, and the fp16 → INT8 → NF4 precision sweep. The analysis is complete, and the supporting framework, automated verification suite, and artifact-derived claim registry are implemented and released.</w:t>
+        <w:t xml:space="preserve">The experimental programme is complete. All five matched pairs across four families (Qwen3-1.7B, Qwen3-4B, Llama-3.2-3B-Instruct, Mistral-7B-Instruct-v0.3, and Phi-4-mini-instruct) have been evaluated at three precisions (fp16, INT8, NF4) on all four benchmarks (HarmBench, XSTest, MMLU, and ARC-Challenge), at both HarmBench’s 512-token reference budget (the primary study) and an initial 128-token budget (retained as a controlled comparison), on the NTU TC1 GPU cluster. Harmful compliance has been scored by the official HarmBench classifier and cross-checked by a second, architecturally independent judge (GPT-4o) across all ten models and by an open-weight third judge (Llama-Guard-3-8B [18], revision-pinned) across all fifteen aliases — Cohen’s κ 0.36–0.92 against the classifier over the ten base/NF4 aliases, every per-pair ΔASR non-significant; a reproducibility cross-check of a looser “is this response unsafe?” construct, not a second construct-validity oracle — and a single-annotator human-label validation of 200 stratified responses has grounded the primary scorer against human judgment (classifier κ 0.59 versus regex 0.11). Three robustness arms are complete: a five-seed stochastic-decoding sensitivity arm (all five pairs), a first-token refusal-margin mechanism probe, and the fp16 → INT8 → NF4 precision sweep. The analysis is complete, and the supporting framework, automated verification suite, and artifact-derived claim registry are implemented and released.</w:t>
       </w:r>
     </w:p>
     <w:p>
@@ -7130,7 +7186,7 @@
           <w:sz w:val="24"/>
           <w:szCs w:val="24"/>
         </w:rPr>
-        <w:t xml:space="preserve">A second human annotator (inter-rater κ and adjudication of disagreements) extending the completed single-annotator human validation (classifier κ 0.59 vs regex 0.11 against human labels), and an open-weight guard model (e.g. Llama Guard [18]) for a fully reproducible cross-check.</w:t>
+        <w:t xml:space="preserve">A second human annotator (inter-rater κ and adjudication of disagreements) extending the completed single-annotator human validation (classifier κ 0.59 vs regex 0.11 against human labels).</w:t>
       </w:r>
     </w:p>
     <w:p>
@@ -7149,24 +7205,6 @@
           <w:szCs w:val="24"/>
         </w:rPr>
         <w:t xml:space="preserve">Adding genuinely different quantization families (GPTQ, AWQ, and especially GGUF, the deployment-dominant format) beyond the two bitsandbytes methods.</w:t>
-      </w:r>
-    </w:p>
-    <w:p>
-      <w:pPr>
-        <w:pStyle w:val="ListParagraph"/>
-        <w:numPr>
-          <w:ilvl w:val="0"/>
-          <w:numId w:val="4"/>
-        </w:numPr>
-        <w:spacing w:after="80" w:line="360"/>
-      </w:pPr>
-      <w:r>
-        <w:rPr>
-          <w:rFonts w:ascii="Times New Roman" w:cs="Times New Roman" w:eastAsia="Times New Roman" w:hAnsi="Times New Roman"/>
-          <w:sz w:val="24"/>
-          <w:szCs w:val="24"/>
-        </w:rPr>
-        <w:t xml:space="preserve">Extending the multi-seed sensitivity arm to the remaining two pairs (Mistral, Phi) for a full-matrix stochastic estimate.</w:t>
       </w:r>
     </w:p>
     <w:p>

--- a/docs/FYP_Interim_2026-07-10.docx
+++ b/docs/FYP_Interim_2026-07-10.docx
@@ -3047,7 +3047,7 @@
           <w:sz w:val="24"/>
           <w:szCs w:val="24"/>
         </w:rPr>
-        <w:t xml:space="preserve">All inference uses greedy decoding at temperature 0.0 with a fixed seed, so the only variance reflected in the intervals is prompt sampling. Generation uses HarmBench’s standardized 512-token evaluation budget as the primary configuration: the HarmBench authors show the number of tokens generated during evaluation can change the measured attack-success rate by up to 30 percent and standardize the parameter to N = 512 for exactly that reason [3]. An initial 128-token run is retained, unchanged, as a controlled generation-length comparison (§6.3). Deltas carry paired-bootstrap 95% confidence intervals [15] (2,000 resamples, seed 42), resampled by prompt identity so that both members of a pair see the same prompts in the same order. Every HarmBench contrast is tested with McNemar’s exact paired test [16]; significance is reported both uncorrected and under a Benjamini-Hochberg false-discovery-rate correction over the twenty-contrast primary family; a power analysis reports the minimum detectable effect (about 0.06 at n = 200); and a multi-seed sensitivity arm (temperature 0.7, five seeds, all five pairs) estimates generation-level variance.</w:t>
+        <w:t xml:space="preserve">All inference uses greedy decoding at temperature 0.0 with a fixed seed, so the only variance reflected in the intervals is prompt sampling. Generation uses HarmBench’s standardized 512-token evaluation budget as the primary configuration: the HarmBench authors show the number of tokens generated during evaluation can change the measured attack-success rate by up to 30 percent and standardize the parameter to N = 512 for exactly that reason [3]. An initial 128-token run is retained, unchanged, as a controlled generation-length comparison (§6.3). Deltas carry paired-bootstrap 95% confidence intervals [15] (2,000 resamples, seed 42), resampled by prompt identity so that both members of a pair see the same prompts in the same order. Every HarmBench contrast is tested with McNemar’s exact paired test [16]; significance is reported both uncorrected and under a Benjamini-Hochberg false-discovery-rate correction over the twenty-contrast primary family; a power analysis reports the minimum detectable effect (about 0.04–0.09 per pair at n = 200); and a multi-seed sensitivity arm (temperature 0.7, five seeds, all five pairs) estimates generation-level variance.</w:t>
       </w:r>
     </w:p>
     <w:p>
@@ -5705,7 +5705,7 @@
           <w:sz w:val="24"/>
           <w:szCs w:val="24"/>
         </w:rPr>
-        <w:t xml:space="preserve">The 128-token budget of the study’s first run truncated the majority of generations before completion: a direct prefix test shows 60.3 percent of the 2,000 paired responses were provably cut off (the 512-token generation continues past the point where the 128-token one stops), 30.5 percent stop naturally, and 9.2 percent diverge between the two nominally greedy runs (benign cross-run non-determinism, conservatively excluded, which makes 60.3 percent a floor). Truncation is family-heterogeneous (93.5–98.0 percent for Mistral, 3.0–4.0 percent for Llama), so the mechanism is family-specific even though the conclusion is not. The HarmBench authors show the number of tokens generated during evaluation can change measured attack-success rates by up to 30 percent and standardize the parameter to N = 512 for exactly this reason [3]; the official evaluation harness likewise clips completions to 512 tokens before classification. Re-running the full apparatus at that budget dissolves the apparent safety regression: Qwen3-1.7B’s ΔASR goes from +0.055 (then significant, McNemar p = 0.027) at 128 tokens to exactly 0.000 under the classifier (p = 1.000) at 512, with the second judge at +0.005 (also p = 1.000). A five-seed stochastic-decoding arm at the reference budget corroborates the null (per-seed ΔASR mean +0.013, range [0.000, +0.035], no seed individually significant, and the greedy estimate sits inside the range; all five seed deltas are non-negative, a sub-minimum-detectable-effect directional signal disclosed rather than glossed). The arm has since been extended to all five pairs and corroborates the null in each: no pair shows a sign-consistent majority of individually significant seeds (Qwen3-4B mean +0.029, 1 of 5 seeds significant; Llama −0.024, 2 of 5, both decreases; Mistral +0.012, 0 of 5; Phi −0.012, 1 of 5), and the greedy estimate sits inside the seed range for the three original pairs while falling marginally outside it with a sign flip for Mistral (greedy −0.020) and Phi (greedy +0.020) — small noise around zero, far below the 0.06 detection floor. The capability deltas, by contrast, are essentially unchanged across budgets: truncation manufactured the safety signal, not the capability one.</w:t>
+        <w:t xml:space="preserve">The 128-token budget of the study’s first run truncated the majority of generations before completion: a direct prefix test shows 60.3 percent of the 2,000 paired responses were provably cut off (the 512-token generation continues past the point where the 128-token one stops), 30.5 percent stop naturally, and 9.2 percent diverge between the two nominally greedy runs (benign cross-run non-determinism, conservatively excluded, which makes 60.3 percent a floor). Truncation is family-heterogeneous (93.5–98.0 percent for Mistral, 3.0–4.0 percent for Llama), so the mechanism is family-specific even though the conclusion is not. The HarmBench authors show the number of tokens generated during evaluation can change measured attack-success rates by up to 30 percent and standardize the parameter to N = 512 for exactly this reason [3]; the official evaluation harness likewise clips completions to 512 tokens before classification. Re-running the full apparatus at that budget dissolves the apparent safety regression: Qwen3-1.7B’s ΔASR goes from +0.055 (then significant, McNemar p = 0.027) at 128 tokens to exactly 0.000 under the classifier (p = 1.000) at 512, with the second judge at +0.005 (also p = 1.000). A five-seed stochastic-decoding arm at the reference budget corroborates the null (per-seed ΔASR mean +0.013, range [0.000, +0.035], no seed individually significant, and the greedy estimate sits inside the range; all five seed deltas are non-negative, a sub-minimum-detectable-effect directional signal disclosed rather than glossed). The arm has since been extended to all five pairs and corroborates the null in each: no pair shows a sign-consistent majority of individually significant seeds (Qwen3-4B mean +0.029, 1 of 5 seeds significant; Llama −0.024, 2 of 5, both decreases; Mistral +0.012, 0 of 5; Phi −0.012, 1 of 5), and the greedy estimate sits inside the seed range for the three original pairs while falling marginally outside it with a sign flip for Mistral (greedy −0.020) and Phi (greedy +0.020) — small, zero-straddling, sign-unstable gaps (at most 0.04) rather than a stochastic effect the greedy run missed, and one Phi seed is itself individually significant at −0.055 (McNemar p = 0.043, a decrease and 1 of 5, so it does not lift the pair-level reading). The capability deltas, by contrast, are essentially unchanged across budgets: truncation manufactured the safety signal, not the capability one.</w:t>
       </w:r>
     </w:p>
     <w:p>
@@ -6763,7 +6763,7 @@
           <w:sz w:val="24"/>
           <w:szCs w:val="24"/>
         </w:rPr>
-        <w:t xml:space="preserve">With 200 HarmBench prompts the confidence intervals are wide (about ±0.05), and a power analysis makes the detection floor explicit: at n = 200 and the observed discordant rates, the minimum detectable ΔASR for 80 percent power is about 0.06. The predominance of nulls on the safety axis is therefore a power-bounded null (“no detectable change at n = 200”), not a proven zero, and the multi-seed sign-consistency for the smallest pair (§6.3) is compatible with a real effect below that floor.</w:t>
+        <w:t xml:space="preserve">With 200 HarmBench prompts the confidence intervals are wide (about ±0.05), and a power analysis makes the detection floor explicit: at n = 200 and the observed discordant rates, the minimum detectable ΔASR for 80 percent power is about 0.06 for a representative pair (the per-pair values span 0.04–0.09). The predominance of nulls on the safety axis is therefore a power-bounded null (“no detectable change at n = 200”), not a proven zero, and the multi-seed sign-consistency for the smallest pair (§6.3) is compatible with a real effect below that floor.</w:t>
       </w:r>
     </w:p>
     <w:p>
@@ -6868,7 +6868,7 @@
           <w:sz w:val="24"/>
           <w:szCs w:val="24"/>
         </w:rPr>
-        <w:t xml:space="preserve">The primary safety construct is scored by the benchmark’s own fine-tuned classifier rather than refusal matching, and the cross-judge agreement (Cohen’s κ 0.68–0.95 across all ten models at the reference budget) shows the finding is not an artefact of one classifier. A stratified human-label audit (200 items, single annotator — the author — HarmBench rubric) now grounds this against truth: the classifier agrees with the human at Cohen’s κ 0.59 versus the regex’s 0.11, so the primary scorer is closer to human judgment than the demoted regex, not merely to another model. Two sampling caveats scope those figures symmetrically: the subset deliberately over-weights judge-vs-regex disagreement cases (roughly three times their population rate), so the κ values are a disagreement-enriched contrast rather than a population estimate; and the annotation view was capped at the first 2,000 characters of each response while the scorers saw the full text, which plausibly inflates measured disagreement, though the direction is not strictly identified, since a harmful-looking prefix followed by a benign completion cuts the other way. The residual is honestly bounded — κ 0.59 is moderate, not near-perfect, and rests on one annotator, so a second annotator with an inter-rater κ is the remaining strengthening. Over-refusal remains regex-scored, a known weaker construct: XSTest’s own protocol relies on LLM-based three-way labelling (full compliance / partial refusal / full refusal) rather than a released fine-tuned classifier, whereas this study deliberately substitutes a deterministic binary refusal regex — a reproducibility-motivated deviation that yields a coarser refusal / non-refusal reading — so the single over-refusal contrast that survives multiplicity correction (Phi-4-mini’s −0.048 decrease) is a reproducible non-refusal-rate change rather than a classifier-validated over-refusal shift. Run as a sensitivity check, an independent gpt-4o three-class refusal judge (XSTest’s own full-compliance / partial-refusal / full-refusal taxonomy) re-scored all 3,750 saved benign responses with zero parse failures, the regex kept primary, and did not reproduce that decrease: the direction reverses to ΔOR +0.016 under a strict full-refusal reading (McNemar p = 0.597) and sits at −0.004 under a broad partial-or-full reading (p = 1.000), both non-significant, and the two scorers disagree substantially (the judge counts about four times more refusals, mean over-refusal 0.171 strict versus regex 0.044; per-alias Cohen’s κ −0.01 to 0.50). The −0.048 survivor is therefore scorer-dependent, and a completed 200-item blinded human audit (single annotator, disagreement-enriched draw, pre-registered read-off: Outcome J) resolves the weighting: the judge aligns substantially better with the annotator than the regex on this construct (strict κ 0.485 versus −0.006; the regex recovered only 2 of the annotator’s 63 full refusals), so the contrast is carried as most plausibly a measurement artifact of the regex scorer, with the regex retained as the original pre-specified scorer-of-record and a second annotator the residual strengthening. A second construct boundary is the threat model: the safety axis measures harmful compliance under direct requests only, with no attack augmentation, so the null does not speak to jailbreak robustness under optimised attacks, which is precisely where prior quantization-safety work reports effects [7], [5].</w:t>
+        <w:t xml:space="preserve">The primary safety construct is scored by the benchmark’s own fine-tuned classifier rather than refusal matching, and the cross-judge agreement (Cohen’s κ 0.68–0.95 across all ten models at the reference budget) shows the finding is not an artefact of one classifier. A stratified human-label audit (200 items, single annotator — the author — HarmBench rubric) now grounds this against truth: the classifier agrees with the human at Cohen’s κ 0.59 versus the regex’s 0.11, so the primary scorer is closer to human judgment than the demoted regex, not merely to another model. Two sampling caveats scope those figures symmetrically: the subset deliberately over-weights judge-vs-regex disagreement cases (roughly three times their population rate), so the κ values are a disagreement-enriched contrast rather than a population estimate; and the annotation view was capped at the first 2,000 characters of each response while the scorers saw the full text, which plausibly inflates measured disagreement, though the direction is not strictly identified, since a harmful-looking prefix followed by a benign completion cuts the other way. The residual is honestly bounded — κ 0.59 is moderate, not near-perfect, and rests on one annotator, so a second annotator with an inter-rater κ is the remaining strengthening. Over-refusal remains regex-scored, a known weaker construct: XSTest’s own protocol relies on LLM-based three-way labelling (full compliance / partial refusal / full refusal) rather than a released fine-tuned classifier, whereas this study deliberately substitutes a deterministic binary refusal regex — a reproducibility-motivated deviation that yields a coarser refusal / non-refusal reading — so the single over-refusal contrast that survives multiplicity correction (Phi-4-mini’s −0.048 decrease) is a reproducible non-refusal-rate change rather than a classifier-validated over-refusal shift. Run as a sensitivity check, an independent gpt-4o three-class refusal judge (XSTest’s own full-compliance / partial-refusal / full-refusal taxonomy) re-scored all 3,750 saved benign responses with zero parse failures, the regex kept primary, and did not reproduce that decrease: the direction reverses to ΔOR +0.016 under a strict full-refusal reading (McNemar p = 0.597) and sits at −0.004 under a broad partial-or-full reading (p = 1.000), both non-significant, and the two scorers disagree substantially (the judge counts about four times more refusals, mean over-refusal 0.171 strict versus regex 0.044; per-alias Cohen’s κ −0.01 to 0.50). The −0.048 survivor is therefore scorer-dependent, and a completed 200-item blinded human audit (single annotator, disagreement-enriched draw, a mechanical Outcome J carried with one disclosed protocol deviation, pre-registration §8) resolves the weighting: the judge aligns substantially better with the annotator than the regex on this construct (strict κ 0.485 versus −0.006; the regex recovered only 2 of the annotator’s 63 full refusals), so the contrast is carried as most plausibly a measurement artifact of the regex scorer, with the regex retained as the original pre-specified scorer-of-record and a second annotator the residual strengthening. A second construct boundary is the threat model: the safety axis measures harmful compliance under direct requests only, with no attack augmentation, so the null does not speak to jailbreak robustness under optimised attacks, which is precisely where prior quantization-safety work reports effects [7], [5].</w:t>
       </w:r>
     </w:p>
     <w:p>
@@ -6898,7 +6898,7 @@
           <w:sz w:val="24"/>
           <w:szCs w:val="24"/>
         </w:rPr>
-        <w:t xml:space="preserve">External validity is bounded by five pairs, one decoding regime (greedy primary, with a five-pair multi-seed arm), two bitsandbytes methods, direct requests only, and English-only text; the cross-family, cross-precision, and cross-budget sweeps widen it but do not make it general. Statistical-conclusion validity is bounded by sample size and is addressed head-on: paired-bootstrap intervals, exact McNemar tests, an explicit BH-FDR correction over the primary family, a minimum-detectable-effect analysis (about 0.06), and a two-layer evidence status rather than bare significance.</w:t>
+        <w:t xml:space="preserve">External validity is bounded by five pairs, one decoding regime (greedy primary, with a five-pair multi-seed arm), two bitsandbytes methods, direct requests only, and English-only text; the cross-family, cross-precision, and cross-budget sweeps widen it but do not make it general. Statistical-conclusion validity is bounded by sample size and is addressed head-on: paired-bootstrap intervals, exact McNemar tests, an explicit BH-FDR correction over the primary family, a minimum-detectable-effect analysis (about 0.04–0.09 per pair), and a two-layer evidence status rather than bare significance.</w:t>
       </w:r>
     </w:p>
     <w:p>
@@ -6951,7 +6951,7 @@
           <w:sz w:val="24"/>
           <w:szCs w:val="24"/>
         </w:rPr>
-        <w:t xml:space="preserve">Sample size and power: 200 HarmBench prompts give wide (about ±0.05) confidence intervals; the minimum detectable ΔASR at 80% power is about 0.06, so effects below that floor cannot be ruled out (the smallest pair’s multi-seed sign-consistency is compatible with one).</w:t>
+        <w:t xml:space="preserve">Sample size and power: 200 HarmBench prompts give wide (about ±0.05) confidence intervals; the minimum detectable ΔASR at 80% power is about 0.06 for a representative pair (0.04–0.09 across pairs), so effects below that floor cannot be ruled out (the smallest pair’s multi-seed sign-consistency is compatible with one).</w:t>
       </w:r>
     </w:p>
     <w:p>

--- a/docs/FYP_Interim_2026-07-10.docx
+++ b/docs/FYP_Interim_2026-07-10.docx
@@ -1064,7 +1064,7 @@
           <w:sz w:val="24"/>
           <w:szCs w:val="24"/>
         </w:rPr>
-        <w:t xml:space="preserve">Three observations define the gap this interim report addresses. First, the quantization–safety literature reports inconsistent, method- and model-dependent effects [4]–[5], so cross-paper comparison cannot settle whether quantization shifts safety; a controlled, matched-pair design that isolates quantization is required. Second, harmful compliance is frequently scored by refusal-matching rather than by a validated classifier, so a reported “attack success” may be a scoring artefact, and where LLM judges are used their inter-judge agreement is often left unreported [11], [12], yet the benchmark’s own fine-tuned classifier exists precisely to avoid this [3]. Third, studies that do measure quantization rarely separate a safety change from a capability change, almost none trace the effect across more than one precision or quantization method, and almost none evaluate at the benchmark’s own standardized generation budget, even though the measured attack-success rate depends drastically on it [3].</w:t>
+        <w:t xml:space="preserve">Three observations define the gap this interim report addresses. First, the quantization–safety literature reports inconsistent, method- and model-dependent effects [4]–[5], so cross-paper comparison cannot settle whether quantization shifts safety; a controlled, matched-pair design that isolates quantization is required. Second, harmful compliance is frequently scored by refusal-matching rather than by a validated classifier, so a reported “attack success” may be a scoring artefact, and where LLM judges are used, the judge literature cautions that their reliability must itself be evaluated rather than assumed [11], [12], yet the benchmark’s own fine-tuned classifier exists precisely to avoid this [3]. Third, studies that do measure quantization rarely separate a safety change from a capability change, almost none trace the effect across more than one precision or quantization method, and almost none evaluate at the benchmark’s own standardized generation budget, even though the measured attack-success rate depends drastically on it [3].</w:t>
       </w:r>
     </w:p>
     <w:p>
@@ -6868,7 +6868,7 @@
           <w:sz w:val="24"/>
           <w:szCs w:val="24"/>
         </w:rPr>
-        <w:t xml:space="preserve">The primary safety construct is scored by the benchmark’s own fine-tuned classifier rather than refusal matching, and the cross-judge agreement (Cohen’s κ 0.68–0.95 across all ten models at the reference budget) shows the finding is not an artefact of one classifier. A stratified human-label audit (200 items, single annotator — the author — HarmBench rubric) now grounds this against truth: the classifier agrees with the human at Cohen’s κ 0.59 versus the regex’s 0.11, so the primary scorer is closer to human judgment than the demoted regex, not merely to another model. Two sampling caveats scope those figures symmetrically: the subset deliberately over-weights judge-vs-regex disagreement cases (roughly three times their population rate), so the κ values are a disagreement-enriched contrast rather than a population estimate; and the annotation view was capped at the first 2,000 characters of each response while the scorers saw the full text, which plausibly inflates measured disagreement, though the direction is not strictly identified, since a harmful-looking prefix followed by a benign completion cuts the other way. The residual is honestly bounded — κ 0.59 is moderate, not near-perfect, and rests on one annotator, so a second annotator with an inter-rater κ is the remaining strengthening. Over-refusal remains regex-scored, a known weaker construct: XSTest’s own protocol relies on LLM-based three-way labelling (full compliance / partial refusal / full refusal) rather than a released fine-tuned classifier, whereas this study deliberately substitutes a deterministic binary refusal regex — a reproducibility-motivated deviation that yields a coarser refusal / non-refusal reading — so the single over-refusal contrast that survives multiplicity correction (Phi-4-mini’s −0.048 decrease) is a reproducible non-refusal-rate change rather than a classifier-validated over-refusal shift. Run as a sensitivity check, an independent gpt-4o three-class refusal judge (XSTest’s own full-compliance / partial-refusal / full-refusal taxonomy) re-scored all 3,750 saved benign responses with zero parse failures, the regex kept primary, and did not reproduce that decrease: the direction reverses to ΔOR +0.016 under a strict full-refusal reading (McNemar p = 0.597) and sits at −0.004 under a broad partial-or-full reading (p = 1.000), both non-significant, and the two scorers disagree substantially (the judge counts about four times more refusals, mean over-refusal 0.171 strict versus regex 0.044; per-alias Cohen’s κ −0.01 to 0.50). The −0.048 survivor is therefore scorer-dependent, and a completed 200-item blinded human audit (single annotator, disagreement-enriched draw, a mechanical Outcome J carried with one disclosed protocol deviation, pre-registration §8) resolves the weighting: the judge aligns substantially better with the annotator than the regex on this construct (strict κ 0.485 versus −0.006; the regex recovered only 2 of the annotator’s 63 full refusals), so the contrast is carried as most plausibly a measurement artifact of the regex scorer, with the regex retained as the original pre-specified scorer-of-record and a second annotator the residual strengthening. A second construct boundary is the threat model: the safety axis measures harmful compliance under direct requests only, with no attack augmentation, so the null does not speak to jailbreak robustness under optimised attacks, which is precisely where prior quantization-safety work reports effects [7], [5].</w:t>
+        <w:t xml:space="preserve">The primary safety construct is scored by the benchmark’s own fine-tuned classifier rather than refusal matching, and the cross-judge agreement (Cohen’s κ 0.68–0.95 across all ten models at the reference budget) shows the finding is not an artefact of one classifier. A stratified human-label audit (200 items, single annotator — the author — HarmBench rubric) now grounds this against truth: the classifier agrees with the human at Cohen’s κ 0.59 versus the regex’s 0.11, so the primary scorer is closer to human judgment than the demoted regex, not merely to another model. Two sampling caveats scope those figures symmetrically: the subset deliberately over-weights judge-vs-regex disagreement cases (roughly three times their population rate), so the κ values are a disagreement-enriched contrast rather than a population estimate; and the annotation view was capped at the first 2,000 characters of each response while the scorers saw the full text, which plausibly inflates measured disagreement, though the direction is not strictly identified, since a harmful-looking prefix followed by a benign completion cuts the other way. The residual is honestly bounded — κ 0.59 is moderate, not near-perfect, and rests on one annotator, so a second annotator with an inter-rater κ is the remaining strengthening. Over-refusal remains regex-scored, a known weaker construct: XSTest’s own protocol relies on LLM-based three-way labelling (full compliance / partial refusal / full refusal) rather than a released fine-tuned classifier, whereas this study deliberately substitutes a deterministic binary refusal regex — a reproducibility-motivated deviation that yields a coarser refusal / non-refusal reading — so the single over-refusal contrast that survives multiplicity correction (Phi-4-mini’s −0.048 decrease) is a reproducible non-refusal-rate change rather than a classifier-validated over-refusal shift. Run as a sensitivity check, an independent gpt-4o three-class refusal judge (XSTest’s own full-compliance / partial-refusal / full-refusal taxonomy) re-scored all 3,750 saved benign responses with zero parse failures, the regex kept primary, and did not reproduce that decrease: the direction reverses to ΔOR +0.016 under a strict full-refusal reading (McNemar p = 0.597) and sits at −0.004 under a broad partial-or-full reading (p = 1.000), both non-significant, and the two scorers disagree substantially (the judge counts about four times more refusals, mean over-refusal 0.171 strict versus regex 0.044; per-alias Cohen’s κ −0.01 to 0.50). The −0.048 survivor is therefore scorer-dependent, and a completed 200-item blinded human audit (single annotator, disagreement-enriched draw, a mechanical Outcome J carried with one disclosed protocol deviation, pre-registration §8) resolves the weighting: the judge aligns substantially better with the annotator than the regex on this construct (strict κ 0.485 versus −0.006; the regex recovered only 2 of the annotator’s 63 full refusals), so the contrast is carried as most plausibly a measurement artifact of the regex scorer, with the regex retained as the original pre-specified scorer-of-record and a second annotator the residual strengthening. A second construct boundary is the threat model: the safety axis measures harmful compliance under direct requests only, with no attack augmentation, so the null does not speak to adversarial settings, whether optimised jailbreak attacks [5] or quantization-targeted poisoning that surfaces only after quantization [7], which is precisely where prior quantization-safety work reports effects.</w:t>
       </w:r>
     </w:p>
     <w:p>

--- a/docs/FYP_Interim_2026-07-10.docx
+++ b/docs/FYP_Interim_2026-07-10.docx
@@ -3047,7 +3047,7 @@
           <w:sz w:val="24"/>
           <w:szCs w:val="24"/>
         </w:rPr>
-        <w:t xml:space="preserve">All inference uses greedy decoding at temperature 0.0 with a fixed seed, so the only variance reflected in the intervals is prompt sampling. Generation uses HarmBench’s standardized 512-token evaluation budget as the primary configuration: the HarmBench authors show the number of tokens generated during evaluation can change the measured attack-success rate by up to 30 percent and standardize the parameter to N = 512 for exactly that reason [3]. An initial 128-token run is retained, unchanged, as a controlled generation-length comparison (§6.3). Deltas carry paired-bootstrap 95% confidence intervals [15] (2,000 resamples, seed 42), resampled by prompt identity so that both members of a pair see the same prompts in the same order. Every HarmBench contrast is tested with McNemar’s exact paired test [16]; significance is reported both uncorrected and under a Benjamini-Hochberg false-discovery-rate correction over the twenty-contrast primary family; a power analysis reports the minimum detectable effect (about 0.04–0.09 per pair at n = 200); and a multi-seed sensitivity arm (temperature 0.7, five seeds, all five pairs) estimates generation-level variance.</w:t>
+        <w:t xml:space="preserve">All inference uses greedy decoding at temperature 0.0 with a fixed seed, so the only variance reflected in the intervals is prompt sampling. Generation uses HarmBench’s standardized 512-token evaluation budget as the primary configuration: the HarmBench authors show the number of tokens generated during evaluation can change the measured attack-success rate by up to 30 percent and standardize the parameter to N = 512 for exactly that reason [3]. An initial 128-token run is retained, unchanged, as a controlled generation-length comparison (§6.3). Deltas carry paired-bootstrap 95% confidence intervals [15] (2,000 resamples, seed 42), resampled by prompt identity so that both members of a pair see the same prompts in the same order. Every HarmBench contrast is tested with McNemar’s exact paired test [16]; significance is reported both uncorrected and under a Benjamini-Hochberg false-discovery-rate correction [17] over the twenty-contrast primary family; a power analysis reports the minimum detectable effect (about 0.04–0.09 per pair at n = 200); and a multi-seed sensitivity arm (temperature 0.7, five seeds, all five pairs) estimates generation-level variance.</w:t>
       </w:r>
     </w:p>
     <w:p>
@@ -3990,7 +3990,7 @@
           <w:sz w:val="24"/>
           <w:szCs w:val="24"/>
         </w:rPr>
-        <w:t xml:space="preserve">The first result concerns the instrument. The refusal regex reports far higher Attack Success Rates than the HarmBench classifier, and the gap is uneven by family. Cohen’s κ between the regex and the classifier at the 512-token reference budget is poor for the Qwen and Mistral models and good for Llama and Phi (Table 6.1), because models that produce a large volume of ambiguous, non-refusing-but-benign text are exactly those the regex mis-scores. In aggregate the classifier’s harmful set is a near-strict subset of the regex’s (28 judge-only labels against 325 regex-only across the ten models), so the disagreement is overwhelmingly one-directional over-counting. At the retired 128-token budget, adopting the classifier had moved the significant increases wholesale: the regex placed them on Qwen3-4B and Mistral, the classifier on Qwen3-1.7B alone. At the reference budget it removes every significant increase entirely (§6.2). A stratified human-label audit (200 items, single annotator) confirms the direction against truth rather than against another model: the classifier agrees with a human annotator at Cohen’s κ 0.59 (moderate) while the regex agrees at only 0.11 (negligible) — against the human’s 200 labels the regex over-flagged 101 responses as harmful to the classifier’s 18, and the human, flagging 37, applied the highest bar of the three — so refusal-counting over-states harmful compliance relative to human judgment, not merely relative to the classifier; the classifier is a better scorer, though at moderate agreement, not a perfect human proxy. In safety evaluation the choice of scorer is not a detail: it can change the conclusion.</w:t>
+        <w:t xml:space="preserve">The first result concerns the instrument. The refusal regex reports far higher Attack Success Rates than the HarmBench classifier, and the gap is uneven by family. Cohen’s κ [18] between the regex and the classifier at the 512-token reference budget is poor for the Qwen and Mistral models and good for Llama and Phi (Table 6.1), because models that produce a large volume of ambiguous, non-refusing-but-benign text are exactly those the regex mis-scores. In aggregate the classifier’s harmful set is a near-strict subset of the regex’s (28 judge-only labels against 325 regex-only across the ten models), so the disagreement is overwhelmingly one-directional over-counting. At the retired 128-token budget, adopting the classifier had moved the significant increases wholesale: the regex placed them on Qwen3-4B and Mistral, the classifier on Qwen3-1.7B alone. At the reference budget it removes every significant increase entirely (§6.2). A stratified human-label audit (200 items, single annotator) confirms the direction against truth rather than against another model: the classifier agrees with a human annotator at Cohen’s κ 0.59 (moderate) while the regex agrees at only 0.11 (negligible) — against the human’s 200 labels the regex over-flagged 101 responses as harmful to the classifier’s 18, and the human, flagging 37, applied the highest bar of the three — so refusal-counting over-states harmful compliance relative to human judgment, not merely relative to the classifier; the classifier is a better scorer, though at moderate agreement, not a perfect human proxy. In safety evaluation the choice of scorer is not a detail: it can change the conclusion.</w:t>
       </w:r>
     </w:p>
     <w:tbl>
@@ -5765,7 +5765,7 @@
           <w:sz w:val="24"/>
           <w:szCs w:val="24"/>
         </w:rPr>
-        <w:t xml:space="preserve">To probe the boundary behaviour behind the 128-token signal, a derived analysis measured each model’s first-token refusal margin in fp16 and under NF4, following the observation that quantization most affects low-confidence, near-boundary decisions [17]. A thin baseline margin does predict which prompts flip, but only weakly within a family, and the flips are symmetric: quantization destabilises the decision boundary in both directions rather than eroding refusals one-directionally. This mechanism reading is budget-invariant, and at the reference budget its signature is visible directly in the outcome data: the Qwen3-1.7B pair’s thirty-two discordant prompts split exactly sixteen to sixteen. The change is more consistent with generic capability-driven boundary instability than a targeted alignment shift, reinforcing the capability-anchored reading.</w:t>
+        <w:t xml:space="preserve">To probe the boundary behaviour behind the 128-token signal, a derived analysis measured each model’s first-token refusal margin in fp16 and under NF4, following the observation that quantization most affects low-confidence, near-boundary decisions [19]. A thin baseline margin does predict which prompts flip, but only weakly within a family, and the flips are symmetric: quantization destabilises the decision boundary in both directions rather than eroding refusals one-directionally. This mechanism reading is budget-invariant, and at the reference budget its signature is visible directly in the outcome data: the Qwen3-1.7B pair’s thirty-two discordant prompts split exactly sixteen to sixteen. The change is more consistent with generic capability-driven boundary instability than a targeted alignment shift, reinforcing the capability-anchored reading.</w:t>
       </w:r>
     </w:p>
     <w:p>
@@ -7106,7 +7106,7 @@
           <w:sz w:val="24"/>
           <w:szCs w:val="24"/>
         </w:rPr>
-        <w:t xml:space="preserve">The experimental programme is complete. All five matched pairs across four families (Qwen3-1.7B, Qwen3-4B, Llama-3.2-3B-Instruct, Mistral-7B-Instruct-v0.3, and Phi-4-mini-instruct) have been evaluated at three precisions (fp16, INT8, NF4) on all four benchmarks (HarmBench, XSTest, MMLU, and ARC-Challenge), at both HarmBench’s 512-token reference budget (the primary study) and an initial 128-token budget (retained as a controlled comparison), on the NTU TC1 GPU cluster. Harmful compliance has been scored by the official HarmBench classifier and cross-checked by a second, architecturally independent judge (GPT-4o) across all ten models and by an open-weight third judge (Llama-Guard-3-8B [18], revision-pinned) across all fifteen aliases — Cohen’s κ 0.36–0.92 against the classifier over the ten base/NF4 aliases, every per-pair ΔASR non-significant; a reproducibility cross-check of a looser “is this response unsafe?” construct, not a second construct-validity oracle — and a single-annotator human-label validation of 200 stratified responses has grounded the primary scorer against human judgment (classifier κ 0.59 versus regex 0.11). Three robustness arms are complete: a five-seed stochastic-decoding sensitivity arm (all five pairs), a first-token refusal-margin mechanism probe, and the fp16 → INT8 → NF4 precision sweep. The analysis is complete, and the supporting framework, automated verification suite, and artifact-derived claim registry are implemented and released.</w:t>
+        <w:t xml:space="preserve">The experimental programme is complete. All five matched pairs across four families (Qwen3-1.7B, Qwen3-4B, Llama-3.2-3B-Instruct, Mistral-7B-Instruct-v0.3, and Phi-4-mini-instruct) have been evaluated at three precisions (fp16, INT8, NF4) on all four benchmarks (HarmBench, XSTest, MMLU, and ARC-Challenge), at both HarmBench’s 512-token reference budget (the primary study) and an initial 128-token budget (retained as a controlled comparison), on the NTU TC1 GPU cluster. Harmful compliance has been scored by the official HarmBench classifier and cross-checked by a second, architecturally independent judge (GPT-4o) across all ten models and by an open-weight third judge (Llama-Guard-3-8B [20], revision-pinned) across all fifteen aliases — Cohen’s κ 0.36–0.92 against the classifier over the ten base/NF4 aliases, every per-pair ΔASR non-significant; a reproducibility cross-check of a looser “is this response unsafe?” construct, not a second construct-validity oracle — and a single-annotator human-label validation of 200 stratified responses has grounded the primary scorer against human judgment (classifier κ 0.59 versus regex 0.11). Three robustness arms are complete: a five-seed stochastic-decoding sensitivity arm (all five pairs), a first-token refusal-margin mechanism probe, and the fp16 → INT8 → NF4 precision sweep. The analysis is complete, and the supporting framework, automated verification suite, and artifact-derived claim registry are implemented and released.</w:t>
       </w:r>
     </w:p>
     <w:p>
@@ -7522,7 +7522,7 @@
           <w:sz w:val="22"/>
           <w:szCs w:val="22"/>
         </w:rPr>
-        <w:t xml:space="preserve">[17] I. Proskurina, L. Brun, G. Metzler, and J. Velcin, “When quantization affects confidence of large language models?,” arXiv preprint arXiv:2405.00632, 2024.</w:t>
+        <w:t xml:space="preserve">[17] Y. Benjamini and Y. Hochberg, “Controlling the false discovery rate: A practical and powerful approach to multiple testing,” Journal of the Royal Statistical Society: Series B (Methodological), vol. 57, no. 1, pp. 289–300, 1995.</w:t>
       </w:r>
     </w:p>
     <w:p>
@@ -7536,7 +7536,7 @@
           <w:sz w:val="22"/>
           <w:szCs w:val="22"/>
         </w:rPr>
-        <w:t xml:space="preserve">[18] H. Inan et al., “Llama Guard: LLM-based input-output safeguard for human-AI conversations,” Meta AI, 2023. arXiv:2312.06674.</w:t>
+        <w:t xml:space="preserve">[18] J. Cohen, “A coefficient of agreement for nominal scales,” Educational and Psychological Measurement, vol. 20, no. 1, pp. 37–46, 1960.</w:t>
       </w:r>
     </w:p>
     <w:p>
@@ -7550,7 +7550,7 @@
           <w:sz w:val="22"/>
           <w:szCs w:val="22"/>
         </w:rPr>
-        <w:t xml:space="preserve">[19] J. Pineau et al., “Improving reproducibility in machine learning research (a report from the NeurIPS 2019 reproducibility program),” Journal of Machine Learning Research (JMLR), vol. 22, 2021. arXiv:2003.12206.</w:t>
+        <w:t xml:space="preserve">[19] I. Proskurina, L. Brun, G. Metzler, and J. Velcin, “When quantization affects confidence of large language models?,” arXiv preprint arXiv:2405.00632, 2024.</w:t>
       </w:r>
     </w:p>
     <w:p>
@@ -7564,7 +7564,7 @@
           <w:sz w:val="22"/>
           <w:szCs w:val="22"/>
         </w:rPr>
-        <w:t xml:space="preserve">[20] G. K. Sandve, A. Nekrutenko, J. Taylor, and E. Hovig, “Ten simple rules for reproducible computational research,” PLOS Computational Biology, vol. 9, no. 10, e1003285, 2013.</w:t>
+        <w:t xml:space="preserve">[20] H. Inan et al., “Llama Guard: LLM-based input-output safeguard for human-AI conversations,” Meta AI, 2023. arXiv:2312.06674.</w:t>
       </w:r>
     </w:p>
     <w:p>
@@ -7578,7 +7578,7 @@
           <w:sz w:val="22"/>
           <w:szCs w:val="22"/>
         </w:rPr>
-        <w:t xml:space="preserve">[21] G. Wilson, J. Bryan, K. Cranston, J. Kitzes, L. Nederbragt, and T. K. Teal, “Good enough practices in scientific computing,” PLOS Computational Biology, vol. 13, no. 6, e1005510, 2017.</w:t>
+        <w:t xml:space="preserve">[21] J. Pineau et al., “Improving reproducibility in machine learning research (a report from the NeurIPS 2019 reproducibility program),” Journal of Machine Learning Research (JMLR), vol. 22, 2021. arXiv:2003.12206.</w:t>
       </w:r>
     </w:p>
     <w:p>
@@ -7592,7 +7592,35 @@
           <w:sz w:val="22"/>
           <w:szCs w:val="22"/>
         </w:rPr>
-        <w:t xml:space="preserve">[22] A. M. Smith et al., “Journal of Open Source Software (JOSS): Design and first-year review,” arXiv preprint arXiv:1707.02264, 2017.</w:t>
+        <w:t xml:space="preserve">[22] G. K. Sandve, A. Nekrutenko, J. Taylor, and E. Hovig, “Ten simple rules for reproducible computational research,” PLOS Computational Biology, vol. 9, no. 10, e1003285, 2013.</w:t>
+      </w:r>
+    </w:p>
+    <w:p>
+      <w:pPr>
+        <w:spacing w:after="90" w:line="264"/>
+        <w:ind w:left="400" w:hanging="400"/>
+      </w:pPr>
+      <w:r>
+        <w:rPr>
+          <w:rFonts w:ascii="Times New Roman" w:cs="Times New Roman" w:eastAsia="Times New Roman" w:hAnsi="Times New Roman"/>
+          <w:sz w:val="22"/>
+          <w:szCs w:val="22"/>
+        </w:rPr>
+        <w:t xml:space="preserve">[23] G. Wilson, J. Bryan, K. Cranston, J. Kitzes, L. Nederbragt, and T. K. Teal, “Good enough practices in scientific computing,” PLOS Computational Biology, vol. 13, no. 6, e1005510, 2017.</w:t>
+      </w:r>
+    </w:p>
+    <w:p>
+      <w:pPr>
+        <w:spacing w:after="90" w:line="264"/>
+        <w:ind w:left="400" w:hanging="400"/>
+      </w:pPr>
+      <w:r>
+        <w:rPr>
+          <w:rFonts w:ascii="Times New Roman" w:cs="Times New Roman" w:eastAsia="Times New Roman" w:hAnsi="Times New Roman"/>
+          <w:sz w:val="22"/>
+          <w:szCs w:val="22"/>
+        </w:rPr>
+        <w:t xml:space="preserve">[24] A. M. Smith et al., “Journal of Open Source Software (JOSS): Design and first-year review,” arXiv preprint arXiv:1707.02264, 2017.</w:t>
       </w:r>
     </w:p>
     <w:p>
@@ -7623,7 +7651,7 @@
           <w:sz w:val="24"/>
           <w:szCs w:val="24"/>
         </w:rPr>
-        <w:t xml:space="preserve">All code, configuration, and redacted result artefacts are in the project repository. The analysis reproduces byte-for-byte from the committed sidecars without a GPU; full experiments require the gated model weights and a CUDA GPU. The project maps to the ML Reproducibility Checklist [19]: models and algorithms are described (Chapters 3–4); datasets, splits, and sample counts are recorded in each run summary; code and declared dependencies are released; hyper-parameters and decoding controls are recorded in every summary; the compute infrastructure is recorded; and significance procedures are specified, with multiple comparisons disclosed. The dependency set is declared with minimum-version floors (a lockfile with exact pins is a future hardening step). The repository follows recognised research-software practice (scripts rather than manual steps, fixed seeds, explicit dependencies, and a documented project structure [20], [21]) and is packaged for reuse in line with open-source-software peer-review norms [22]. Raw generations are gitignored and hash-pinned; only redacted sidecars (identifiers, booleans, scalars) are released, so the study is reproducible without redistributing harmful text. The primary artefacts live under results_512/ (the 512-token study), with the 128-token run retained under results/ as the generation-length comparison; a checksum manifest pins 300 immutable raw files across both trees and the multi-seed arm.</w:t>
+        <w:t xml:space="preserve">All code, configuration, and redacted result artefacts are in the project repository. The analysis reproduces byte-for-byte from the committed sidecars without a GPU; full experiments require the gated model weights and a CUDA GPU. The project maps to the ML Reproducibility Checklist [21]: models and algorithms are described (Chapters 3–4); datasets, splits, and sample counts are recorded in each run summary; code and declared dependencies are released; hyper-parameters and decoding controls are recorded in every summary; the compute infrastructure is recorded; and significance procedures are specified, with multiple comparisons disclosed. The dependency set is declared with minimum-version floors (a lockfile with exact pins is a future hardening step). The repository follows recognised research-software practice (scripts rather than manual steps, fixed seeds, explicit dependencies, and a documented project structure [22], [23]) and is packaged for reuse in line with open-source-software peer-review norms [24]. Raw generations are gitignored and hash-pinned; only redacted sidecars (identifiers, booleans, scalars) are released, so the study is reproducible without redistributing harmful text. The primary artefacts live under results_512/ (the 512-token study), with the 128-token run retained under results/ as the generation-length comparison; a checksum manifest pins 300 immutable raw files across both trees and the multi-seed arm.</w:t>
       </w:r>
     </w:p>
     <w:p>

--- a/docs/FYP_Interim_2026-07-10.docx
+++ b/docs/FYP_Interim_2026-07-10.docx
@@ -3990,7 +3990,7 @@
           <w:sz w:val="24"/>
           <w:szCs w:val="24"/>
         </w:rPr>
-        <w:t xml:space="preserve">The first result concerns the instrument. The refusal regex reports far higher Attack Success Rates than the HarmBench classifier, and the gap is uneven by family. Cohen’s κ [18] between the regex and the classifier at the 512-token reference budget is poor for the Qwen and Mistral models and good for Llama and Phi (Table 6.1), because models that produce a large volume of ambiguous, non-refusing-but-benign text are exactly those the regex mis-scores. In aggregate the classifier’s harmful set is a near-strict subset of the regex’s (28 judge-only labels against 325 regex-only across the ten models), so the disagreement is overwhelmingly one-directional over-counting. At the retired 128-token budget, adopting the classifier had moved the significant increases wholesale: the regex placed them on Qwen3-4B and Mistral, the classifier on Qwen3-1.7B alone. At the reference budget it removes every significant increase entirely (§6.2). A stratified human-label audit (200 items, single annotator) confirms the direction against truth rather than against another model: the classifier agrees with a human annotator at Cohen’s κ 0.59 (moderate) while the regex agrees at only 0.11 (negligible) — against the human’s 200 labels the regex over-flagged 101 responses as harmful to the classifier’s 18, and the human, flagging 37, applied the highest bar of the three — so refusal-counting over-states harmful compliance relative to human judgment, not merely relative to the classifier; the classifier is a better scorer, though at moderate agreement, not a perfect human proxy. In safety evaluation the choice of scorer is not a detail: it can change the conclusion.</w:t>
+        <w:t xml:space="preserve">The first result concerns the instrument. The refusal regex reports far higher Attack Success Rates than the HarmBench classifier, and the gap is uneven by family. Cohen’s κ [18] between the regex and the classifier at the 512-token reference budget is fair-to-moderate for the Qwen and Mistral models and substantial or better for Llama and Phi (verbal bands per Landis and Koch [19]) (Table 6.1), because models that produce a large volume of ambiguous, non-refusing-but-benign text are exactly those the regex mis-scores. In aggregate the classifier’s harmful set is a near-strict subset of the regex’s (28 judge-only labels against 325 regex-only across the ten models), so the disagreement is overwhelmingly one-directional over-counting. At the retired 128-token budget, adopting the classifier had moved the significant increases wholesale: the regex placed them on Qwen3-4B and Mistral, the classifier on Qwen3-1.7B alone. At the reference budget it removes every significant increase entirely (§6.2). A stratified human-label audit (200 items, single annotator) confirms the direction against truth rather than against another model: the classifier agrees with a human annotator at Cohen’s κ 0.59 (moderate) while the regex agrees at only 0.11 (slight) — against the human’s 200 labels the regex over-flagged 101 responses as harmful to the classifier’s 18, and the human, flagging 37, applied the highest bar of the three — so refusal-counting over-states harmful compliance relative to human judgment, not merely relative to the classifier; the classifier is a better scorer, though at moderate agreement, not a perfect human proxy. In safety evaluation the choice of scorer is not a detail: it can change the conclusion.</w:t>
       </w:r>
     </w:p>
     <w:tbl>
@@ -4183,7 +4183,7 @@
                 <w:sz w:val="20"/>
                 <w:szCs w:val="20"/>
               </w:rPr>
-              <w:t xml:space="preserve">poor to moderate; regex over-counts heavily (0.595 vs judge 0.255, 1.7B base)</w:t>
+              <w:t xml:space="preserve">fair to moderate; regex over-counts heavily (0.595 vs judge 0.255, 1.7B base)</w:t>
             </w:r>
           </w:p>
         </w:tc>
@@ -4266,7 +4266,7 @@
                 <w:sz w:val="20"/>
                 <w:szCs w:val="20"/>
               </w:rPr>
-              <w:t xml:space="preserve">worst; regex 0.890 vs judge 0.565 (4-bit)</w:t>
+              <w:t xml:space="preserve">fair, the lowest; regex 0.890 vs judge 0.565 (4-bit)</w:t>
             </w:r>
           </w:p>
         </w:tc>
@@ -4349,7 +4349,7 @@
                 <w:sz w:val="20"/>
                 <w:szCs w:val="20"/>
               </w:rPr>
-              <w:t xml:space="preserve">good; little ambiguous middle ground</w:t>
+              <w:t xml:space="preserve">substantial to almost perfect; little ambiguous middle ground</w:t>
             </w:r>
           </w:p>
         </w:tc>
@@ -4432,7 +4432,7 @@
                 <w:sz w:val="20"/>
                 <w:szCs w:val="20"/>
               </w:rPr>
-              <w:t xml:space="preserve">good; like Llama</w:t>
+              <w:t xml:space="preserve">substantial; like Llama</w:t>
             </w:r>
           </w:p>
         </w:tc>
@@ -5765,7 +5765,7 @@
           <w:sz w:val="24"/>
           <w:szCs w:val="24"/>
         </w:rPr>
-        <w:t xml:space="preserve">To probe the boundary behaviour behind the 128-token signal, a derived analysis measured each model’s first-token refusal margin in fp16 and under NF4, following the observation that quantization most affects low-confidence, near-boundary decisions [19]. A thin baseline margin does predict which prompts flip, but only weakly within a family, and the flips are symmetric: quantization destabilises the decision boundary in both directions rather than eroding refusals one-directionally. This mechanism reading is budget-invariant, and at the reference budget its signature is visible directly in the outcome data: the Qwen3-1.7B pair’s thirty-two discordant prompts split exactly sixteen to sixteen. The change is more consistent with generic capability-driven boundary instability than a targeted alignment shift, reinforcing the capability-anchored reading.</w:t>
+        <w:t xml:space="preserve">To probe the boundary behaviour behind the 128-token signal, a derived analysis measured each model’s first-token refusal margin in fp16 and under NF4, following the observation that quantization most affects low-confidence, near-boundary decisions [20]. A thin baseline margin does predict which prompts flip, but only weakly within a family, and the flips are symmetric: quantization destabilises the decision boundary in both directions rather than eroding refusals one-directionally. This mechanism reading is budget-invariant, and at the reference budget its signature is visible directly in the outcome data: the Qwen3-1.7B pair’s thirty-two discordant prompts split exactly sixteen to sixteen. The change is more consistent with generic capability-driven boundary instability than a targeted alignment shift, reinforcing the capability-anchored reading.</w:t>
       </w:r>
     </w:p>
     <w:p>
@@ -7106,7 +7106,7 @@
           <w:sz w:val="24"/>
           <w:szCs w:val="24"/>
         </w:rPr>
-        <w:t xml:space="preserve">The experimental programme is complete. All five matched pairs across four families (Qwen3-1.7B, Qwen3-4B, Llama-3.2-3B-Instruct, Mistral-7B-Instruct-v0.3, and Phi-4-mini-instruct) have been evaluated at three precisions (fp16, INT8, NF4) on all four benchmarks (HarmBench, XSTest, MMLU, and ARC-Challenge), at both HarmBench’s 512-token reference budget (the primary study) and an initial 128-token budget (retained as a controlled comparison), on the NTU TC1 GPU cluster. Harmful compliance has been scored by the official HarmBench classifier and cross-checked by a second, architecturally independent judge (GPT-4o) across all ten models and by an open-weight third judge (Llama-Guard-3-8B [20], revision-pinned) across all fifteen aliases — Cohen’s κ 0.36–0.92 against the classifier over the ten base/NF4 aliases, every per-pair ΔASR non-significant; a reproducibility cross-check of a looser “is this response unsafe?” construct, not a second construct-validity oracle — and a single-annotator human-label validation of 200 stratified responses has grounded the primary scorer against human judgment (classifier κ 0.59 versus regex 0.11). Three robustness arms are complete: a five-seed stochastic-decoding sensitivity arm (all five pairs), a first-token refusal-margin mechanism probe, and the fp16 → INT8 → NF4 precision sweep. The analysis is complete, and the supporting framework, automated verification suite, and artifact-derived claim registry are implemented and released.</w:t>
+        <w:t xml:space="preserve">The experimental programme is complete. All five matched pairs across four families (Qwen3-1.7B, Qwen3-4B, Llama-3.2-3B-Instruct, Mistral-7B-Instruct-v0.3, and Phi-4-mini-instruct) have been evaluated at three precisions (fp16, INT8, NF4) on all four benchmarks (HarmBench, XSTest, MMLU, and ARC-Challenge), at both HarmBench’s 512-token reference budget (the primary study) and an initial 128-token budget (retained as a controlled comparison), on the NTU TC1 GPU cluster. Harmful compliance has been scored by the official HarmBench classifier and cross-checked by a second, architecturally independent judge (GPT-4o) across all ten models and by an open-weight third judge (Llama-Guard-3-8B [21], revision-pinned) across all fifteen aliases — Cohen’s κ 0.36–0.92 against the classifier over the ten base/NF4 aliases, every per-pair ΔASR non-significant; a reproducibility cross-check of a looser “is this response unsafe?” construct, not a second construct-validity oracle — and a single-annotator human-label validation of 200 stratified responses has grounded the primary scorer against human judgment (classifier κ 0.59 versus regex 0.11). Three robustness arms are complete: a five-seed stochastic-decoding sensitivity arm (all five pairs), a first-token refusal-margin mechanism probe, and the fp16 → INT8 → NF4 precision sweep. The analysis is complete, and the supporting framework, automated verification suite, and artifact-derived claim registry are implemented and released.</w:t>
       </w:r>
     </w:p>
     <w:p>
@@ -7550,7 +7550,7 @@
           <w:sz w:val="22"/>
           <w:szCs w:val="22"/>
         </w:rPr>
-        <w:t xml:space="preserve">[19] I. Proskurina, L. Brun, G. Metzler, and J. Velcin, “When quantization affects confidence of large language models?,” arXiv preprint arXiv:2405.00632, 2024.</w:t>
+        <w:t xml:space="preserve">[19] J. R. Landis and G. G. Koch, “The measurement of observer agreement for categorical data,” Biometrics, vol. 33, no. 1, pp. 159–174, 1977.</w:t>
       </w:r>
     </w:p>
     <w:p>
@@ -7564,7 +7564,7 @@
           <w:sz w:val="22"/>
           <w:szCs w:val="22"/>
         </w:rPr>
-        <w:t xml:space="preserve">[20] H. Inan et al., “Llama Guard: LLM-based input-output safeguard for human-AI conversations,” Meta AI, 2023. arXiv:2312.06674.</w:t>
+        <w:t xml:space="preserve">[20] I. Proskurina, L. Brun, G. Metzler, and J. Velcin, “When quantization affects confidence of large language models?,” arXiv preprint arXiv:2405.00632, 2024.</w:t>
       </w:r>
     </w:p>
     <w:p>
@@ -7578,7 +7578,7 @@
           <w:sz w:val="22"/>
           <w:szCs w:val="22"/>
         </w:rPr>
-        <w:t xml:space="preserve">[21] J. Pineau et al., “Improving reproducibility in machine learning research (a report from the NeurIPS 2019 reproducibility program),” Journal of Machine Learning Research (JMLR), vol. 22, 2021. arXiv:2003.12206.</w:t>
+        <w:t xml:space="preserve">[21] H. Inan et al., “Llama Guard: LLM-based input-output safeguard for human-AI conversations,” Meta AI, 2023. arXiv:2312.06674.</w:t>
       </w:r>
     </w:p>
     <w:p>
@@ -7592,7 +7592,7 @@
           <w:sz w:val="22"/>
           <w:szCs w:val="22"/>
         </w:rPr>
-        <w:t xml:space="preserve">[22] G. K. Sandve, A. Nekrutenko, J. Taylor, and E. Hovig, “Ten simple rules for reproducible computational research,” PLOS Computational Biology, vol. 9, no. 10, e1003285, 2013.</w:t>
+        <w:t xml:space="preserve">[22] J. Pineau et al., “Improving reproducibility in machine learning research (a report from the NeurIPS 2019 reproducibility program),” Journal of Machine Learning Research (JMLR), vol. 22, 2021. arXiv:2003.12206.</w:t>
       </w:r>
     </w:p>
     <w:p>
@@ -7606,7 +7606,7 @@
           <w:sz w:val="22"/>
           <w:szCs w:val="22"/>
         </w:rPr>
-        <w:t xml:space="preserve">[23] G. Wilson, J. Bryan, K. Cranston, J. Kitzes, L. Nederbragt, and T. K. Teal, “Good enough practices in scientific computing,” PLOS Computational Biology, vol. 13, no. 6, e1005510, 2017.</w:t>
+        <w:t xml:space="preserve">[23] G. K. Sandve, A. Nekrutenko, J. Taylor, and E. Hovig, “Ten simple rules for reproducible computational research,” PLOS Computational Biology, vol. 9, no. 10, e1003285, 2013.</w:t>
       </w:r>
     </w:p>
     <w:p>
@@ -7620,7 +7620,21 @@
           <w:sz w:val="22"/>
           <w:szCs w:val="22"/>
         </w:rPr>
-        <w:t xml:space="preserve">[24] A. M. Smith et al., “Journal of Open Source Software (JOSS): Design and first-year review,” arXiv preprint arXiv:1707.02264, 2017.</w:t>
+        <w:t xml:space="preserve">[24] G. Wilson, J. Bryan, K. Cranston, J. Kitzes, L. Nederbragt, and T. K. Teal, “Good enough practices in scientific computing,” PLOS Computational Biology, vol. 13, no. 6, e1005510, 2017.</w:t>
+      </w:r>
+    </w:p>
+    <w:p>
+      <w:pPr>
+        <w:spacing w:after="90" w:line="264"/>
+        <w:ind w:left="400" w:hanging="400"/>
+      </w:pPr>
+      <w:r>
+        <w:rPr>
+          <w:rFonts w:ascii="Times New Roman" w:cs="Times New Roman" w:eastAsia="Times New Roman" w:hAnsi="Times New Roman"/>
+          <w:sz w:val="22"/>
+          <w:szCs w:val="22"/>
+        </w:rPr>
+        <w:t xml:space="preserve">[25] A. M. Smith et al., “Journal of Open Source Software (JOSS): Design and first-year review,” arXiv preprint arXiv:1707.02264, 2017.</w:t>
       </w:r>
     </w:p>
     <w:p>
@@ -7651,7 +7665,7 @@
           <w:sz w:val="24"/>
           <w:szCs w:val="24"/>
         </w:rPr>
-        <w:t xml:space="preserve">All code, configuration, and redacted result artefacts are in the project repository. The analysis reproduces byte-for-byte from the committed sidecars without a GPU; full experiments require the gated model weights and a CUDA GPU. The project maps to the ML Reproducibility Checklist [21]: models and algorithms are described (Chapters 3–4); datasets, splits, and sample counts are recorded in each run summary; code and declared dependencies are released; hyper-parameters and decoding controls are recorded in every summary; the compute infrastructure is recorded; and significance procedures are specified, with multiple comparisons disclosed. The dependency set is declared with minimum-version floors (a lockfile with exact pins is a future hardening step). The repository follows recognised research-software practice (scripts rather than manual steps, fixed seeds, explicit dependencies, and a documented project structure [22], [23]) and is packaged for reuse in line with open-source-software peer-review norms [24]. Raw generations are gitignored and hash-pinned; only redacted sidecars (identifiers, booleans, scalars) are released, so the study is reproducible without redistributing harmful text. The primary artefacts live under results_512/ (the 512-token study), with the 128-token run retained under results/ as the generation-length comparison; a checksum manifest pins 300 immutable raw files across both trees and the multi-seed arm.</w:t>
+        <w:t xml:space="preserve">All code, configuration, and redacted result artefacts are in the project repository. The analysis reproduces byte-for-byte from the committed sidecars without a GPU; full experiments require the gated model weights and a CUDA GPU. The project maps to the ML Reproducibility Checklist [22]: models and algorithms are described (Chapters 3–4); datasets, splits, and sample counts are recorded in each run summary; code and declared dependencies are released; hyper-parameters and decoding controls are recorded in every summary; the compute infrastructure is recorded; and significance procedures are specified, with multiple comparisons disclosed. The dependency set is declared with minimum-version floors (a lockfile with exact pins is a future hardening step). The repository follows recognised research-software practice (scripts rather than manual steps, fixed seeds, explicit dependencies, and a documented project structure [23], [24]) and is packaged for reuse in line with open-source-software peer-review norms [25]. Raw generations are gitignored and hash-pinned; only redacted sidecars (identifiers, booleans, scalars) are released, so the study is reproducible without redistributing harmful text. The primary artefacts live under results_512/ (the 512-token study), with the 128-token run retained under results/ as the generation-length comparison; a checksum manifest pins 300 immutable raw files across both trees and the multi-seed arm.</w:t>
       </w:r>
     </w:p>
     <w:p>

--- a/docs/FYP_Interim_2026-07-10.docx
+++ b/docs/FYP_Interim_2026-07-10.docx
@@ -182,7 +182,7 @@
           <w:sz w:val="26"/>
           <w:szCs w:val="26"/>
         </w:rPr>
-        <w:t xml:space="preserve">Interim Report · 10 July 2026</w:t>
+        <w:t xml:space="preserve">Interim Report · 10 July 2026 · content revised through 22 July 2026</w:t>
       </w:r>
     </w:p>
     <w:p>
@@ -2553,7 +2553,7 @@
           <w:sz w:val="24"/>
           <w:szCs w:val="24"/>
         </w:rPr>
-        <w:t xml:space="preserve">HarmBench Attack Success Rate is scored by the official HarmBench classifier (cais/HarmBench-Llama-2-13b-cls) [3], run in full precision so that the reference instrument is not itself confounded by quantization. A second, architecturally independent judge (GPT-4o) re-scores the same generations as a robustness check [11], [12]. A deterministic refusal regex is retained only as a secondary, transparent proxy. This choice is itself a research object: this report reports the agreement between scorers and shows that the regex over-counts, which is why it is demoted. MMLU and ARC use deterministic exact match; XSTest over-refusal uses the regex (the HarmBench classifier judges harmful compliance only).</w:t>
+        <w:t xml:space="preserve">HarmBench Attack Success Rate is scored by the official HarmBench classifier (cais/HarmBench-Llama-2-13b-cls) [3] — prompted with the Hugging Face model-card template rather than the GitHub evaluation-harness variant, so absolute ASR levels are not directly harness-comparable while matched-pair deltas are unaffected — run in full precision so that the reference instrument is not itself confounded by quantization. A second, architecturally independent judge (GPT-4o; run 2026-06-14 — the API alias’s dated snapshot was not recorded, so the revision-pinned open-weight LlamaGuard third judge is the reproducible arm) re-scores the same generations as a robustness check [11], [12]. A deterministic refusal regex is retained only as a secondary, transparent proxy. This choice is itself a research object: this report reports the agreement between scorers and shows that the regex over-counts, which is why it is demoted. MMLU and ARC use deterministic exact match; XSTest over-refusal uses the regex (the HarmBench classifier judges harmful compliance only).</w:t>
       </w:r>
     </w:p>
     <w:p>
@@ -3047,7 +3047,7 @@
           <w:sz w:val="24"/>
           <w:szCs w:val="24"/>
         </w:rPr>
-        <w:t xml:space="preserve">All inference uses greedy decoding at temperature 0.0 with a fixed seed, so the only variance reflected in the intervals is prompt sampling. Generation uses HarmBench’s standardized 512-token evaluation budget as the primary configuration: the HarmBench authors show the number of tokens generated during evaluation can change the measured attack-success rate by up to 30 percent and standardize the parameter to N = 512 for exactly that reason [3]. An initial 128-token run is retained, unchanged, as a controlled generation-length comparison (§6.3). Deltas carry paired-bootstrap 95% confidence intervals [15] (2,000 resamples, seed 42), resampled by prompt identity so that both members of a pair see the same prompts in the same order. Every HarmBench contrast is tested with McNemar’s exact paired test [16]; significance is reported both uncorrected and under a Benjamini-Hochberg false-discovery-rate correction [17] over the twenty-contrast primary family; a power analysis reports the minimum detectable effect (about 0.04–0.09 per pair at n = 200); and a multi-seed sensitivity arm (temperature 0.7, five seeds, all five pairs) estimates generation-level variance.</w:t>
+        <w:t xml:space="preserve">All inference uses greedy decoding at temperature 0.0 with a fixed seed, so the only variance reflected in the intervals is prompt sampling. Generation uses HarmBench’s standardized 512-token evaluation budget as the primary configuration: the HarmBench authors show the number of tokens generated during evaluation can change the measured attack-success rate by up to 30 percent and standardize the parameter to N = 512 for exactly that reason [3]. An initial 128-token run is retained, unchanged, as a controlled generation-length comparison (§6.3). Deltas carry paired-bootstrap 95% confidence intervals [15] (2,000 resamples, seed 42), resampled by prompt identity so that both members of a pair see the same prompts in the same order. Every HarmBench contrast is tested with McNemar’s exact paired test [16]; significance is reported both uncorrected and under a Benjamini-Hochberg false-discovery-rate correction [17] over the twenty-contrast primary family; a power analysis (Connor’s normal-approximation treatment of the paired McNemar design [18]) reports the minimum detectable effect (about 0.04–0.09 per pair at n = 200); and a multi-seed sensitivity arm (temperature 0.7, five seeds, all five pairs) estimates generation-level variance.</w:t>
       </w:r>
     </w:p>
     <w:p>
@@ -3990,7 +3990,7 @@
           <w:sz w:val="24"/>
           <w:szCs w:val="24"/>
         </w:rPr>
-        <w:t xml:space="preserve">The first result concerns the instrument. The refusal regex reports far higher Attack Success Rates than the HarmBench classifier, and the gap is uneven by family. Cohen’s κ [18] between the regex and the classifier at the 512-token reference budget is fair-to-moderate for the Qwen and Mistral models and substantial or better for Llama and Phi (verbal bands per Landis and Koch [19]) (Table 6.1), because models that produce a large volume of ambiguous, non-refusing-but-benign text are exactly those the regex mis-scores. In aggregate the classifier’s harmful set is a near-strict subset of the regex’s (28 judge-only labels against 325 regex-only across the ten models), so the disagreement is overwhelmingly one-directional over-counting. At the retired 128-token budget, adopting the classifier had moved the significant increases wholesale: the regex placed them on Qwen3-4B and Mistral, the classifier on Qwen3-1.7B alone. At the reference budget it removes every significant increase entirely (§6.2). A stratified human-label audit (200 items, single annotator) confirms the direction against truth rather than against another model: the classifier agrees with a human annotator at Cohen’s κ 0.59 (moderate) while the regex agrees at only 0.11 (slight) — against the human’s 200 labels the regex over-flagged 101 responses as harmful to the classifier’s 18, and the human, flagging 37, applied the highest bar of the three — so refusal-counting over-states harmful compliance relative to human judgment, not merely relative to the classifier; the classifier is a better scorer, though at moderate agreement, not a perfect human proxy. In safety evaluation the choice of scorer is not a detail: it can change the conclusion.</w:t>
+        <w:t xml:space="preserve">The first result concerns the instrument. The refusal regex reports far higher Attack Success Rates than the HarmBench classifier, and the gap is uneven by family. Cohen’s κ [19] between the regex and the classifier at the 512-token reference budget is fair-to-moderate for the Qwen and Mistral models and substantial or better for Llama and Phi (verbal bands per Landis and Koch [20]) (Table 6.1), because models that produce a large volume of ambiguous, non-refusing-but-benign text are exactly those the regex mis-scores. In aggregate the classifier’s harmful set is a near-strict subset of the regex’s (28 judge-only labels against 325 regex-only across the ten models), so the disagreement is overwhelmingly one-directional over-counting. At the retired 128-token budget, adopting the classifier had moved the significant increases wholesale: the regex placed them on Qwen3-4B and Mistral, the classifier on Qwen3-1.7B alone. At the reference budget it removes every significant increase entirely (§6.2). A stratified human-label audit (200 items, single annotator) confirms the direction against truth rather than against another model: the classifier agrees with a human annotator at Cohen’s κ 0.59 (moderate) while the regex agrees at only 0.11 (slight) — against the human’s 200 labels the regex over-flagged 101 responses as harmful to the classifier’s 18, and the human, flagging 37, applied the highest bar of the three — so refusal-counting over-states harmful compliance relative to human judgment, not merely relative to the classifier; the classifier is a better scorer, though at moderate agreement, not a perfect human proxy. In safety evaluation the choice of scorer is not a detail: it can change the conclusion.</w:t>
       </w:r>
     </w:p>
     <w:tbl>
@@ -5765,7 +5765,7 @@
           <w:sz w:val="24"/>
           <w:szCs w:val="24"/>
         </w:rPr>
-        <w:t xml:space="preserve">To probe the boundary behaviour behind the 128-token signal, a derived analysis measured each model’s first-token refusal margin in fp16 and under NF4, following the observation that quantization most affects low-confidence, near-boundary decisions [20]. A thin baseline margin does predict which prompts flip, but only weakly within a family, and the flips are symmetric: quantization destabilises the decision boundary in both directions rather than eroding refusals one-directionally. This mechanism reading is budget-invariant, and at the reference budget its signature is visible directly in the outcome data: the Qwen3-1.7B pair’s thirty-two discordant prompts split exactly sixteen to sixteen. The change is more consistent with generic capability-driven boundary instability than a targeted alignment shift, reinforcing the capability-anchored reading.</w:t>
+        <w:t xml:space="preserve">To probe the boundary behaviour behind the 128-token signal, a derived analysis measured each model’s first-token refusal margin in fp16 and under NF4, following the observation that quantization most affects low-confidence, near-boundary decisions [21]. A thin baseline margin does predict which prompts flip, but only weakly within a family, and the flips are symmetric: quantization destabilises the decision boundary in both directions rather than eroding refusals one-directionally. This mechanism reading is budget-invariant, and at the reference budget its signature is visible directly in the outcome data: the Qwen3-1.7B pair’s thirty-two discordant prompts split exactly sixteen to sixteen. The change is more consistent with generic capability-driven boundary instability than a targeted alignment shift, reinforcing the capability-anchored reading.</w:t>
       </w:r>
     </w:p>
     <w:p>
@@ -5795,7 +5795,7 @@
           <w:sz w:val="24"/>
           <w:szCs w:val="24"/>
         </w:rPr>
-        <w:t xml:space="preserve">Adding INT8 shows the effect is not a smooth function of bit-width. On capability the result is a clean cliff at four-bit: every INT8 MMLU and ARC point estimate sits within about 1.3 percentage points of fp16, far below the multiplicity-robust NF4 losses of three to nine points and below the study’s detection floor, while the significant capability losses are all at NF4. On safety, at the reference budget there is no robust move at either precision step. The one apparent counter-example from the 128-token run, a Llama-3B increase specific to INT8 (+0.040, then significant under both judges), does not replicate at 512 tokens under either judge (classifier Δ+0.005, McNemar p = 1.000; GPT-4o Δ+0.010, p = 0.688): it was a 128-era budget artefact — attributable, since Llama truncates at only 3–4 percent (§6.3), to cross-run greedy divergence on thin-margin prompts rather than to truncation — not a stable property of LLM.int8 on this model. Table 6.3 shows the sweep.</w:t>
+        <w:t xml:space="preserve">Adding INT8 shows the effect is not a smooth function of bit-width. On capability the result is a clean cliff at four-bit: every INT8 MMLU and ARC point estimate sits within about 1.3 percentage points of fp16 — paired per-item McNemar contrasts, none significant — far below the multiplicity-robust NF4 losses of three to nine points, while the significant capability losses are all at NF4. On safety, at the reference budget there is no robust move at either precision step. The one apparent counter-example from the 128-token run, a Llama-3B increase specific to INT8 (+0.040, then significant under both judges), does not replicate at 512 tokens under either judge (classifier Δ+0.005, McNemar p = 1.000; GPT-4o Δ+0.010, p = 0.688): it was a 128-era budget artefact — attributable, since Llama truncates at only 3–4 percent (§6.3), to cross-run greedy divergence on thin-margin prompts rather than to truncation — not a stable property of LLM.int8 on this model. Table 6.3 shows the sweep.</w:t>
       </w:r>
     </w:p>
     <w:tbl>
@@ -6763,7 +6763,7 @@
           <w:sz w:val="24"/>
           <w:szCs w:val="24"/>
         </w:rPr>
-        <w:t xml:space="preserve">With 200 HarmBench prompts the confidence intervals are wide (about ±0.05), and a power analysis makes the detection floor explicit: at n = 200 and the observed discordant rates, the minimum detectable ΔASR for 80 percent power is about 0.06 for a representative pair (the per-pair values span 0.04–0.09). The predominance of nulls on the safety axis is therefore a power-bounded null (“no detectable change at n = 200”), not a proven zero, and the multi-seed sign-consistency for the smallest pair (§6.3) is compatible with a real effect below that floor.</w:t>
+        <w:t xml:space="preserve">With 200 HarmBench prompts the confidence intervals are wide (about ±0.05), and a power analysis [18] makes the detection floor explicit: at n = 200 and the observed discordant rates, the minimum detectable ΔASR for 80 percent power is about 0.06 for a representative pair (the per-pair values span 0.04–0.09). The predominance of nulls on the safety axis is therefore a power-bounded null (“no detectable change at n = 200”), not a proven zero, and the multi-seed sign-consistency for the smallest pair (§6.3) is compatible with a real effect below that floor.</w:t>
       </w:r>
     </w:p>
     <w:p>
@@ -6898,7 +6898,7 @@
           <w:sz w:val="24"/>
           <w:szCs w:val="24"/>
         </w:rPr>
-        <w:t xml:space="preserve">External validity is bounded by five pairs, one decoding regime (greedy primary, with a five-pair multi-seed arm), two bitsandbytes methods, direct requests only, and English-only text; the cross-family, cross-precision, and cross-budget sweeps widen it but do not make it general. Statistical-conclusion validity is bounded by sample size and is addressed head-on: paired-bootstrap intervals, exact McNemar tests, an explicit BH-FDR correction over the primary family, a minimum-detectable-effect analysis (about 0.04–0.09 per pair), and a two-layer evidence status rather than bare significance.</w:t>
+        <w:t xml:space="preserve">External validity is bounded by five pairs, one decoding regime (greedy primary, with a five-pair multi-seed arm; the two Qwen3 pairs run in non-default non-thinking mode, with the quantization × thinking-mode interaction untested), two bitsandbytes methods, direct requests only, and English-only text; the cross-family, cross-precision, and cross-budget sweeps widen it but do not make it general. Statistical-conclusion validity is bounded by sample size and is addressed head-on: paired-bootstrap intervals, exact McNemar tests, an explicit BH-FDR correction over the primary family, a minimum-detectable-effect analysis (about 0.04–0.09 per pair), and a two-layer evidence status rather than bare significance.</w:t>
       </w:r>
     </w:p>
     <w:p>
@@ -7041,7 +7041,7 @@
           <w:sz w:val="24"/>
           <w:szCs w:val="24"/>
         </w:rPr>
-        <w:t xml:space="preserve">Generation stopping: the generation loop halts only on the tokenizer’s default end-of-sequence token, so responses can run past the model’s completed answer into synthetic follow-up turns (the model role-playing both sides of a dialogue), which skip_special_tokens decoding saves as a run-on. This is a decoding-configuration artefact: it inflates response length but is produced identically by both pair members, so it cancels in every matched-pair delta, and the full-response classifier still scores any harmful content a continuation might contain. Stopping at the chat turn-end token is a straightforward fix for future runs.</w:t>
+        <w:t xml:space="preserve">Generation stopping: the generation loop halts only on the tokenizer’s default end-of-sequence token, so responses can run past the model’s completed answer into synthetic follow-up turns (the model role-playing both sides of a dialogue), which skip_special_tokens decoding saves as a run-on. This is a decoding-configuration artefact: it inflates response length but is produced identically by both pair members, so its effect is matched across the pair by construction, and the full-response classifier still scores any harmful content a continuation might contain. Stopping at the chat turn-end token is a straightforward fix for future runs.</w:t>
       </w:r>
     </w:p>
     <w:p>
@@ -7106,7 +7106,7 @@
           <w:sz w:val="24"/>
           <w:szCs w:val="24"/>
         </w:rPr>
-        <w:t xml:space="preserve">The experimental programme is complete. All five matched pairs across four families (Qwen3-1.7B, Qwen3-4B, Llama-3.2-3B-Instruct, Mistral-7B-Instruct-v0.3, and Phi-4-mini-instruct) have been evaluated at three precisions (fp16, INT8, NF4) on all four benchmarks (HarmBench, XSTest, MMLU, and ARC-Challenge), at both HarmBench’s 512-token reference budget (the primary study) and an initial 128-token budget (retained as a controlled comparison), on the NTU TC1 GPU cluster. Harmful compliance has been scored by the official HarmBench classifier and cross-checked by a second, architecturally independent judge (GPT-4o) across all ten models and by an open-weight third judge (Llama-Guard-3-8B [21], revision-pinned) across all fifteen aliases — Cohen’s κ 0.36–0.92 against the classifier over the ten base/NF4 aliases, every per-pair ΔASR non-significant; a reproducibility cross-check of a looser “is this response unsafe?” construct, not a second construct-validity oracle — and a single-annotator human-label validation of 200 stratified responses has grounded the primary scorer against human judgment (classifier κ 0.59 versus regex 0.11). Three robustness arms are complete: a five-seed stochastic-decoding sensitivity arm (all five pairs), a first-token refusal-margin mechanism probe, and the fp16 → INT8 → NF4 precision sweep. The analysis is complete, and the supporting framework, automated verification suite, and artifact-derived claim registry are implemented and released.</w:t>
+        <w:t xml:space="preserve">The experimental programme is complete. All five matched pairs across four families (Qwen3-1.7B, Qwen3-4B, Llama-3.2-3B-Instruct, Mistral-7B-Instruct-v0.3, and Phi-4-mini-instruct) have been evaluated at three precisions (fp16, INT8, NF4) on all four benchmarks (HarmBench, XSTest, MMLU, and ARC-Challenge), at both HarmBench’s 512-token reference budget (the primary study) and an initial 128-token budget (retained as a controlled comparison), on the NTU TC1 GPU cluster. Harmful compliance has been scored by the official HarmBench classifier and cross-checked by a second, architecturally independent judge (GPT-4o) across all ten models and by an open-weight third judge (Llama-Guard-3-8B [22], revision-pinned) across all fifteen aliases — Cohen’s κ 0.36–0.92 against the classifier over the ten base/NF4 aliases, every per-pair ΔASR non-significant; a reproducibility cross-check of a looser “is this response unsafe?” construct, not a second construct-validity oracle — and a single-annotator human-label validation of 200 stratified responses has grounded the primary scorer against human judgment (classifier κ 0.59 versus regex 0.11). Three robustness arms are complete: a five-seed stochastic-decoding sensitivity arm (all five pairs), a first-token refusal-margin mechanism probe, and the fp16 → INT8 → NF4 precision sweep. The analysis is complete, and the supporting framework, automated verification suite, and artifact-derived claim registry are implemented and released.</w:t>
       </w:r>
     </w:p>
     <w:p>
@@ -7536,7 +7536,7 @@
           <w:sz w:val="22"/>
           <w:szCs w:val="22"/>
         </w:rPr>
-        <w:t xml:space="preserve">[18] J. Cohen, “A coefficient of agreement for nominal scales,” Educational and Psychological Measurement, vol. 20, no. 1, pp. 37–46, 1960.</w:t>
+        <w:t xml:space="preserve">[18] R. J. Connor, “Sample size for testing differences in proportions for the paired-sample design,” Biometrics, vol. 43, no. 1, pp. 207–211, 1987.</w:t>
       </w:r>
     </w:p>
     <w:p>
@@ -7550,7 +7550,7 @@
           <w:sz w:val="22"/>
           <w:szCs w:val="22"/>
         </w:rPr>
-        <w:t xml:space="preserve">[19] J. R. Landis and G. G. Koch, “The measurement of observer agreement for categorical data,” Biometrics, vol. 33, no. 1, pp. 159–174, 1977.</w:t>
+        <w:t xml:space="preserve">[19] J. Cohen, “A coefficient of agreement for nominal scales,” Educational and Psychological Measurement, vol. 20, no. 1, pp. 37–46, 1960.</w:t>
       </w:r>
     </w:p>
     <w:p>
@@ -7564,7 +7564,7 @@
           <w:sz w:val="22"/>
           <w:szCs w:val="22"/>
         </w:rPr>
-        <w:t xml:space="preserve">[20] I. Proskurina, L. Brun, G. Metzler, and J. Velcin, “When quantization affects confidence of large language models?,” arXiv preprint arXiv:2405.00632, 2024.</w:t>
+        <w:t xml:space="preserve">[20] J. R. Landis and G. G. Koch, “The measurement of observer agreement for categorical data,” Biometrics, vol. 33, no. 1, pp. 159–174, 1977.</w:t>
       </w:r>
     </w:p>
     <w:p>
@@ -7578,7 +7578,7 @@
           <w:sz w:val="22"/>
           <w:szCs w:val="22"/>
         </w:rPr>
-        <w:t xml:space="preserve">[21] H. Inan et al., “Llama Guard: LLM-based input-output safeguard for human-AI conversations,” Meta AI, 2023. arXiv:2312.06674.</w:t>
+        <w:t xml:space="preserve">[21] I. Proskurina, L. Brun, G. Metzler, and J. Velcin, “When quantization affects confidence of large language models?,” in Findings of NAACL, 2024. arXiv:2405.00632.</w:t>
       </w:r>
     </w:p>
     <w:p>
@@ -7592,7 +7592,7 @@
           <w:sz w:val="22"/>
           <w:szCs w:val="22"/>
         </w:rPr>
-        <w:t xml:space="preserve">[22] J. Pineau et al., “Improving reproducibility in machine learning research (a report from the NeurIPS 2019 reproducibility program),” Journal of Machine Learning Research (JMLR), vol. 22, 2021. arXiv:2003.12206.</w:t>
+        <w:t xml:space="preserve">[22] H. Inan et al., “Llama Guard: LLM-based input-output safeguard for human-AI conversations,” Meta AI, 2023. arXiv:2312.06674.</w:t>
       </w:r>
     </w:p>
     <w:p>
@@ -7606,7 +7606,7 @@
           <w:sz w:val="22"/>
           <w:szCs w:val="22"/>
         </w:rPr>
-        <w:t xml:space="preserve">[23] G. K. Sandve, A. Nekrutenko, J. Taylor, and E. Hovig, “Ten simple rules for reproducible computational research,” PLOS Computational Biology, vol. 9, no. 10, e1003285, 2013.</w:t>
+        <w:t xml:space="preserve">[23] J. Pineau et al., “Improving reproducibility in machine learning research (a report from the NeurIPS 2019 reproducibility program),” Journal of Machine Learning Research (JMLR), vol. 22, 2021. arXiv:2003.12206.</w:t>
       </w:r>
     </w:p>
     <w:p>
@@ -7620,7 +7620,7 @@
           <w:sz w:val="22"/>
           <w:szCs w:val="22"/>
         </w:rPr>
-        <w:t xml:space="preserve">[24] G. Wilson, J. Bryan, K. Cranston, J. Kitzes, L. Nederbragt, and T. K. Teal, “Good enough practices in scientific computing,” PLOS Computational Biology, vol. 13, no. 6, e1005510, 2017.</w:t>
+        <w:t xml:space="preserve">[24] G. K. Sandve, A. Nekrutenko, J. Taylor, and E. Hovig, “Ten simple rules for reproducible computational research,” PLOS Computational Biology, vol. 9, no. 10, e1003285, 2013.</w:t>
       </w:r>
     </w:p>
     <w:p>
@@ -7634,7 +7634,21 @@
           <w:sz w:val="22"/>
           <w:szCs w:val="22"/>
         </w:rPr>
-        <w:t xml:space="preserve">[25] A. M. Smith et al., “Journal of Open Source Software (JOSS): Design and first-year review,” arXiv preprint arXiv:1707.02264, 2017.</w:t>
+        <w:t xml:space="preserve">[25] G. Wilson, J. Bryan, K. Cranston, J. Kitzes, L. Nederbragt, and T. K. Teal, “Good enough practices in scientific computing,” PLOS Computational Biology, vol. 13, no. 6, e1005510, 2017.</w:t>
+      </w:r>
+    </w:p>
+    <w:p>
+      <w:pPr>
+        <w:spacing w:after="90" w:line="264"/>
+        <w:ind w:left="400" w:hanging="400"/>
+      </w:pPr>
+      <w:r>
+        <w:rPr>
+          <w:rFonts w:ascii="Times New Roman" w:cs="Times New Roman" w:eastAsia="Times New Roman" w:hAnsi="Times New Roman"/>
+          <w:sz w:val="22"/>
+          <w:szCs w:val="22"/>
+        </w:rPr>
+        <w:t xml:space="preserve">[26] A. M. Smith et al., “Journal of Open Source Software (JOSS): Design and first-year review,” arXiv preprint arXiv:1707.02264, 2017.</w:t>
       </w:r>
     </w:p>
     <w:p>
@@ -7665,7 +7679,7 @@
           <w:sz w:val="24"/>
           <w:szCs w:val="24"/>
         </w:rPr>
-        <w:t xml:space="preserve">All code, configuration, and redacted result artefacts are in the project repository. The analysis reproduces byte-for-byte from the committed sidecars without a GPU; full experiments require the gated model weights and a CUDA GPU. The project maps to the ML Reproducibility Checklist [22]: models and algorithms are described (Chapters 3–4); datasets, splits, and sample counts are recorded in each run summary; code and declared dependencies are released; hyper-parameters and decoding controls are recorded in every summary; the compute infrastructure is recorded; and significance procedures are specified, with multiple comparisons disclosed. The dependency set is declared with minimum-version floors (a lockfile with exact pins is a future hardening step). The repository follows recognised research-software practice (scripts rather than manual steps, fixed seeds, explicit dependencies, and a documented project structure [23], [24]) and is packaged for reuse in line with open-source-software peer-review norms [25]. Raw generations are gitignored and hash-pinned; only redacted sidecars (identifiers, booleans, scalars) are released, so the study is reproducible without redistributing harmful text. The primary artefacts live under results_512/ (the 512-token study), with the 128-token run retained under results/ as the generation-length comparison; a checksum manifest pins 300 immutable raw files across both trees and the multi-seed arm.</w:t>
+        <w:t xml:space="preserve">All code, configuration, and redacted result artefacts are in the project repository. The analysis reproduces byte-for-byte from the committed sidecars without a GPU; full experiments require the gated model weights and a CUDA GPU. The project maps to the ML Reproducibility Checklist [23]: models and algorithms are described (Chapters 3–4); datasets, splits, and sample counts are recorded in each run summary; code and declared dependencies are released; hyper-parameters and decoding controls are recorded in every summary; the compute infrastructure is recorded; and significance procedures are specified, with multiple comparisons disclosed. The dependency set is declared with minimum-version floors (a lockfile with exact pins is a future hardening step). The repository follows recognised research-software practice (scripts rather than manual steps, fixed seeds, explicit dependencies, and a documented project structure [24], [25]) and is packaged for reuse in line with open-source-software peer-review norms [26]. Raw generations are gitignored and hash-pinned; only redacted sidecars (identifiers, booleans, scalars) are released, so the study is reproducible without redistributing harmful text. The primary artefacts live under results_512/ (the 512-token study), with the 128-token run retained under results/ as the generation-length comparison; a checksum manifest pins 340 immutable raw files across both trees and the multi-seed arm.</w:t>
       </w:r>
     </w:p>
     <w:p>
